--- a/docs/Eragonova_Enterprise_Website_Owners_Handbook.docx
+++ b/docs/Eragonova_Enterprise_Website_Owners_Handbook.docx
@@ -140,7 +140,7 @@
                 <w:rFonts w:ascii="Liberation Sans" w:hAnsi="Liberation Sans"/>
                 <w:sz w:val="16"/>
               </w:rPr>
-              <w:t>https://edward-wonder-mordey.github.io/eragonova-website/</w:t>
+              <w:t>https://eragonova.com/</w:t>
             </w:r>
           </w:p>
         </w:tc>
@@ -340,7 +340,7 @@
                 <w:rFonts w:ascii="Liberation Sans" w:hAnsi="Liberation Sans"/>
                 <w:sz w:val="16"/>
               </w:rPr>
-              <w:t>Version 1.0 — 13 October 2026</w:t>
+              <w:t>Version 1.1 — 13 October 2026</w:t>
             </w:r>
           </w:p>
         </w:tc>
@@ -2780,7 +2780,7 @@
                 <w:rFonts w:ascii="Liberation Sans" w:hAnsi="Liberation Sans"/>
                 <w:sz w:val="15"/>
               </w:rPr>
-              <w:t>SEO title/description/social preview</w:t>
+              <w:t>Page SEO titles/descriptions</w:t>
             </w:r>
           </w:p>
         </w:tc>
@@ -2804,7 +2804,7 @@
                 <w:rFonts w:ascii="Liberation Sans" w:hAnsi="Liberation Sans"/>
                 <w:sz w:val="15"/>
               </w:rPr>
-              <w:t>public/index.html</w:t>
+              <w:t>src/data/routeMeta.js</w:t>
             </w:r>
           </w:p>
         </w:tc>
@@ -2828,7 +2828,7 @@
                 <w:rFonts w:ascii="Liberation Sans" w:hAnsi="Liberation Sans"/>
                 <w:sz w:val="15"/>
               </w:rPr>
-              <w:t>Main metadata for search and link sharing.</w:t>
+              <w:t>Main page-by-page search titles, descriptions and canonical paths.</w:t>
             </w:r>
           </w:p>
         </w:tc>
@@ -2854,7 +2854,7 @@
                 <w:rFonts w:ascii="Liberation Sans" w:hAnsi="Liberation Sans"/>
                 <w:sz w:val="15"/>
               </w:rPr>
-              <w:t>Search engine sitemap</w:t>
+              <w:t>Organisation/social SEO shell</w:t>
             </w:r>
           </w:p>
         </w:tc>
@@ -2878,7 +2878,7 @@
                 <w:rFonts w:ascii="Liberation Sans" w:hAnsi="Liberation Sans"/>
                 <w:sz w:val="15"/>
               </w:rPr>
-              <w:t>public/sitemap.xml</w:t>
+              <w:t>public/index.html</w:t>
             </w:r>
           </w:p>
         </w:tc>
@@ -2902,7 +2902,7 @@
                 <w:rFonts w:ascii="Liberation Sans" w:hAnsi="Liberation Sans"/>
                 <w:sz w:val="15"/>
               </w:rPr>
-              <w:t>Update when major public routes change.</w:t>
+              <w:t>Base metadata, organisation schema and social image.</w:t>
             </w:r>
           </w:p>
         </w:tc>
@@ -2928,7 +2928,7 @@
                 <w:rFonts w:ascii="Liberation Sans" w:hAnsi="Liberation Sans"/>
                 <w:sz w:val="15"/>
               </w:rPr>
-              <w:t>Google Search Console verification</w:t>
+              <w:t>Search engine sitemap</w:t>
             </w:r>
           </w:p>
         </w:tc>
@@ -2952,7 +2952,7 @@
                 <w:rFonts w:ascii="Liberation Sans" w:hAnsi="Liberation Sans"/>
                 <w:sz w:val="15"/>
               </w:rPr>
-              <w:t>public/googlebcb43e0ea049d806.html</w:t>
+              <w:t>public/sitemap.xml</w:t>
             </w:r>
           </w:p>
         </w:tc>
@@ -2976,7 +2976,7 @@
                 <w:rFonts w:ascii="Liberation Sans" w:hAnsi="Liberation Sans"/>
                 <w:sz w:val="15"/>
               </w:rPr>
-              <w:t>Do not remove unless changing verification method.</w:t>
+              <w:t>Update when major public routes change.</w:t>
             </w:r>
           </w:p>
         </w:tc>
@@ -3002,7 +3002,7 @@
                 <w:rFonts w:ascii="Liberation Sans" w:hAnsi="Liberation Sans"/>
                 <w:sz w:val="15"/>
               </w:rPr>
-              <w:t>Deployment</w:t>
+              <w:t>Google Search Console verification</w:t>
             </w:r>
           </w:p>
         </w:tc>
@@ -3026,7 +3026,7 @@
                 <w:rFonts w:ascii="Liberation Sans" w:hAnsi="Liberation Sans"/>
                 <w:sz w:val="15"/>
               </w:rPr>
-              <w:t xml:space="preserve"> .github/workflows/deploy-pages.yml</w:t>
+              <w:t>Spaceship DNS + Google Search Console</w:t>
             </w:r>
           </w:p>
         </w:tc>
@@ -3034,6 +3034,80 @@
           <w:tcPr>
             <w:tcW w:type="dxa" w:w="4252"/>
             <w:shd w:fill="FFFFFF"/>
+            <w:tcBorders>
+              <w:top w:val="single" w:sz="4" w:color="D7E0EA" w:space="0"/>
+              <w:left w:val="single" w:sz="4" w:color="D7E0EA" w:space="0"/>
+              <w:bottom w:val="single" w:sz="4" w:color="D7E0EA" w:space="0"/>
+              <w:right w:val="single" w:sz="4" w:color="D7E0EA" w:space="0"/>
+              <w:insideH w:val="single" w:sz="4" w:color="D7E0EA" w:space="0"/>
+              <w:insideV w:val="single" w:sz="4" w:color="D7E0EA" w:space="0"/>
+            </w:tcBorders>
+            <w:vAlign w:val="top"/>
+          </w:tcPr>
+          <w:p>
+            <w:r>
+              <w:rPr>
+                <w:rFonts w:ascii="Liberation Sans" w:hAnsi="Liberation Sans"/>
+                <w:sz w:val="15"/>
+              </w:rPr>
+              <w:t>Use Google Domain verification and add only the TXT record Google supplies.</w:t>
+            </w:r>
+          </w:p>
+        </w:tc>
+      </w:tr>
+      <w:tr>
+        <w:tc>
+          <w:tcPr>
+            <w:tcW w:type="dxa" w:w="2551"/>
+            <w:shd w:fill="F8FAFC"/>
+            <w:tcBorders>
+              <w:top w:val="single" w:sz="4" w:color="D7E0EA" w:space="0"/>
+              <w:left w:val="single" w:sz="4" w:color="D7E0EA" w:space="0"/>
+              <w:bottom w:val="single" w:sz="4" w:color="D7E0EA" w:space="0"/>
+              <w:right w:val="single" w:sz="4" w:color="D7E0EA" w:space="0"/>
+              <w:insideH w:val="single" w:sz="4" w:color="D7E0EA" w:space="0"/>
+              <w:insideV w:val="single" w:sz="4" w:color="D7E0EA" w:space="0"/>
+            </w:tcBorders>
+            <w:vAlign w:val="top"/>
+          </w:tcPr>
+          <w:p>
+            <w:r>
+              <w:rPr>
+                <w:rFonts w:ascii="Liberation Sans" w:hAnsi="Liberation Sans"/>
+                <w:sz w:val="15"/>
+              </w:rPr>
+              <w:t>Deployment</w:t>
+            </w:r>
+          </w:p>
+        </w:tc>
+        <w:tc>
+          <w:tcPr>
+            <w:tcW w:type="dxa" w:w="3061"/>
+            <w:shd w:fill="F8FAFC"/>
+            <w:tcBorders>
+              <w:top w:val="single" w:sz="4" w:color="D7E0EA" w:space="0"/>
+              <w:left w:val="single" w:sz="4" w:color="D7E0EA" w:space="0"/>
+              <w:bottom w:val="single" w:sz="4" w:color="D7E0EA" w:space="0"/>
+              <w:right w:val="single" w:sz="4" w:color="D7E0EA" w:space="0"/>
+              <w:insideH w:val="single" w:sz="4" w:color="D7E0EA" w:space="0"/>
+              <w:insideV w:val="single" w:sz="4" w:color="D7E0EA" w:space="0"/>
+            </w:tcBorders>
+            <w:vAlign w:val="top"/>
+          </w:tcPr>
+          <w:p>
+            <w:r>
+              <w:rPr>
+                <w:rFonts w:ascii="Liberation Sans" w:hAnsi="Liberation Sans"/>
+                <w:sz w:val="15"/>
+              </w:rPr>
+              <w:t xml:space="preserve"> .github/workflows/deploy-pages.yml</w:t>
+            </w:r>
+          </w:p>
+        </w:tc>
+        <w:tc>
+          <w:tcPr>
+            <w:tcW w:type="dxa" w:w="4252"/>
+            <w:shd w:fill="F8FAFC"/>
             <w:tcBorders>
               <w:top w:val="single" w:sz="4" w:color="D7E0EA" w:space="0"/>
               <w:left w:val="single" w:sz="4" w:color="D7E0EA" w:space="0"/>
@@ -3227,7 +3301,7 @@
                 <w:rFonts w:ascii="Liberation Sans" w:hAnsi="Liberation Sans"/>
                 <w:sz w:val="16"/>
               </w:rPr>
-              <w:t>Decides which page opens for #/about, #/services and other links.</w:t>
+              <w:t>Decides which clean page path opens for /about, /services and other links. Older #/... links are also supported.</w:t>
             </w:r>
           </w:p>
         </w:tc>
@@ -3602,7 +3676,7 @@
                 <w:color w:val="FFFFFF"/>
                 <w:sz w:val="16"/>
               </w:rPr>
-              <w:t>Website address after #/</w:t>
+              <w:t>Website path</w:t>
             </w:r>
           </w:p>
         </w:tc>
@@ -3680,7 +3754,7 @@
                 <w:rFonts w:ascii="Liberation Sans" w:hAnsi="Liberation Sans"/>
                 <w:sz w:val="15"/>
               </w:rPr>
-              <w:t>home</w:t>
+              <w:t>/</w:t>
             </w:r>
           </w:p>
         </w:tc>
@@ -3754,7 +3828,7 @@
                 <w:rFonts w:ascii="Liberation Sans" w:hAnsi="Liberation Sans"/>
                 <w:sz w:val="15"/>
               </w:rPr>
-              <w:t>about</w:t>
+              <w:t>/about</w:t>
             </w:r>
           </w:p>
         </w:tc>
@@ -3828,7 +3902,7 @@
                 <w:rFonts w:ascii="Liberation Sans" w:hAnsi="Liberation Sans"/>
                 <w:sz w:val="15"/>
               </w:rPr>
-              <w:t>services</w:t>
+              <w:t>/services</w:t>
             </w:r>
           </w:p>
         </w:tc>
@@ -3902,7 +3976,7 @@
                 <w:rFonts w:ascii="Liberation Sans" w:hAnsi="Liberation Sans"/>
                 <w:sz w:val="15"/>
               </w:rPr>
-              <w:t>projects</w:t>
+              <w:t>/projects</w:t>
             </w:r>
           </w:p>
         </w:tc>
@@ -3976,7 +4050,7 @@
                 <w:rFonts w:ascii="Liberation Sans" w:hAnsi="Liberation Sans"/>
                 <w:sz w:val="15"/>
               </w:rPr>
-              <w:t>academy</w:t>
+              <w:t>/academy</w:t>
             </w:r>
           </w:p>
         </w:tc>
@@ -4050,7 +4124,7 @@
                 <w:rFonts w:ascii="Liberation Sans" w:hAnsi="Liberation Sans"/>
                 <w:sz w:val="15"/>
               </w:rPr>
-              <w:t>resources</w:t>
+              <w:t>/resources</w:t>
             </w:r>
           </w:p>
         </w:tc>
@@ -4098,7 +4172,7 @@
                 <w:rFonts w:ascii="Liberation Sans" w:hAnsi="Liberation Sans"/>
                 <w:sz w:val="15"/>
               </w:rPr>
-              <w:t>src/pages/ClientFacingPages.jsx</w:t>
+              <w:t>src/pages/ResourcesPage.jsx</w:t>
             </w:r>
           </w:p>
         </w:tc>
@@ -4124,7 +4198,7 @@
                 <w:rFonts w:ascii="Liberation Sans" w:hAnsi="Liberation Sans"/>
                 <w:sz w:val="15"/>
               </w:rPr>
-              <w:t>community</w:t>
+              <w:t>/community</w:t>
             </w:r>
           </w:p>
         </w:tc>
@@ -4198,7 +4272,7 @@
                 <w:rFonts w:ascii="Liberation Sans" w:hAnsi="Liberation Sans"/>
                 <w:sz w:val="15"/>
               </w:rPr>
-              <w:t>partners</w:t>
+              <w:t>/partners</w:t>
             </w:r>
           </w:p>
         </w:tc>
@@ -4272,7 +4346,7 @@
                 <w:rFonts w:ascii="Liberation Sans" w:hAnsi="Liberation Sans"/>
                 <w:sz w:val="15"/>
               </w:rPr>
-              <w:t>careers</w:t>
+              <w:t>/careers</w:t>
             </w:r>
           </w:p>
         </w:tc>
@@ -4346,7 +4420,7 @@
                 <w:rFonts w:ascii="Liberation Sans" w:hAnsi="Liberation Sans"/>
                 <w:sz w:val="15"/>
               </w:rPr>
-              <w:t>portal</w:t>
+              <w:t>/portal</w:t>
             </w:r>
           </w:p>
         </w:tc>
@@ -4420,7 +4494,7 @@
                 <w:rFonts w:ascii="Liberation Sans" w:hAnsi="Liberation Sans"/>
                 <w:sz w:val="15"/>
               </w:rPr>
-              <w:t>contact</w:t>
+              <w:t>/contact</w:t>
             </w:r>
           </w:p>
         </w:tc>
@@ -4494,7 +4568,7 @@
                 <w:rFonts w:ascii="Liberation Sans" w:hAnsi="Liberation Sans"/>
                 <w:sz w:val="15"/>
               </w:rPr>
-              <w:t>legal</w:t>
+              <w:t>/legal</w:t>
             </w:r>
           </w:p>
         </w:tc>
@@ -4568,7 +4642,7 @@
                 <w:rFonts w:ascii="Liberation Sans" w:hAnsi="Liberation Sans"/>
                 <w:sz w:val="15"/>
               </w:rPr>
-              <w:t>privacy</w:t>
+              <w:t>/privacy</w:t>
             </w:r>
           </w:p>
         </w:tc>
@@ -4642,7 +4716,7 @@
                 <w:rFonts w:ascii="Liberation Sans" w:hAnsi="Liberation Sans"/>
                 <w:sz w:val="15"/>
               </w:rPr>
-              <w:t>terms</w:t>
+              <w:t>/terms</w:t>
             </w:r>
           </w:p>
         </w:tc>
@@ -5354,7 +5428,7 @@
                 <w:rFonts w:ascii="Liberation Sans" w:hAnsi="Liberation Sans"/>
                 <w:sz w:val="16"/>
               </w:rPr>
-              <w:t>https://edward-wonder-mordey.github.io/eragonova-website/</w:t>
+              <w:t>https://eragonova.com/</w:t>
             </w:r>
           </w:p>
         </w:tc>
@@ -5378,7 +5452,7 @@
                 <w:rFonts w:ascii="Liberation Sans" w:hAnsi="Liberation Sans"/>
                 <w:sz w:val="16"/>
               </w:rPr>
-              <w:t>package.json, public/index.html, sitemap/robots as applicable</w:t>
+              <w:t>public/CNAME, package.json, public/index.html, sitemap/robots</w:t>
             </w:r>
           </w:p>
         </w:tc>
@@ -6083,7 +6157,7 @@
                 <w:rFonts w:ascii="Liberation Sans" w:hAnsi="Liberation Sans"/>
                 <w:sz w:val="15"/>
               </w:rPr>
-              <w:t>Projects, Resources, Community, Careers</w:t>
+              <w:t>Projects, Community and Careers</w:t>
             </w:r>
           </w:p>
         </w:tc>
@@ -6133,7 +6207,7 @@
                 <w:rFonts w:ascii="Liberation Sans" w:hAnsi="Liberation Sans"/>
                 <w:sz w:val="15"/>
               </w:rPr>
-              <w:t>src/pages/PartnersPage.jsx</w:t>
+              <w:t>src/pages/ResourcesPage.jsx</w:t>
             </w:r>
           </w:p>
         </w:tc>
@@ -6157,7 +6231,7 @@
                 <w:rFonts w:ascii="Liberation Sans" w:hAnsi="Liberation Sans"/>
                 <w:sz w:val="15"/>
               </w:rPr>
-              <w:t>Strategic Partners / Elyra Suite</w:t>
+              <w:t>Resources and starter checklists</w:t>
             </w:r>
           </w:p>
         </w:tc>
@@ -6181,7 +6255,7 @@
                 <w:rFonts w:ascii="Liberation Sans" w:hAnsi="Liberation Sans"/>
                 <w:sz w:val="15"/>
               </w:rPr>
-              <w:t>GREEN</w:t>
+              <w:t>GREEN/AMBER</w:t>
             </w:r>
           </w:p>
         </w:tc>
@@ -6207,7 +6281,7 @@
                 <w:rFonts w:ascii="Liberation Sans" w:hAnsi="Liberation Sans"/>
                 <w:sz w:val="15"/>
               </w:rPr>
-              <w:t>src/pages/PortalPage.jsx</w:t>
+              <w:t>src/pages/PartnersPage.jsx</w:t>
             </w:r>
           </w:p>
         </w:tc>
@@ -6231,7 +6305,7 @@
                 <w:rFonts w:ascii="Liberation Sans" w:hAnsi="Liberation Sans"/>
                 <w:sz w:val="15"/>
               </w:rPr>
-              <w:t>Client Portal public experience</w:t>
+              <w:t>Strategic Partners / Elyra Suite</w:t>
             </w:r>
           </w:p>
         </w:tc>
@@ -6255,7 +6329,7 @@
                 <w:rFonts w:ascii="Liberation Sans" w:hAnsi="Liberation Sans"/>
                 <w:sz w:val="15"/>
               </w:rPr>
-              <w:t>AMBER</w:t>
+              <w:t>GREEN</w:t>
             </w:r>
           </w:p>
         </w:tc>
@@ -6281,7 +6355,7 @@
                 <w:rFonts w:ascii="Liberation Sans" w:hAnsi="Liberation Sans"/>
                 <w:sz w:val="15"/>
               </w:rPr>
-              <w:t>src/pages/PrivacyPage.jsx</w:t>
+              <w:t>src/pages/PortalPage.jsx</w:t>
             </w:r>
           </w:p>
         </w:tc>
@@ -6305,7 +6379,7 @@
                 <w:rFonts w:ascii="Liberation Sans" w:hAnsi="Liberation Sans"/>
                 <w:sz w:val="15"/>
               </w:rPr>
-              <w:t>Privacy policy</w:t>
+              <w:t>Client Portal public experience</w:t>
             </w:r>
           </w:p>
         </w:tc>
@@ -6329,7 +6403,7 @@
                 <w:rFonts w:ascii="Liberation Sans" w:hAnsi="Liberation Sans"/>
                 <w:sz w:val="15"/>
               </w:rPr>
-              <w:t>GREEN/AMBER</w:t>
+              <w:t>AMBER</w:t>
             </w:r>
           </w:p>
         </w:tc>
@@ -6355,7 +6429,7 @@
                 <w:rFonts w:ascii="Liberation Sans" w:hAnsi="Liberation Sans"/>
                 <w:sz w:val="15"/>
               </w:rPr>
-              <w:t>src/pages/TermsPage.jsx</w:t>
+              <w:t>src/pages/PrivacyPage.jsx</w:t>
             </w:r>
           </w:p>
         </w:tc>
@@ -6379,7 +6453,7 @@
                 <w:rFonts w:ascii="Liberation Sans" w:hAnsi="Liberation Sans"/>
                 <w:sz w:val="15"/>
               </w:rPr>
-              <w:t>Terms</w:t>
+              <w:t>Privacy policy</w:t>
             </w:r>
           </w:p>
         </w:tc>
@@ -6429,7 +6503,7 @@
                 <w:rFonts w:ascii="Liberation Sans" w:hAnsi="Liberation Sans"/>
                 <w:sz w:val="15"/>
               </w:rPr>
-              <w:t>src/pages/CorporatePages.jsx</w:t>
+              <w:t>src/pages/TermsPage.jsx</w:t>
             </w:r>
           </w:p>
         </w:tc>
@@ -6453,7 +6527,7 @@
                 <w:rFonts w:ascii="Liberation Sans" w:hAnsi="Liberation Sans"/>
                 <w:sz w:val="15"/>
               </w:rPr>
-              <w:t>Current Contact + Legal; also contains older duplicate page code</w:t>
+              <w:t>Terms</w:t>
             </w:r>
           </w:p>
         </w:tc>
@@ -6477,7 +6551,7 @@
                 <w:rFonts w:ascii="Liberation Sans" w:hAnsi="Liberation Sans"/>
                 <w:sz w:val="15"/>
               </w:rPr>
-              <w:t>CAUTION</w:t>
+              <w:t>GREEN/AMBER</w:t>
             </w:r>
           </w:p>
         </w:tc>
@@ -6503,7 +6577,7 @@
                 <w:rFonts w:ascii="Liberation Sans" w:hAnsi="Liberation Sans"/>
                 <w:sz w:val="15"/>
               </w:rPr>
-              <w:t>src/data/siteData.js</w:t>
+              <w:t>src/pages/CorporatePages.jsx</w:t>
             </w:r>
           </w:p>
         </w:tc>
@@ -6527,7 +6601,7 @@
                 <w:rFonts w:ascii="Liberation Sans" w:hAnsi="Liberation Sans"/>
                 <w:sz w:val="15"/>
               </w:rPr>
-              <w:t>16 divisions, pillars, sectors, Academy tracks, resources and community programmes</w:t>
+              <w:t>Current Contact + Legal; also contains older duplicate page code</w:t>
             </w:r>
           </w:p>
         </w:tc>
@@ -6551,7 +6625,7 @@
                 <w:rFonts w:ascii="Liberation Sans" w:hAnsi="Liberation Sans"/>
                 <w:sz w:val="15"/>
               </w:rPr>
-              <w:t>GREEN/AMBER</w:t>
+              <w:t>CAUTION</w:t>
             </w:r>
           </w:p>
         </w:tc>
@@ -6577,7 +6651,7 @@
                 <w:rFonts w:ascii="Liberation Sans" w:hAnsi="Liberation Sans"/>
                 <w:sz w:val="15"/>
               </w:rPr>
-              <w:t>src/components/Header.jsx</w:t>
+              <w:t>src/data/siteData.js</w:t>
             </w:r>
           </w:p>
         </w:tc>
@@ -6601,7 +6675,7 @@
                 <w:rFonts w:ascii="Liberation Sans" w:hAnsi="Liberation Sans"/>
                 <w:sz w:val="15"/>
               </w:rPr>
-              <w:t>Navigation + dark-mode toggle</w:t>
+              <w:t>16 divisions, pillars, sectors, Academy tracks, resources and community programmes</w:t>
             </w:r>
           </w:p>
         </w:tc>
@@ -6625,7 +6699,7 @@
                 <w:rFonts w:ascii="Liberation Sans" w:hAnsi="Liberation Sans"/>
                 <w:sz w:val="15"/>
               </w:rPr>
-              <w:t>AMBER</w:t>
+              <w:t>GREEN/AMBER</w:t>
             </w:r>
           </w:p>
         </w:tc>
@@ -6651,7 +6725,7 @@
                 <w:rFonts w:ascii="Liberation Sans" w:hAnsi="Liberation Sans"/>
                 <w:sz w:val="15"/>
               </w:rPr>
-              <w:t>src/components/ContactSection.jsx</w:t>
+              <w:t>src/components/Header.jsx</w:t>
             </w:r>
           </w:p>
         </w:tc>
@@ -6675,7 +6749,7 @@
                 <w:rFonts w:ascii="Liberation Sans" w:hAnsi="Liberation Sans"/>
                 <w:sz w:val="15"/>
               </w:rPr>
-              <w:t>Contact details + Formspree form</w:t>
+              <w:t>Navigation + dark-mode toggle</w:t>
             </w:r>
           </w:p>
         </w:tc>
@@ -6725,7 +6799,7 @@
                 <w:rFonts w:ascii="Liberation Sans" w:hAnsi="Liberation Sans"/>
                 <w:sz w:val="15"/>
               </w:rPr>
-              <w:t>src/components/HeroSection.new.jsx</w:t>
+              <w:t>src/components/ContactSection.jsx</w:t>
             </w:r>
           </w:p>
         </w:tc>
@@ -6749,7 +6823,7 @@
                 <w:rFonts w:ascii="Liberation Sans" w:hAnsi="Liberation Sans"/>
                 <w:sz w:val="15"/>
               </w:rPr>
-              <w:t>Current homepage hero</w:t>
+              <w:t>Contact details + Formspree form</w:t>
             </w:r>
           </w:p>
         </w:tc>
@@ -6773,7 +6847,7 @@
                 <w:rFonts w:ascii="Liberation Sans" w:hAnsi="Liberation Sans"/>
                 <w:sz w:val="15"/>
               </w:rPr>
-              <w:t>GREEN/AMBER</w:t>
+              <w:t>AMBER</w:t>
             </w:r>
           </w:p>
         </w:tc>
@@ -6799,7 +6873,7 @@
                 <w:rFonts w:ascii="Liberation Sans" w:hAnsi="Liberation Sans"/>
                 <w:sz w:val="15"/>
               </w:rPr>
-              <w:t>src/components/ProjectsSection.new.jsx</w:t>
+              <w:t>src/components/HeroSection.new.jsx</w:t>
             </w:r>
           </w:p>
         </w:tc>
@@ -6823,7 +6897,7 @@
                 <w:rFonts w:ascii="Liberation Sans" w:hAnsi="Liberation Sans"/>
                 <w:sz w:val="15"/>
               </w:rPr>
-              <w:t>Current project showcase</w:t>
+              <w:t>Current homepage hero</w:t>
             </w:r>
           </w:p>
         </w:tc>
@@ -6873,7 +6947,7 @@
                 <w:rFonts w:ascii="Liberation Sans" w:hAnsi="Liberation Sans"/>
                 <w:sz w:val="15"/>
               </w:rPr>
-              <w:t>src/components/CapabilityVisual.jsx</w:t>
+              <w:t>src/components/ProjectsSection.new.jsx</w:t>
             </w:r>
           </w:p>
         </w:tc>
@@ -6897,7 +6971,7 @@
                 <w:rFonts w:ascii="Liberation Sans" w:hAnsi="Liberation Sans"/>
                 <w:sz w:val="15"/>
               </w:rPr>
-              <w:t>Reusable service/capability graphics</w:t>
+              <w:t>Current project showcase</w:t>
             </w:r>
           </w:p>
         </w:tc>
@@ -6921,7 +6995,7 @@
                 <w:rFonts w:ascii="Liberation Sans" w:hAnsi="Liberation Sans"/>
                 <w:sz w:val="15"/>
               </w:rPr>
-              <w:t>AMBER</w:t>
+              <w:t>GREEN/AMBER</w:t>
             </w:r>
           </w:p>
         </w:tc>
@@ -6947,7 +7021,7 @@
                 <w:rFonts w:ascii="Liberation Sans" w:hAnsi="Liberation Sans"/>
                 <w:sz w:val="15"/>
               </w:rPr>
-              <w:t>src/index.css</w:t>
+              <w:t>src/components/CapabilityVisual.jsx</w:t>
             </w:r>
           </w:p>
         </w:tc>
@@ -6971,7 +7045,7 @@
                 <w:rFonts w:ascii="Liberation Sans" w:hAnsi="Liberation Sans"/>
                 <w:sz w:val="15"/>
               </w:rPr>
-              <w:t>Global styling</w:t>
+              <w:t>Reusable service/capability graphics</w:t>
             </w:r>
           </w:p>
         </w:tc>
@@ -6995,7 +7069,451 @@
                 <w:rFonts w:ascii="Liberation Sans" w:hAnsi="Liberation Sans"/>
                 <w:sz w:val="15"/>
               </w:rPr>
+              <w:t>AMBER</w:t>
+            </w:r>
+          </w:p>
+        </w:tc>
+      </w:tr>
+      <w:tr>
+        <w:tc>
+          <w:tcPr>
+            <w:tcW w:type="dxa" w:w="3515"/>
+            <w:shd w:fill="FFFFFF"/>
+            <w:tcBorders>
+              <w:top w:val="single" w:sz="4" w:color="D7E0EA" w:space="0"/>
+              <w:left w:val="single" w:sz="4" w:color="D7E0EA" w:space="0"/>
+              <w:bottom w:val="single" w:sz="4" w:color="D7E0EA" w:space="0"/>
+              <w:right w:val="single" w:sz="4" w:color="D7E0EA" w:space="0"/>
+              <w:insideH w:val="single" w:sz="4" w:color="D7E0EA" w:space="0"/>
+              <w:insideV w:val="single" w:sz="4" w:color="D7E0EA" w:space="0"/>
+            </w:tcBorders>
+            <w:vAlign w:val="top"/>
+          </w:tcPr>
+          <w:p>
+            <w:r>
+              <w:rPr>
+                <w:rFonts w:ascii="Liberation Sans" w:hAnsi="Liberation Sans"/>
+                <w:sz w:val="15"/>
+              </w:rPr>
+              <w:t>src/index.css</w:t>
+            </w:r>
+          </w:p>
+        </w:tc>
+        <w:tc>
+          <w:tcPr>
+            <w:tcW w:type="dxa" w:w="4819"/>
+            <w:shd w:fill="FFFFFF"/>
+            <w:tcBorders>
+              <w:top w:val="single" w:sz="4" w:color="D7E0EA" w:space="0"/>
+              <w:left w:val="single" w:sz="4" w:color="D7E0EA" w:space="0"/>
+              <w:bottom w:val="single" w:sz="4" w:color="D7E0EA" w:space="0"/>
+              <w:right w:val="single" w:sz="4" w:color="D7E0EA" w:space="0"/>
+              <w:insideH w:val="single" w:sz="4" w:color="D7E0EA" w:space="0"/>
+              <w:insideV w:val="single" w:sz="4" w:color="D7E0EA" w:space="0"/>
+            </w:tcBorders>
+            <w:vAlign w:val="top"/>
+          </w:tcPr>
+          <w:p>
+            <w:r>
+              <w:rPr>
+                <w:rFonts w:ascii="Liberation Sans" w:hAnsi="Liberation Sans"/>
+                <w:sz w:val="15"/>
+              </w:rPr>
+              <w:t>Global styling</w:t>
+            </w:r>
+          </w:p>
+        </w:tc>
+        <w:tc>
+          <w:tcPr>
+            <w:tcW w:type="dxa" w:w="1531"/>
+            <w:shd w:fill="FFFFFF"/>
+            <w:tcBorders>
+              <w:top w:val="single" w:sz="4" w:color="D7E0EA" w:space="0"/>
+              <w:left w:val="single" w:sz="4" w:color="D7E0EA" w:space="0"/>
+              <w:bottom w:val="single" w:sz="4" w:color="D7E0EA" w:space="0"/>
+              <w:right w:val="single" w:sz="4" w:color="D7E0EA" w:space="0"/>
+              <w:insideH w:val="single" w:sz="4" w:color="D7E0EA" w:space="0"/>
+              <w:insideV w:val="single" w:sz="4" w:color="D7E0EA" w:space="0"/>
+            </w:tcBorders>
+            <w:vAlign w:val="top"/>
+          </w:tcPr>
+          <w:p>
+            <w:r>
+              <w:rPr>
+                <w:rFonts w:ascii="Liberation Sans" w:hAnsi="Liberation Sans"/>
+                <w:sz w:val="15"/>
+              </w:rPr>
               <w:t>AMBER/RED</w:t>
+            </w:r>
+          </w:p>
+        </w:tc>
+      </w:tr>
+      <w:tr>
+        <w:tc>
+          <w:tcPr>
+            <w:tcW w:type="dxa" w:w="3515"/>
+            <w:shd w:fill="F8FAFC"/>
+            <w:tcBorders>
+              <w:top w:val="single" w:sz="4" w:color="D7E0EA" w:space="0"/>
+              <w:left w:val="single" w:sz="4" w:color="D7E0EA" w:space="0"/>
+              <w:bottom w:val="single" w:sz="4" w:color="D7E0EA" w:space="0"/>
+              <w:right w:val="single" w:sz="4" w:color="D7E0EA" w:space="0"/>
+              <w:insideH w:val="single" w:sz="4" w:color="D7E0EA" w:space="0"/>
+              <w:insideV w:val="single" w:sz="4" w:color="D7E0EA" w:space="0"/>
+            </w:tcBorders>
+            <w:vAlign w:val="top"/>
+          </w:tcPr>
+          <w:p>
+            <w:r>
+              <w:rPr>
+                <w:rFonts w:ascii="Liberation Sans" w:hAnsi="Liberation Sans"/>
+                <w:sz w:val="15"/>
+              </w:rPr>
+              <w:t>src/accessibility.css</w:t>
+            </w:r>
+          </w:p>
+        </w:tc>
+        <w:tc>
+          <w:tcPr>
+            <w:tcW w:type="dxa" w:w="4819"/>
+            <w:shd w:fill="F8FAFC"/>
+            <w:tcBorders>
+              <w:top w:val="single" w:sz="4" w:color="D7E0EA" w:space="0"/>
+              <w:left w:val="single" w:sz="4" w:color="D7E0EA" w:space="0"/>
+              <w:bottom w:val="single" w:sz="4" w:color="D7E0EA" w:space="0"/>
+              <w:right w:val="single" w:sz="4" w:color="D7E0EA" w:space="0"/>
+              <w:insideH w:val="single" w:sz="4" w:color="D7E0EA" w:space="0"/>
+              <w:insideV w:val="single" w:sz="4" w:color="D7E0EA" w:space="0"/>
+            </w:tcBorders>
+            <w:vAlign w:val="top"/>
+          </w:tcPr>
+          <w:p>
+            <w:r>
+              <w:rPr>
+                <w:rFonts w:ascii="Liberation Sans" w:hAnsi="Liberation Sans"/>
+                <w:sz w:val="15"/>
+              </w:rPr>
+              <w:t>Accessibility, focus and reduced-motion styles</w:t>
+            </w:r>
+          </w:p>
+        </w:tc>
+        <w:tc>
+          <w:tcPr>
+            <w:tcW w:type="dxa" w:w="1531"/>
+            <w:shd w:fill="F8FAFC"/>
+            <w:tcBorders>
+              <w:top w:val="single" w:sz="4" w:color="D7E0EA" w:space="0"/>
+              <w:left w:val="single" w:sz="4" w:color="D7E0EA" w:space="0"/>
+              <w:bottom w:val="single" w:sz="4" w:color="D7E0EA" w:space="0"/>
+              <w:right w:val="single" w:sz="4" w:color="D7E0EA" w:space="0"/>
+              <w:insideH w:val="single" w:sz="4" w:color="D7E0EA" w:space="0"/>
+              <w:insideV w:val="single" w:sz="4" w:color="D7E0EA" w:space="0"/>
+            </w:tcBorders>
+            <w:vAlign w:val="top"/>
+          </w:tcPr>
+          <w:p>
+            <w:r>
+              <w:rPr>
+                <w:rFonts w:ascii="Liberation Sans" w:hAnsi="Liberation Sans"/>
+                <w:sz w:val="15"/>
+              </w:rPr>
+              <w:t>AMBER</w:t>
+            </w:r>
+          </w:p>
+        </w:tc>
+      </w:tr>
+      <w:tr>
+        <w:tc>
+          <w:tcPr>
+            <w:tcW w:type="dxa" w:w="3515"/>
+            <w:shd w:fill="FFFFFF"/>
+            <w:tcBorders>
+              <w:top w:val="single" w:sz="4" w:color="D7E0EA" w:space="0"/>
+              <w:left w:val="single" w:sz="4" w:color="D7E0EA" w:space="0"/>
+              <w:bottom w:val="single" w:sz="4" w:color="D7E0EA" w:space="0"/>
+              <w:right w:val="single" w:sz="4" w:color="D7E0EA" w:space="0"/>
+              <w:insideH w:val="single" w:sz="4" w:color="D7E0EA" w:space="0"/>
+              <w:insideV w:val="single" w:sz="4" w:color="D7E0EA" w:space="0"/>
+            </w:tcBorders>
+            <w:vAlign w:val="top"/>
+          </w:tcPr>
+          <w:p>
+            <w:r>
+              <w:rPr>
+                <w:rFonts w:ascii="Liberation Sans" w:hAnsi="Liberation Sans"/>
+                <w:sz w:val="15"/>
+              </w:rPr>
+              <w:t>src/data/routeMeta.js</w:t>
+            </w:r>
+          </w:p>
+        </w:tc>
+        <w:tc>
+          <w:tcPr>
+            <w:tcW w:type="dxa" w:w="4819"/>
+            <w:shd w:fill="FFFFFF"/>
+            <w:tcBorders>
+              <w:top w:val="single" w:sz="4" w:color="D7E0EA" w:space="0"/>
+              <w:left w:val="single" w:sz="4" w:color="D7E0EA" w:space="0"/>
+              <w:bottom w:val="single" w:sz="4" w:color="D7E0EA" w:space="0"/>
+              <w:right w:val="single" w:sz="4" w:color="D7E0EA" w:space="0"/>
+              <w:insideH w:val="single" w:sz="4" w:color="D7E0EA" w:space="0"/>
+              <w:insideV w:val="single" w:sz="4" w:color="D7E0EA" w:space="0"/>
+            </w:tcBorders>
+            <w:vAlign w:val="top"/>
+          </w:tcPr>
+          <w:p>
+            <w:r>
+              <w:rPr>
+                <w:rFonts w:ascii="Liberation Sans" w:hAnsi="Liberation Sans"/>
+                <w:sz w:val="15"/>
+              </w:rPr>
+              <w:t>Page-specific SEO and canonical paths</w:t>
+            </w:r>
+          </w:p>
+        </w:tc>
+        <w:tc>
+          <w:tcPr>
+            <w:tcW w:type="dxa" w:w="1531"/>
+            <w:shd w:fill="FFFFFF"/>
+            <w:tcBorders>
+              <w:top w:val="single" w:sz="4" w:color="D7E0EA" w:space="0"/>
+              <w:left w:val="single" w:sz="4" w:color="D7E0EA" w:space="0"/>
+              <w:bottom w:val="single" w:sz="4" w:color="D7E0EA" w:space="0"/>
+              <w:right w:val="single" w:sz="4" w:color="D7E0EA" w:space="0"/>
+              <w:insideH w:val="single" w:sz="4" w:color="D7E0EA" w:space="0"/>
+              <w:insideV w:val="single" w:sz="4" w:color="D7E0EA" w:space="0"/>
+            </w:tcBorders>
+            <w:vAlign w:val="top"/>
+          </w:tcPr>
+          <w:p>
+            <w:r>
+              <w:rPr>
+                <w:rFonts w:ascii="Liberation Sans" w:hAnsi="Liberation Sans"/>
+                <w:sz w:val="15"/>
+              </w:rPr>
+              <w:t>AMBER</w:t>
+            </w:r>
+          </w:p>
+        </w:tc>
+      </w:tr>
+      <w:tr>
+        <w:tc>
+          <w:tcPr>
+            <w:tcW w:type="dxa" w:w="3515"/>
+            <w:shd w:fill="F8FAFC"/>
+            <w:tcBorders>
+              <w:top w:val="single" w:sz="4" w:color="D7E0EA" w:space="0"/>
+              <w:left w:val="single" w:sz="4" w:color="D7E0EA" w:space="0"/>
+              <w:bottom w:val="single" w:sz="4" w:color="D7E0EA" w:space="0"/>
+              <w:right w:val="single" w:sz="4" w:color="D7E0EA" w:space="0"/>
+              <w:insideH w:val="single" w:sz="4" w:color="D7E0EA" w:space="0"/>
+              <w:insideV w:val="single" w:sz="4" w:color="D7E0EA" w:space="0"/>
+            </w:tcBorders>
+            <w:vAlign w:val="top"/>
+          </w:tcPr>
+          <w:p>
+            <w:r>
+              <w:rPr>
+                <w:rFonts w:ascii="Liberation Sans" w:hAnsi="Liberation Sans"/>
+                <w:sz w:val="15"/>
+              </w:rPr>
+              <w:t>src/analytics.js</w:t>
+            </w:r>
+          </w:p>
+        </w:tc>
+        <w:tc>
+          <w:tcPr>
+            <w:tcW w:type="dxa" w:w="4819"/>
+            <w:shd w:fill="F8FAFC"/>
+            <w:tcBorders>
+              <w:top w:val="single" w:sz="4" w:color="D7E0EA" w:space="0"/>
+              <w:left w:val="single" w:sz="4" w:color="D7E0EA" w:space="0"/>
+              <w:bottom w:val="single" w:sz="4" w:color="D7E0EA" w:space="0"/>
+              <w:right w:val="single" w:sz="4" w:color="D7E0EA" w:space="0"/>
+              <w:insideH w:val="single" w:sz="4" w:color="D7E0EA" w:space="0"/>
+              <w:insideV w:val="single" w:sz="4" w:color="D7E0EA" w:space="0"/>
+            </w:tcBorders>
+            <w:vAlign w:val="top"/>
+          </w:tcPr>
+          <w:p>
+            <w:r>
+              <w:rPr>
+                <w:rFonts w:ascii="Liberation Sans" w:hAnsi="Liberation Sans"/>
+                <w:sz w:val="15"/>
+              </w:rPr>
+              <w:t>Optional GA4 loading and events</w:t>
+            </w:r>
+          </w:p>
+        </w:tc>
+        <w:tc>
+          <w:tcPr>
+            <w:tcW w:type="dxa" w:w="1531"/>
+            <w:shd w:fill="F8FAFC"/>
+            <w:tcBorders>
+              <w:top w:val="single" w:sz="4" w:color="D7E0EA" w:space="0"/>
+              <w:left w:val="single" w:sz="4" w:color="D7E0EA" w:space="0"/>
+              <w:bottom w:val="single" w:sz="4" w:color="D7E0EA" w:space="0"/>
+              <w:right w:val="single" w:sz="4" w:color="D7E0EA" w:space="0"/>
+              <w:insideH w:val="single" w:sz="4" w:color="D7E0EA" w:space="0"/>
+              <w:insideV w:val="single" w:sz="4" w:color="D7E0EA" w:space="0"/>
+            </w:tcBorders>
+            <w:vAlign w:val="top"/>
+          </w:tcPr>
+          <w:p>
+            <w:r>
+              <w:rPr>
+                <w:rFonts w:ascii="Liberation Sans" w:hAnsi="Liberation Sans"/>
+                <w:sz w:val="15"/>
+              </w:rPr>
+              <w:t>RED</w:t>
+            </w:r>
+          </w:p>
+        </w:tc>
+      </w:tr>
+      <w:tr>
+        <w:tc>
+          <w:tcPr>
+            <w:tcW w:type="dxa" w:w="3515"/>
+            <w:shd w:fill="FFFFFF"/>
+            <w:tcBorders>
+              <w:top w:val="single" w:sz="4" w:color="D7E0EA" w:space="0"/>
+              <w:left w:val="single" w:sz="4" w:color="D7E0EA" w:space="0"/>
+              <w:bottom w:val="single" w:sz="4" w:color="D7E0EA" w:space="0"/>
+              <w:right w:val="single" w:sz="4" w:color="D7E0EA" w:space="0"/>
+              <w:insideH w:val="single" w:sz="4" w:color="D7E0EA" w:space="0"/>
+              <w:insideV w:val="single" w:sz="4" w:color="D7E0EA" w:space="0"/>
+            </w:tcBorders>
+            <w:vAlign w:val="top"/>
+          </w:tcPr>
+          <w:p>
+            <w:r>
+              <w:rPr>
+                <w:rFonts w:ascii="Liberation Sans" w:hAnsi="Liberation Sans"/>
+                <w:sz w:val="15"/>
+              </w:rPr>
+              <w:t>public/site-config.js</w:t>
+            </w:r>
+          </w:p>
+        </w:tc>
+        <w:tc>
+          <w:tcPr>
+            <w:tcW w:type="dxa" w:w="4819"/>
+            <w:shd w:fill="FFFFFF"/>
+            <w:tcBorders>
+              <w:top w:val="single" w:sz="4" w:color="D7E0EA" w:space="0"/>
+              <w:left w:val="single" w:sz="4" w:color="D7E0EA" w:space="0"/>
+              <w:bottom w:val="single" w:sz="4" w:color="D7E0EA" w:space="0"/>
+              <w:right w:val="single" w:sz="4" w:color="D7E0EA" w:space="0"/>
+              <w:insideH w:val="single" w:sz="4" w:color="D7E0EA" w:space="0"/>
+              <w:insideV w:val="single" w:sz="4" w:color="D7E0EA" w:space="0"/>
+            </w:tcBorders>
+            <w:vAlign w:val="top"/>
+          </w:tcPr>
+          <w:p>
+            <w:r>
+              <w:rPr>
+                <w:rFonts w:ascii="Liberation Sans" w:hAnsi="Liberation Sans"/>
+                <w:sz w:val="15"/>
+              </w:rPr>
+              <w:t>Public GA4 Measurement ID setting</w:t>
+            </w:r>
+          </w:p>
+        </w:tc>
+        <w:tc>
+          <w:tcPr>
+            <w:tcW w:type="dxa" w:w="1531"/>
+            <w:shd w:fill="FFFFFF"/>
+            <w:tcBorders>
+              <w:top w:val="single" w:sz="4" w:color="D7E0EA" w:space="0"/>
+              <w:left w:val="single" w:sz="4" w:color="D7E0EA" w:space="0"/>
+              <w:bottom w:val="single" w:sz="4" w:color="D7E0EA" w:space="0"/>
+              <w:right w:val="single" w:sz="4" w:color="D7E0EA" w:space="0"/>
+              <w:insideH w:val="single" w:sz="4" w:color="D7E0EA" w:space="0"/>
+              <w:insideV w:val="single" w:sz="4" w:color="D7E0EA" w:space="0"/>
+            </w:tcBorders>
+            <w:vAlign w:val="top"/>
+          </w:tcPr>
+          <w:p>
+            <w:r>
+              <w:rPr>
+                <w:rFonts w:ascii="Liberation Sans" w:hAnsi="Liberation Sans"/>
+                <w:sz w:val="15"/>
+              </w:rPr>
+              <w:t>AMBER</w:t>
+            </w:r>
+          </w:p>
+        </w:tc>
+      </w:tr>
+      <w:tr>
+        <w:tc>
+          <w:tcPr>
+            <w:tcW w:type="dxa" w:w="3515"/>
+            <w:shd w:fill="F8FAFC"/>
+            <w:tcBorders>
+              <w:top w:val="single" w:sz="4" w:color="D7E0EA" w:space="0"/>
+              <w:left w:val="single" w:sz="4" w:color="D7E0EA" w:space="0"/>
+              <w:bottom w:val="single" w:sz="4" w:color="D7E0EA" w:space="0"/>
+              <w:right w:val="single" w:sz="4" w:color="D7E0EA" w:space="0"/>
+              <w:insideH w:val="single" w:sz="4" w:color="D7E0EA" w:space="0"/>
+              <w:insideV w:val="single" w:sz="4" w:color="D7E0EA" w:space="0"/>
+            </w:tcBorders>
+            <w:vAlign w:val="top"/>
+          </w:tcPr>
+          <w:p>
+            <w:r>
+              <w:rPr>
+                <w:rFonts w:ascii="Liberation Sans" w:hAnsi="Liberation Sans"/>
+                <w:sz w:val="15"/>
+              </w:rPr>
+              <w:t>scripts/postbuild.cjs</w:t>
+            </w:r>
+          </w:p>
+        </w:tc>
+        <w:tc>
+          <w:tcPr>
+            <w:tcW w:type="dxa" w:w="4819"/>
+            <w:shd w:fill="F8FAFC"/>
+            <w:tcBorders>
+              <w:top w:val="single" w:sz="4" w:color="D7E0EA" w:space="0"/>
+              <w:left w:val="single" w:sz="4" w:color="D7E0EA" w:space="0"/>
+              <w:bottom w:val="single" w:sz="4" w:color="D7E0EA" w:space="0"/>
+              <w:right w:val="single" w:sz="4" w:color="D7E0EA" w:space="0"/>
+              <w:insideH w:val="single" w:sz="4" w:color="D7E0EA" w:space="0"/>
+              <w:insideV w:val="single" w:sz="4" w:color="D7E0EA" w:space="0"/>
+            </w:tcBorders>
+            <w:vAlign w:val="top"/>
+          </w:tcPr>
+          <w:p>
+            <w:r>
+              <w:rPr>
+                <w:rFonts w:ascii="Liberation Sans" w:hAnsi="Liberation Sans"/>
+                <w:sz w:val="15"/>
+              </w:rPr>
+              <w:t>Creates GitHub Pages clean-route fallback</w:t>
+            </w:r>
+          </w:p>
+        </w:tc>
+        <w:tc>
+          <w:tcPr>
+            <w:tcW w:type="dxa" w:w="1531"/>
+            <w:shd w:fill="F8FAFC"/>
+            <w:tcBorders>
+              <w:top w:val="single" w:sz="4" w:color="D7E0EA" w:space="0"/>
+              <w:left w:val="single" w:sz="4" w:color="D7E0EA" w:space="0"/>
+              <w:bottom w:val="single" w:sz="4" w:color="D7E0EA" w:space="0"/>
+              <w:right w:val="single" w:sz="4" w:color="D7E0EA" w:space="0"/>
+              <w:insideH w:val="single" w:sz="4" w:color="D7E0EA" w:space="0"/>
+              <w:insideV w:val="single" w:sz="4" w:color="D7E0EA" w:space="0"/>
+            </w:tcBorders>
+            <w:vAlign w:val="top"/>
+          </w:tcPr>
+          <w:p>
+            <w:r>
+              <w:rPr>
+                <w:rFonts w:ascii="Liberation Sans" w:hAnsi="Liberation Sans"/>
+                <w:sz w:val="15"/>
+              </w:rPr>
+              <w:t>RED</w:t>
             </w:r>
           </w:p>
         </w:tc>
@@ -11747,7 +12265,7 @@
         <w:rPr>
           <w:rFonts w:ascii="Liberation Sans" w:hAnsi="Liberation Sans"/>
         </w:rPr>
-        <w:t>The main SEO description, title, keywords, canonical URL and social-sharing metadata are in public/index.html. Search-engine support files are in public/robots.txt and public/sitemap.xml. A Google Search Console verification file is already present.</w:t>
+        <w:t>SEO is split between the base page shell and the clean public routes. Page-specific titles, descriptions and canonical paths are stored in src/data/routeMeta.js and applied by src/AppRouter.jsx. Organisation/WebSite structured data is in public/index.html. Search-engine discovery files are public/robots.txt and public/sitemap.xml. Google Search Console should use Domain verification through a TXT record in the eragonova.com DNS settings.</w:t>
       </w:r>
     </w:p>
     <w:tbl>
@@ -11863,7 +12381,7 @@
                 <w:rFonts w:ascii="Liberation Sans" w:hAnsi="Liberation Sans"/>
                 <w:sz w:val="15"/>
               </w:rPr>
-              <w:t>Change Google/search description</w:t>
+              <w:t>Change a page search description</w:t>
             </w:r>
           </w:p>
         </w:tc>
@@ -11887,7 +12405,7 @@
                 <w:rFonts w:ascii="Liberation Sans" w:hAnsi="Liberation Sans"/>
                 <w:sz w:val="15"/>
               </w:rPr>
-              <w:t>public/index.html</w:t>
+              <w:t>src/data/routeMeta.js</w:t>
             </w:r>
           </w:p>
         </w:tc>
@@ -11911,7 +12429,7 @@
                 <w:rFonts w:ascii="Liberation Sans" w:hAnsi="Liberation Sans"/>
                 <w:sz w:val="15"/>
               </w:rPr>
-              <w:t>meta name="description"</w:t>
+              <w:t>Edit the description for the relevant route.</w:t>
             </w:r>
           </w:p>
         </w:tc>
@@ -11937,7 +12455,7 @@
                 <w:rFonts w:ascii="Liberation Sans" w:hAnsi="Liberation Sans"/>
                 <w:sz w:val="15"/>
               </w:rPr>
-              <w:t>Change browser/search title</w:t>
+              <w:t>Change a page browser/search title</w:t>
             </w:r>
           </w:p>
         </w:tc>
@@ -11961,7 +12479,7 @@
                 <w:rFonts w:ascii="Liberation Sans" w:hAnsi="Liberation Sans"/>
                 <w:sz w:val="15"/>
               </w:rPr>
-              <w:t>public/index.html</w:t>
+              <w:t>src/data/routeMeta.js</w:t>
             </w:r>
           </w:p>
         </w:tc>
@@ -11985,7 +12503,7 @@
                 <w:rFonts w:ascii="Liberation Sans" w:hAnsi="Liberation Sans"/>
                 <w:sz w:val="15"/>
               </w:rPr>
-              <w:t>&lt;title&gt; and og:title/twitter:title</w:t>
+              <w:t>Edit the title for the relevant route.</w:t>
             </w:r>
           </w:p>
         </w:tc>
@@ -12011,7 +12529,7 @@
                 <w:rFonts w:ascii="Liberation Sans" w:hAnsi="Liberation Sans"/>
                 <w:sz w:val="15"/>
               </w:rPr>
-              <w:t>Change social preview description</w:t>
+              <w:t>Change base social preview</w:t>
             </w:r>
           </w:p>
         </w:tc>
@@ -12059,7 +12577,7 @@
                 <w:rFonts w:ascii="Liberation Sans" w:hAnsi="Liberation Sans"/>
                 <w:sz w:val="15"/>
               </w:rPr>
-              <w:t>og:description and twitter:description</w:t>
+              <w:t>Edit the default Open Graph/Twitter values used before route JavaScript loads.</w:t>
             </w:r>
           </w:p>
         </w:tc>
@@ -12307,7 +12825,7 @@
                 <w:rFonts w:ascii="Liberation Sans" w:hAnsi="Liberation Sans"/>
                 <w:sz w:val="15"/>
               </w:rPr>
-              <w:t>Google verification</w:t>
+              <w:t>Google Search Console</w:t>
             </w:r>
           </w:p>
         </w:tc>
@@ -12331,7 +12849,7 @@
                 <w:rFonts w:ascii="Liberation Sans" w:hAnsi="Liberation Sans"/>
                 <w:sz w:val="15"/>
               </w:rPr>
-              <w:t>public/googlebcb43e0ea049d806.html</w:t>
+              <w:t>Spaceship DNS</w:t>
             </w:r>
           </w:p>
         </w:tc>
@@ -12355,7 +12873,7 @@
                 <w:rFonts w:ascii="Liberation Sans" w:hAnsi="Liberation Sans"/>
                 <w:sz w:val="15"/>
               </w:rPr>
-              <w:t>Do not remove while using this verification method</w:t>
+              <w:t>Add the TXT verification value supplied by Google for the Domain property.</w:t>
             </w:r>
           </w:p>
         </w:tc>
@@ -12383,7 +12901,7 @@
         <w:rPr>
           <w:rFonts w:ascii="Liberation Sans" w:hAnsi="Liberation Sans"/>
         </w:rPr>
-        <w:t>No Google Analytics gtag integration is currently visible in the source reviewed for this handbook. If analytics is added later, document the measurement ID location here and update the Privacy page if the tool uses cookies or collects visitor data.</w:t>
+        <w:t>Google Analytics 4 support is prepared but intentionally disabled until a real Measurement ID is available. When one is created, put it in public/site-config.js. The site will then load GA4 and record page views, contact clicks and successful contact-form leads. Review the Privacy notice before enabling any analytics or cookie-dependent features.</w:t>
       </w:r>
     </w:p>
     <w:p>
@@ -14389,7 +14907,7 @@
                 <w:rFonts w:ascii="Liberation Sans" w:hAnsi="Liberation Sans"/>
                 <w:sz w:val="15"/>
               </w:rPr>
-              <w:t>Custom domain</w:t>
+              <w:t>Google Search Console</w:t>
             </w:r>
           </w:p>
         </w:tc>
@@ -14413,7 +14931,7 @@
                 <w:rFonts w:ascii="Liberation Sans" w:hAnsi="Liberation Sans"/>
                 <w:sz w:val="15"/>
               </w:rPr>
-              <w:t>Stronger corporate identity than the GitHub Pages URL.</w:t>
+              <w:t>Helps Google discover and report on eragonova.com search performance.</w:t>
             </w:r>
           </w:p>
         </w:tc>
@@ -14437,7 +14955,7 @@
                 <w:rFonts w:ascii="Liberation Sans" w:hAnsi="Liberation Sans"/>
                 <w:sz w:val="15"/>
               </w:rPr>
-              <w:t>When domain ownership is ready.</w:t>
+              <w:t>When Google provides the DNS TXT verification record.</w:t>
             </w:r>
           </w:p>
         </w:tc>
@@ -14759,7 +15277,7 @@
                 <w:rFonts w:ascii="Liberation Sans" w:hAnsi="Liberation Sans"/>
                 <w:sz w:val="15"/>
               </w:rPr>
-              <w:t>Structured SEO per route</w:t>
+              <w:t>SEO review and content growth</w:t>
             </w:r>
           </w:p>
         </w:tc>
@@ -14783,7 +15301,7 @@
                 <w:rFonts w:ascii="Liberation Sans" w:hAnsi="Liberation Sans"/>
                 <w:sz w:val="15"/>
               </w:rPr>
-              <w:t>Improves search targeting beyond one HTML metadata shell.</w:t>
+              <w:t>Keeps route metadata, schema, resources and search targeting aligned with the business.</w:t>
             </w:r>
           </w:p>
         </w:tc>
@@ -14807,7 +15325,7 @@
                 <w:rFonts w:ascii="Liberation Sans" w:hAnsi="Liberation Sans"/>
                 <w:sz w:val="15"/>
               </w:rPr>
-              <w:t>When SEO becomes a dedicated growth channel.</w:t>
+              <w:t>Review quarterly or when major services change.</w:t>
             </w:r>
           </w:p>
         </w:tc>
@@ -16229,6 +16747,7 @@
                 <w:rFonts w:ascii="Liberation Sans" w:hAnsi="Liberation Sans"/>
                 <w:sz w:val="15"/>
               </w:rPr>
+              <w:t>13 Oct 2026</w:t>
             </w:r>
           </w:p>
         </w:tc>
@@ -16252,6 +16771,7 @@
                 <w:rFonts w:ascii="Liberation Sans" w:hAnsi="Liberation Sans"/>
                 <w:sz w:val="15"/>
               </w:rPr>
+              <w:t>Website upgrade</w:t>
             </w:r>
           </w:p>
         </w:tc>
@@ -16275,6 +16795,7 @@
                 <w:rFonts w:ascii="Liberation Sans" w:hAnsi="Liberation Sans"/>
                 <w:sz w:val="15"/>
               </w:rPr>
+              <w:t>routing / SEO / accessibility / contact</w:t>
             </w:r>
           </w:p>
         </w:tc>
@@ -16298,6 +16819,7 @@
                 <w:rFonts w:ascii="Liberation Sans" w:hAnsi="Liberation Sans"/>
                 <w:sz w:val="15"/>
               </w:rPr>
+              <w:t>Moved to eragonova.com clean URLs, route SEO, schema, accessibility improvements, analytics readiness and contact-form privacy/spam protection.</w:t>
             </w:r>
           </w:p>
         </w:tc>
@@ -16321,6 +16843,7 @@
                 <w:rFonts w:ascii="Liberation Sans" w:hAnsi="Liberation Sans"/>
                 <w:sz w:val="15"/>
               </w:rPr>
+              <w:t>Updated after custom-domain launch.</w:t>
             </w:r>
           </w:p>
         </w:tc>
@@ -16773,6 +17296,123 @@
           <w:tcPr>
             <w:tcW w:type="dxa" w:w="2268"/>
             <w:shd w:fill="F8FAFC"/>
+            <w:tcBorders>
+              <w:top w:val="single" w:sz="4" w:color="D7E0EA" w:space="0"/>
+              <w:left w:val="single" w:sz="4" w:color="D7E0EA" w:space="0"/>
+              <w:bottom w:val="single" w:sz="4" w:color="D7E0EA" w:space="0"/>
+              <w:right w:val="single" w:sz="4" w:color="D7E0EA" w:space="0"/>
+              <w:insideH w:val="single" w:sz="4" w:color="D7E0EA" w:space="0"/>
+              <w:insideV w:val="single" w:sz="4" w:color="D7E0EA" w:space="0"/>
+            </w:tcBorders>
+            <w:vAlign w:val="top"/>
+          </w:tcPr>
+          <w:p>
+            <w:r>
+              <w:rPr>
+                <w:rFonts w:ascii="Liberation Sans" w:hAnsi="Liberation Sans"/>
+                <w:sz w:val="15"/>
+              </w:rPr>
+            </w:r>
+          </w:p>
+        </w:tc>
+      </w:tr>
+      <w:tr>
+        <w:tc>
+          <w:tcPr>
+            <w:tcW w:type="dxa" w:w="1417"/>
+            <w:shd w:fill="FFFFFF"/>
+            <w:tcBorders>
+              <w:top w:val="single" w:sz="4" w:color="D7E0EA" w:space="0"/>
+              <w:left w:val="single" w:sz="4" w:color="D7E0EA" w:space="0"/>
+              <w:bottom w:val="single" w:sz="4" w:color="D7E0EA" w:space="0"/>
+              <w:right w:val="single" w:sz="4" w:color="D7E0EA" w:space="0"/>
+              <w:insideH w:val="single" w:sz="4" w:color="D7E0EA" w:space="0"/>
+              <w:insideV w:val="single" w:sz="4" w:color="D7E0EA" w:space="0"/>
+            </w:tcBorders>
+            <w:vAlign w:val="top"/>
+          </w:tcPr>
+          <w:p>
+            <w:r>
+              <w:rPr>
+                <w:rFonts w:ascii="Liberation Sans" w:hAnsi="Liberation Sans"/>
+                <w:sz w:val="15"/>
+              </w:rPr>
+            </w:r>
+          </w:p>
+        </w:tc>
+        <w:tc>
+          <w:tcPr>
+            <w:tcW w:type="dxa" w:w="1701"/>
+            <w:shd w:fill="FFFFFF"/>
+            <w:tcBorders>
+              <w:top w:val="single" w:sz="4" w:color="D7E0EA" w:space="0"/>
+              <w:left w:val="single" w:sz="4" w:color="D7E0EA" w:space="0"/>
+              <w:bottom w:val="single" w:sz="4" w:color="D7E0EA" w:space="0"/>
+              <w:right w:val="single" w:sz="4" w:color="D7E0EA" w:space="0"/>
+              <w:insideH w:val="single" w:sz="4" w:color="D7E0EA" w:space="0"/>
+              <w:insideV w:val="single" w:sz="4" w:color="D7E0EA" w:space="0"/>
+            </w:tcBorders>
+            <w:vAlign w:val="top"/>
+          </w:tcPr>
+          <w:p>
+            <w:r>
+              <w:rPr>
+                <w:rFonts w:ascii="Liberation Sans" w:hAnsi="Liberation Sans"/>
+                <w:sz w:val="15"/>
+              </w:rPr>
+            </w:r>
+          </w:p>
+        </w:tc>
+        <w:tc>
+          <w:tcPr>
+            <w:tcW w:type="dxa" w:w="1984"/>
+            <w:shd w:fill="FFFFFF"/>
+            <w:tcBorders>
+              <w:top w:val="single" w:sz="4" w:color="D7E0EA" w:space="0"/>
+              <w:left w:val="single" w:sz="4" w:color="D7E0EA" w:space="0"/>
+              <w:bottom w:val="single" w:sz="4" w:color="D7E0EA" w:space="0"/>
+              <w:right w:val="single" w:sz="4" w:color="D7E0EA" w:space="0"/>
+              <w:insideH w:val="single" w:sz="4" w:color="D7E0EA" w:space="0"/>
+              <w:insideV w:val="single" w:sz="4" w:color="D7E0EA" w:space="0"/>
+            </w:tcBorders>
+            <w:vAlign w:val="top"/>
+          </w:tcPr>
+          <w:p>
+            <w:r>
+              <w:rPr>
+                <w:rFonts w:ascii="Liberation Sans" w:hAnsi="Liberation Sans"/>
+                <w:sz w:val="15"/>
+              </w:rPr>
+            </w:r>
+          </w:p>
+        </w:tc>
+        <w:tc>
+          <w:tcPr>
+            <w:tcW w:type="dxa" w:w="2551"/>
+            <w:shd w:fill="FFFFFF"/>
+            <w:tcBorders>
+              <w:top w:val="single" w:sz="4" w:color="D7E0EA" w:space="0"/>
+              <w:left w:val="single" w:sz="4" w:color="D7E0EA" w:space="0"/>
+              <w:bottom w:val="single" w:sz="4" w:color="D7E0EA" w:space="0"/>
+              <w:right w:val="single" w:sz="4" w:color="D7E0EA" w:space="0"/>
+              <w:insideH w:val="single" w:sz="4" w:color="D7E0EA" w:space="0"/>
+              <w:insideV w:val="single" w:sz="4" w:color="D7E0EA" w:space="0"/>
+            </w:tcBorders>
+            <w:vAlign w:val="top"/>
+          </w:tcPr>
+          <w:p>
+            <w:r>
+              <w:rPr>
+                <w:rFonts w:ascii="Liberation Sans" w:hAnsi="Liberation Sans"/>
+                <w:sz w:val="15"/>
+              </w:rPr>
+            </w:r>
+          </w:p>
+        </w:tc>
+        <w:tc>
+          <w:tcPr>
+            <w:tcW w:type="dxa" w:w="2268"/>
+            <w:shd w:fill="FFFFFF"/>
             <w:tcBorders>
               <w:top w:val="single" w:sz="4" w:color="D7E0EA" w:space="0"/>
               <w:left w:val="single" w:sz="4" w:color="D7E0EA" w:space="0"/>
@@ -16889,7 +17529,7 @@
         <w:rPr>
           <w:rFonts w:ascii="Liberation Sans" w:hAnsi="Liberation Sans"/>
         </w:rPr>
-        <w:t>I know public/index.html controls the main SEO/social metadata.</w:t>
+        <w:t>I know src/data/routeMeta.js controls page-specific SEO while public/index.html contains the base organisation/social metadata.</w:t>
       </w:r>
     </w:p>
     <w:p>

--- a/docs/Eragonova_Enterprise_Website_Owners_Handbook.docx
+++ b/docs/Eragonova_Enterprise_Website_Owners_Handbook.docx
@@ -2040,7 +2040,7 @@
                 <w:rFonts w:ascii="Liberation Sans" w:hAnsi="Liberation Sans"/>
                 <w:sz w:val="15"/>
               </w:rPr>
-              <w:t>Resources / Community / Careers</w:t>
+              <w:t>Resources</w:t>
             </w:r>
           </w:p>
         </w:tc>
@@ -2064,7 +2064,7 @@
                 <w:rFonts w:ascii="Liberation Sans" w:hAnsi="Liberation Sans"/>
                 <w:sz w:val="15"/>
               </w:rPr>
-              <w:t>src/pages/ClientFacingPages.jsx</w:t>
+              <w:t>src/pages/ResourcesPage.jsx</w:t>
             </w:r>
           </w:p>
         </w:tc>
@@ -2088,7 +2088,7 @@
                 <w:rFonts w:ascii="Liberation Sans" w:hAnsi="Liberation Sans"/>
                 <w:sz w:val="15"/>
               </w:rPr>
-              <w:t>All three are exported from this file.</w:t>
+              <w:t>Starter guides and practical checklists are maintained here.</w:t>
             </w:r>
           </w:p>
         </w:tc>
@@ -2114,7 +2114,7 @@
                 <w:rFonts w:ascii="Liberation Sans" w:hAnsi="Liberation Sans"/>
                 <w:sz w:val="15"/>
               </w:rPr>
-              <w:t>Elyra partnership</w:t>
+              <w:t>Community / Careers</w:t>
             </w:r>
           </w:p>
         </w:tc>
@@ -2138,7 +2138,7 @@
                 <w:rFonts w:ascii="Liberation Sans" w:hAnsi="Liberation Sans"/>
                 <w:sz w:val="15"/>
               </w:rPr>
-              <w:t>src/pages/PartnersPage.jsx and src/pages/HomePage.jsx</w:t>
+              <w:t>src/pages/ClientFacingPages.jsx</w:t>
             </w:r>
           </w:p>
         </w:tc>
@@ -2162,7 +2162,7 @@
                 <w:rFonts w:ascii="Liberation Sans" w:hAnsi="Liberation Sans"/>
                 <w:sz w:val="15"/>
               </w:rPr>
-              <w:t>Logo, link and partnership wording appear in both.</w:t>
+              <w:t>These two pages are exported from this file.</w:t>
             </w:r>
           </w:p>
         </w:tc>
@@ -2188,7 +2188,7 @@
                 <w:rFonts w:ascii="Liberation Sans" w:hAnsi="Liberation Sans"/>
                 <w:sz w:val="15"/>
               </w:rPr>
-              <w:t>Client Portal</w:t>
+              <w:t>Elyra partnership</w:t>
             </w:r>
           </w:p>
         </w:tc>
@@ -2212,7 +2212,7 @@
                 <w:rFonts w:ascii="Liberation Sans" w:hAnsi="Liberation Sans"/>
                 <w:sz w:val="15"/>
               </w:rPr>
-              <w:t>src/pages/PortalPage.jsx</w:t>
+              <w:t>src/pages/PartnersPage.jsx and src/pages/HomePage.jsx</w:t>
             </w:r>
           </w:p>
         </w:tc>
@@ -2236,7 +2236,7 @@
                 <w:rFonts w:ascii="Liberation Sans" w:hAnsi="Liberation Sans"/>
                 <w:sz w:val="15"/>
               </w:rPr>
-              <w:t>Public portal presentation and access request experience.</w:t>
+              <w:t>Logo, link and partnership wording appear in both.</w:t>
             </w:r>
           </w:p>
         </w:tc>
@@ -2262,7 +2262,7 @@
                 <w:rFonts w:ascii="Liberation Sans" w:hAnsi="Liberation Sans"/>
                 <w:sz w:val="15"/>
               </w:rPr>
-              <w:t>Contact page</w:t>
+              <w:t>Client Portal</w:t>
             </w:r>
           </w:p>
         </w:tc>
@@ -2286,7 +2286,7 @@
                 <w:rFonts w:ascii="Liberation Sans" w:hAnsi="Liberation Sans"/>
                 <w:sz w:val="15"/>
               </w:rPr>
-              <w:t>src/pages/CorporatePages.jsx + ContactSection.jsx</w:t>
+              <w:t>src/pages/PortalPage.jsx</w:t>
             </w:r>
           </w:p>
         </w:tc>
@@ -2310,7 +2310,7 @@
                 <w:rFonts w:ascii="Liberation Sans" w:hAnsi="Liberation Sans"/>
                 <w:sz w:val="15"/>
               </w:rPr>
-              <w:t>Router uses ContactPage from CorporatePages; actual form/contact details are in ContactSection.</w:t>
+              <w:t>Public portal presentation and access request experience.</w:t>
             </w:r>
           </w:p>
         </w:tc>
@@ -2336,7 +2336,7 @@
                 <w:rFonts w:ascii="Liberation Sans" w:hAnsi="Liberation Sans"/>
                 <w:sz w:val="15"/>
               </w:rPr>
-              <w:t>Legal page</w:t>
+              <w:t>Contact page</w:t>
             </w:r>
           </w:p>
         </w:tc>
@@ -2360,7 +2360,7 @@
                 <w:rFonts w:ascii="Liberation Sans" w:hAnsi="Liberation Sans"/>
                 <w:sz w:val="15"/>
               </w:rPr>
-              <w:t>src/pages/CorporatePages.jsx</w:t>
+              <w:t>src/pages/CorporatePages.jsx + ContactSection.jsx</w:t>
             </w:r>
           </w:p>
         </w:tc>
@@ -2384,7 +2384,7 @@
                 <w:rFonts w:ascii="Liberation Sans" w:hAnsi="Liberation Sans"/>
                 <w:sz w:val="15"/>
               </w:rPr>
-              <w:t>Router uses LegalPage from this file.</w:t>
+              <w:t>Router uses ContactPage from CorporatePages; actual form/contact details are in ContactSection.</w:t>
             </w:r>
           </w:p>
         </w:tc>
@@ -2410,7 +2410,7 @@
                 <w:rFonts w:ascii="Liberation Sans" w:hAnsi="Liberation Sans"/>
                 <w:sz w:val="15"/>
               </w:rPr>
-              <w:t>Privacy policy</w:t>
+              <w:t>Legal page</w:t>
             </w:r>
           </w:p>
         </w:tc>
@@ -2434,7 +2434,7 @@
                 <w:rFonts w:ascii="Liberation Sans" w:hAnsi="Liberation Sans"/>
                 <w:sz w:val="15"/>
               </w:rPr>
-              <w:t>src/pages/PrivacyPage.jsx</w:t>
+              <w:t>src/pages/CorporatePages.jsx</w:t>
             </w:r>
           </w:p>
         </w:tc>
@@ -2458,7 +2458,7 @@
                 <w:rFonts w:ascii="Liberation Sans" w:hAnsi="Liberation Sans"/>
                 <w:sz w:val="15"/>
               </w:rPr>
-              <w:t>Edit public privacy wording here.</w:t>
+              <w:t>Router uses LegalPage from this file.</w:t>
             </w:r>
           </w:p>
         </w:tc>
@@ -2484,7 +2484,7 @@
                 <w:rFonts w:ascii="Liberation Sans" w:hAnsi="Liberation Sans"/>
                 <w:sz w:val="15"/>
               </w:rPr>
-              <w:t>Terms</w:t>
+              <w:t>Privacy policy</w:t>
             </w:r>
           </w:p>
         </w:tc>
@@ -2508,7 +2508,7 @@
                 <w:rFonts w:ascii="Liberation Sans" w:hAnsi="Liberation Sans"/>
                 <w:sz w:val="15"/>
               </w:rPr>
-              <w:t>src/pages/TermsPage.jsx</w:t>
+              <w:t>src/pages/PrivacyPage.jsx</w:t>
             </w:r>
           </w:p>
         </w:tc>
@@ -2532,7 +2532,7 @@
                 <w:rFonts w:ascii="Liberation Sans" w:hAnsi="Liberation Sans"/>
                 <w:sz w:val="15"/>
               </w:rPr>
-              <w:t>Edit website/service terms here.</w:t>
+              <w:t>Edit public privacy wording here.</w:t>
             </w:r>
           </w:p>
         </w:tc>
@@ -2558,7 +2558,7 @@
                 <w:rFonts w:ascii="Liberation Sans" w:hAnsi="Liberation Sans"/>
                 <w:sz w:val="15"/>
               </w:rPr>
-              <w:t>Website colours and general styles</w:t>
+              <w:t>Terms</w:t>
             </w:r>
           </w:p>
         </w:tc>
@@ -2582,7 +2582,7 @@
                 <w:rFonts w:ascii="Liberation Sans" w:hAnsi="Liberation Sans"/>
                 <w:sz w:val="15"/>
               </w:rPr>
-              <w:t>src/index.css</w:t>
+              <w:t>src/pages/TermsPage.jsx</w:t>
             </w:r>
           </w:p>
         </w:tc>
@@ -2606,7 +2606,7 @@
                 <w:rFonts w:ascii="Liberation Sans" w:hAnsi="Liberation Sans"/>
                 <w:sz w:val="15"/>
               </w:rPr>
-              <w:t>Global visual design and dark-mode styling.</w:t>
+              <w:t>Edit website/service terms here.</w:t>
             </w:r>
           </w:p>
         </w:tc>
@@ -2632,7 +2632,7 @@
                 <w:rFonts w:ascii="Liberation Sans" w:hAnsi="Liberation Sans"/>
                 <w:sz w:val="15"/>
               </w:rPr>
-              <w:t>Capability/service visuals</w:t>
+              <w:t>Website colours and general styles</w:t>
             </w:r>
           </w:p>
         </w:tc>
@@ -2656,7 +2656,7 @@
                 <w:rFonts w:ascii="Liberation Sans" w:hAnsi="Liberation Sans"/>
                 <w:sz w:val="15"/>
               </w:rPr>
-              <w:t>src/components/CapabilityVisual.jsx and src/divisionVisual.css</w:t>
+              <w:t>src/index.css</w:t>
             </w:r>
           </w:p>
         </w:tc>
@@ -2680,7 +2680,7 @@
                 <w:rFonts w:ascii="Liberation Sans" w:hAnsi="Liberation Sans"/>
                 <w:sz w:val="15"/>
               </w:rPr>
-              <w:t>Graphic previews used across service areas.</w:t>
+              <w:t>Global visual design and dark-mode styling.</w:t>
             </w:r>
           </w:p>
         </w:tc>
@@ -2706,7 +2706,7 @@
                 <w:rFonts w:ascii="Liberation Sans" w:hAnsi="Liberation Sans"/>
                 <w:sz w:val="15"/>
               </w:rPr>
-              <w:t>Official logo / favicons</w:t>
+              <w:t>Capability/service visuals</w:t>
             </w:r>
           </w:p>
         </w:tc>
@@ -2730,7 +2730,7 @@
                 <w:rFonts w:ascii="Liberation Sans" w:hAnsi="Liberation Sans"/>
                 <w:sz w:val="15"/>
               </w:rPr>
-              <w:t>public/</w:t>
+              <w:t>src/components/CapabilityVisual.jsx and src/divisionVisual.css</w:t>
             </w:r>
           </w:p>
         </w:tc>
@@ -2754,7 +2754,7 @@
                 <w:rFonts w:ascii="Liberation Sans" w:hAnsi="Liberation Sans"/>
                 <w:sz w:val="15"/>
               </w:rPr>
-              <w:t>eragonova.jpeg and browser icon files.</w:t>
+              <w:t>Graphic previews used across service areas.</w:t>
             </w:r>
           </w:p>
         </w:tc>
@@ -2780,7 +2780,7 @@
                 <w:rFonts w:ascii="Liberation Sans" w:hAnsi="Liberation Sans"/>
                 <w:sz w:val="15"/>
               </w:rPr>
-              <w:t>Page SEO titles/descriptions</w:t>
+              <w:t>Official logo / favicons</w:t>
             </w:r>
           </w:p>
         </w:tc>
@@ -2804,7 +2804,7 @@
                 <w:rFonts w:ascii="Liberation Sans" w:hAnsi="Liberation Sans"/>
                 <w:sz w:val="15"/>
               </w:rPr>
-              <w:t>src/data/routeMeta.js</w:t>
+              <w:t>public/</w:t>
             </w:r>
           </w:p>
         </w:tc>
@@ -2828,7 +2828,7 @@
                 <w:rFonts w:ascii="Liberation Sans" w:hAnsi="Liberation Sans"/>
                 <w:sz w:val="15"/>
               </w:rPr>
-              <w:t>Main page-by-page search titles, descriptions and canonical paths.</w:t>
+              <w:t>eragonova.jpeg and browser icon files.</w:t>
             </w:r>
           </w:p>
         </w:tc>
@@ -2854,7 +2854,7 @@
                 <w:rFonts w:ascii="Liberation Sans" w:hAnsi="Liberation Sans"/>
                 <w:sz w:val="15"/>
               </w:rPr>
-              <w:t>Organisation/social SEO shell</w:t>
+              <w:t>Page SEO titles/descriptions</w:t>
             </w:r>
           </w:p>
         </w:tc>
@@ -2878,7 +2878,7 @@
                 <w:rFonts w:ascii="Liberation Sans" w:hAnsi="Liberation Sans"/>
                 <w:sz w:val="15"/>
               </w:rPr>
-              <w:t>public/index.html</w:t>
+              <w:t>src/data/routeMeta.json</w:t>
             </w:r>
           </w:p>
         </w:tc>
@@ -2902,7 +2902,7 @@
                 <w:rFonts w:ascii="Liberation Sans" w:hAnsi="Liberation Sans"/>
                 <w:sz w:val="15"/>
               </w:rPr>
-              <w:t>Base metadata, organisation schema and social image.</w:t>
+              <w:t>Main page-by-page search titles, descriptions and canonical paths. The build uses the same data to generate static route pages.</w:t>
             </w:r>
           </w:p>
         </w:tc>
@@ -2928,7 +2928,7 @@
                 <w:rFonts w:ascii="Liberation Sans" w:hAnsi="Liberation Sans"/>
                 <w:sz w:val="15"/>
               </w:rPr>
-              <w:t>Search engine sitemap</w:t>
+              <w:t>Organisation/social SEO shell</w:t>
             </w:r>
           </w:p>
         </w:tc>
@@ -2952,7 +2952,7 @@
                 <w:rFonts w:ascii="Liberation Sans" w:hAnsi="Liberation Sans"/>
                 <w:sz w:val="15"/>
               </w:rPr>
-              <w:t>public/sitemap.xml</w:t>
+              <w:t>public/index.html</w:t>
             </w:r>
           </w:p>
         </w:tc>
@@ -2976,7 +2976,7 @@
                 <w:rFonts w:ascii="Liberation Sans" w:hAnsi="Liberation Sans"/>
                 <w:sz w:val="15"/>
               </w:rPr>
-              <w:t>Update when major public routes change.</w:t>
+              <w:t>Base metadata, organisation schema and social image.</w:t>
             </w:r>
           </w:p>
         </w:tc>
@@ -3002,7 +3002,7 @@
                 <w:rFonts w:ascii="Liberation Sans" w:hAnsi="Liberation Sans"/>
                 <w:sz w:val="15"/>
               </w:rPr>
-              <w:t>Google Search Console verification</w:t>
+              <w:t>Search engine sitemap</w:t>
             </w:r>
           </w:p>
         </w:tc>
@@ -3026,7 +3026,7 @@
                 <w:rFonts w:ascii="Liberation Sans" w:hAnsi="Liberation Sans"/>
                 <w:sz w:val="15"/>
               </w:rPr>
-              <w:t>Spaceship DNS + Google Search Console</w:t>
+              <w:t>public/sitemap.xml</w:t>
             </w:r>
           </w:p>
         </w:tc>
@@ -3050,7 +3050,7 @@
                 <w:rFonts w:ascii="Liberation Sans" w:hAnsi="Liberation Sans"/>
                 <w:sz w:val="15"/>
               </w:rPr>
-              <w:t>Use Google Domain verification and add only the TXT record Google supplies.</w:t>
+              <w:t>Update when major public routes change.</w:t>
             </w:r>
           </w:p>
         </w:tc>
@@ -3076,7 +3076,7 @@
                 <w:rFonts w:ascii="Liberation Sans" w:hAnsi="Liberation Sans"/>
                 <w:sz w:val="15"/>
               </w:rPr>
-              <w:t>Deployment</w:t>
+              <w:t>Google Search Console verification</w:t>
             </w:r>
           </w:p>
         </w:tc>
@@ -3100,7 +3100,7 @@
                 <w:rFonts w:ascii="Liberation Sans" w:hAnsi="Liberation Sans"/>
                 <w:sz w:val="15"/>
               </w:rPr>
-              <w:t xml:space="preserve"> .github/workflows/deploy-pages.yml</w:t>
+              <w:t>Spaceship DNS + Google Search Console</w:t>
             </w:r>
           </w:p>
         </w:tc>
@@ -3108,6 +3108,80 @@
           <w:tcPr>
             <w:tcW w:type="dxa" w:w="4252"/>
             <w:shd w:fill="F8FAFC"/>
+            <w:tcBorders>
+              <w:top w:val="single" w:sz="4" w:color="D7E0EA" w:space="0"/>
+              <w:left w:val="single" w:sz="4" w:color="D7E0EA" w:space="0"/>
+              <w:bottom w:val="single" w:sz="4" w:color="D7E0EA" w:space="0"/>
+              <w:right w:val="single" w:sz="4" w:color="D7E0EA" w:space="0"/>
+              <w:insideH w:val="single" w:sz="4" w:color="D7E0EA" w:space="0"/>
+              <w:insideV w:val="single" w:sz="4" w:color="D7E0EA" w:space="0"/>
+            </w:tcBorders>
+            <w:vAlign w:val="top"/>
+          </w:tcPr>
+          <w:p>
+            <w:r>
+              <w:rPr>
+                <w:rFonts w:ascii="Liberation Sans" w:hAnsi="Liberation Sans"/>
+                <w:sz w:val="15"/>
+              </w:rPr>
+              <w:t>Use Google Domain verification and add only the TXT record Google supplies.</w:t>
+            </w:r>
+          </w:p>
+        </w:tc>
+      </w:tr>
+      <w:tr>
+        <w:tc>
+          <w:tcPr>
+            <w:tcW w:type="dxa" w:w="2551"/>
+            <w:shd w:fill="FFFFFF"/>
+            <w:tcBorders>
+              <w:top w:val="single" w:sz="4" w:color="D7E0EA" w:space="0"/>
+              <w:left w:val="single" w:sz="4" w:color="D7E0EA" w:space="0"/>
+              <w:bottom w:val="single" w:sz="4" w:color="D7E0EA" w:space="0"/>
+              <w:right w:val="single" w:sz="4" w:color="D7E0EA" w:space="0"/>
+              <w:insideH w:val="single" w:sz="4" w:color="D7E0EA" w:space="0"/>
+              <w:insideV w:val="single" w:sz="4" w:color="D7E0EA" w:space="0"/>
+            </w:tcBorders>
+            <w:vAlign w:val="top"/>
+          </w:tcPr>
+          <w:p>
+            <w:r>
+              <w:rPr>
+                <w:rFonts w:ascii="Liberation Sans" w:hAnsi="Liberation Sans"/>
+                <w:sz w:val="15"/>
+              </w:rPr>
+              <w:t>Deployment</w:t>
+            </w:r>
+          </w:p>
+        </w:tc>
+        <w:tc>
+          <w:tcPr>
+            <w:tcW w:type="dxa" w:w="3061"/>
+            <w:shd w:fill="FFFFFF"/>
+            <w:tcBorders>
+              <w:top w:val="single" w:sz="4" w:color="D7E0EA" w:space="0"/>
+              <w:left w:val="single" w:sz="4" w:color="D7E0EA" w:space="0"/>
+              <w:bottom w:val="single" w:sz="4" w:color="D7E0EA" w:space="0"/>
+              <w:right w:val="single" w:sz="4" w:color="D7E0EA" w:space="0"/>
+              <w:insideH w:val="single" w:sz="4" w:color="D7E0EA" w:space="0"/>
+              <w:insideV w:val="single" w:sz="4" w:color="D7E0EA" w:space="0"/>
+            </w:tcBorders>
+            <w:vAlign w:val="top"/>
+          </w:tcPr>
+          <w:p>
+            <w:r>
+              <w:rPr>
+                <w:rFonts w:ascii="Liberation Sans" w:hAnsi="Liberation Sans"/>
+                <w:sz w:val="15"/>
+              </w:rPr>
+              <w:t xml:space="preserve"> .github/workflows/deploy-pages.yml</w:t>
+            </w:r>
+          </w:p>
+        </w:tc>
+        <w:tc>
+          <w:tcPr>
+            <w:tcW w:type="dxa" w:w="4252"/>
+            <w:shd w:fill="FFFFFF"/>
             <w:tcBorders>
               <w:top w:val="single" w:sz="4" w:color="D7E0EA" w:space="0"/>
               <w:left w:val="single" w:sz="4" w:color="D7E0EA" w:space="0"/>
@@ -12265,7 +12339,7 @@
         <w:rPr>
           <w:rFonts w:ascii="Liberation Sans" w:hAnsi="Liberation Sans"/>
         </w:rPr>
-        <w:t>SEO is split between the base page shell and the clean public routes. Page-specific titles, descriptions and canonical paths are stored in src/data/routeMeta.js and applied by src/AppRouter.jsx. Organisation/WebSite structured data is in public/index.html. Search-engine discovery files are public/robots.txt and public/sitemap.xml. Google Search Console should use Domain verification through a TXT record in the eragonova.com DNS settings.</w:t>
+        <w:t>SEO is split between the base page shell and the clean public routes. Page-specific titles, descriptions and canonical paths are stored in src/data/routeMeta.json. The React app reads that data through routeMeta.js, and the production build uses the same data to generate real static HTML shells for public routes such as /services/ and /contact/. Organisation/WebSite structured data is in public/index.html. Search-engine discovery files are public/robots.txt and public/sitemap.xml. Google Search Console should use Domain verification through a TXT record in the eragonova.com DNS settings.</w:t>
       </w:r>
     </w:p>
     <w:tbl>
@@ -12405,7 +12479,7 @@
                 <w:rFonts w:ascii="Liberation Sans" w:hAnsi="Liberation Sans"/>
                 <w:sz w:val="15"/>
               </w:rPr>
-              <w:t>src/data/routeMeta.js</w:t>
+              <w:t>src/data/routeMeta.json</w:t>
             </w:r>
           </w:p>
         </w:tc>
@@ -12429,7 +12503,7 @@
                 <w:rFonts w:ascii="Liberation Sans" w:hAnsi="Liberation Sans"/>
                 <w:sz w:val="15"/>
               </w:rPr>
-              <w:t>Edit the description for the relevant route.</w:t>
+              <w:t>Edit the description for the relevant route. A new deployment regenerates the matching static route page.</w:t>
             </w:r>
           </w:p>
         </w:tc>
@@ -12479,7 +12553,7 @@
                 <w:rFonts w:ascii="Liberation Sans" w:hAnsi="Liberation Sans"/>
                 <w:sz w:val="15"/>
               </w:rPr>
-              <w:t>src/data/routeMeta.js</w:t>
+              <w:t>src/data/routeMeta.json</w:t>
             </w:r>
           </w:p>
         </w:tc>
@@ -12503,7 +12577,7 @@
                 <w:rFonts w:ascii="Liberation Sans" w:hAnsi="Liberation Sans"/>
                 <w:sz w:val="15"/>
               </w:rPr>
-              <w:t>Edit the title for the relevant route.</w:t>
+              <w:t>Edit the title for the relevant route. A new deployment regenerates the matching static route page.</w:t>
             </w:r>
           </w:p>
         </w:tc>
@@ -13091,7 +13165,7 @@
         <w:rPr>
           <w:rFonts w:ascii="Liberation Sans" w:hAnsi="Liberation Sans"/>
         </w:rPr>
-        <w:t>The workflow in .github/workflows/deploy-pages.yml runs whenever main changes. It checks out the repository, sets up Node.js, installs packages, runs npm run build, then publishes the build folder to the gh-pages branch using peaceiris/actions-gh-pages.</w:t>
+        <w:t>The workflow in .github/workflows/deploy-pages.yml runs whenever main changes. It checks out the repository, sets up Node.js, installs packages, runs npm run build, then publishes the build folder to the gh-pages branch using peaceiris/actions-gh-pages. The postbuild step creates a real index.html inside each main route folder so clean URLs return normal pages instead of relying only on a 404 fallback.</w:t>
       </w:r>
     </w:p>
     <w:tbl>
@@ -13126,7 +13200,7 @@
                 <w:color w:val="0F172A"/>
                 <w:sz w:val="16"/>
               </w:rPr>
-              <w:t>main branch change  →  npm install  →  npm run build  →  build/  →  gh-pages branch  →  live GitHub Pages website</w:t>
+              <w:t>main change → npm install → npm run build → static route shells → build/ → gh-pages → eragonova.com</w:t>
             </w:r>
           </w:p>
         </w:tc>
@@ -13557,7 +13631,7 @@
                 <w:rFonts w:ascii="Liberation Sans" w:hAnsi="Liberation Sans"/>
                 <w:sz w:val="15"/>
               </w:rPr>
-              <w:t>Route missing or route word mismatch</w:t>
+              <w:t>Route metadata/build output missing or route word mismatch</w:t>
             </w:r>
           </w:p>
         </w:tc>
@@ -13581,7 +13655,7 @@
                 <w:rFonts w:ascii="Liberation Sans" w:hAnsi="Liberation Sans"/>
                 <w:sz w:val="15"/>
               </w:rPr>
-              <w:t>Check AppRouter.jsx and Header.jsx use the same route.</w:t>
+              <w:t>Check routeMeta.json, AppRouter.jsx and the latest deployment. Each public route should have its own generated index.html.</w:t>
             </w:r>
           </w:p>
         </w:tc>
@@ -15129,7 +15203,7 @@
                 <w:rFonts w:ascii="Liberation Sans" w:hAnsi="Liberation Sans"/>
                 <w:sz w:val="15"/>
               </w:rPr>
-              <w:t>Resource library</w:t>
+              <w:t>Resource library expansion</w:t>
             </w:r>
           </w:p>
         </w:tc>
@@ -15153,7 +15227,7 @@
                 <w:rFonts w:ascii="Liberation Sans" w:hAnsi="Liberation Sans"/>
                 <w:sz w:val="15"/>
               </w:rPr>
-              <w:t>Makes templates/guides genuinely downloadable and useful.</w:t>
+              <w:t>The current Resources page already includes practical starter checklists; add original downloadable templates and deeper guides as they are produced.</w:t>
             </w:r>
           </w:p>
         </w:tc>
@@ -15177,7 +15251,7 @@
                 <w:rFonts w:ascii="Liberation Sans" w:hAnsi="Liberation Sans"/>
                 <w:sz w:val="15"/>
               </w:rPr>
-              <w:t>As original resources are produced.</w:t>
+              <w:t>Ongoing as original resources are created.</w:t>
             </w:r>
           </w:p>
         </w:tc>
@@ -16869,6 +16943,7 @@
                 <w:rFonts w:ascii="Liberation Sans" w:hAnsi="Liberation Sans"/>
                 <w:sz w:val="15"/>
               </w:rPr>
+              <w:t>13 Oct 2026</w:t>
             </w:r>
           </w:p>
         </w:tc>
@@ -16892,6 +16967,7 @@
                 <w:rFonts w:ascii="Liberation Sans" w:hAnsi="Liberation Sans"/>
                 <w:sz w:val="15"/>
               </w:rPr>
+              <w:t>SEO route hardening</w:t>
             </w:r>
           </w:p>
         </w:tc>
@@ -16915,6 +16991,7 @@
                 <w:rFonts w:ascii="Liberation Sans" w:hAnsi="Liberation Sans"/>
                 <w:sz w:val="15"/>
               </w:rPr>
+              <w:t>routeMeta.json / postbuild / Resources</w:t>
             </w:r>
           </w:p>
         </w:tc>
@@ -16938,6 +17015,7 @@
                 <w:rFonts w:ascii="Liberation Sans" w:hAnsi="Liberation Sans"/>
                 <w:sz w:val="15"/>
               </w:rPr>
+              <w:t>Generated real static HTML shells for clean routes and added six practical starter checklists to Resources.</w:t>
             </w:r>
           </w:p>
         </w:tc>
@@ -16961,6 +17039,7 @@
                 <w:rFonts w:ascii="Liberation Sans" w:hAnsi="Liberation Sans"/>
                 <w:sz w:val="15"/>
               </w:rPr>
+              <w:t>Improves indexing, sharing metadata and usefulness.</w:t>
             </w:r>
           </w:p>
         </w:tc>
@@ -17413,6 +17492,123 @@
           <w:tcPr>
             <w:tcW w:type="dxa" w:w="2268"/>
             <w:shd w:fill="FFFFFF"/>
+            <w:tcBorders>
+              <w:top w:val="single" w:sz="4" w:color="D7E0EA" w:space="0"/>
+              <w:left w:val="single" w:sz="4" w:color="D7E0EA" w:space="0"/>
+              <w:bottom w:val="single" w:sz="4" w:color="D7E0EA" w:space="0"/>
+              <w:right w:val="single" w:sz="4" w:color="D7E0EA" w:space="0"/>
+              <w:insideH w:val="single" w:sz="4" w:color="D7E0EA" w:space="0"/>
+              <w:insideV w:val="single" w:sz="4" w:color="D7E0EA" w:space="0"/>
+            </w:tcBorders>
+            <w:vAlign w:val="top"/>
+          </w:tcPr>
+          <w:p>
+            <w:r>
+              <w:rPr>
+                <w:rFonts w:ascii="Liberation Sans" w:hAnsi="Liberation Sans"/>
+                <w:sz w:val="15"/>
+              </w:rPr>
+            </w:r>
+          </w:p>
+        </w:tc>
+      </w:tr>
+      <w:tr>
+        <w:tc>
+          <w:tcPr>
+            <w:tcW w:type="dxa" w:w="1417"/>
+            <w:shd w:fill="F8FAFC"/>
+            <w:tcBorders>
+              <w:top w:val="single" w:sz="4" w:color="D7E0EA" w:space="0"/>
+              <w:left w:val="single" w:sz="4" w:color="D7E0EA" w:space="0"/>
+              <w:bottom w:val="single" w:sz="4" w:color="D7E0EA" w:space="0"/>
+              <w:right w:val="single" w:sz="4" w:color="D7E0EA" w:space="0"/>
+              <w:insideH w:val="single" w:sz="4" w:color="D7E0EA" w:space="0"/>
+              <w:insideV w:val="single" w:sz="4" w:color="D7E0EA" w:space="0"/>
+            </w:tcBorders>
+            <w:vAlign w:val="top"/>
+          </w:tcPr>
+          <w:p>
+            <w:r>
+              <w:rPr>
+                <w:rFonts w:ascii="Liberation Sans" w:hAnsi="Liberation Sans"/>
+                <w:sz w:val="15"/>
+              </w:rPr>
+            </w:r>
+          </w:p>
+        </w:tc>
+        <w:tc>
+          <w:tcPr>
+            <w:tcW w:type="dxa" w:w="1701"/>
+            <w:shd w:fill="F8FAFC"/>
+            <w:tcBorders>
+              <w:top w:val="single" w:sz="4" w:color="D7E0EA" w:space="0"/>
+              <w:left w:val="single" w:sz="4" w:color="D7E0EA" w:space="0"/>
+              <w:bottom w:val="single" w:sz="4" w:color="D7E0EA" w:space="0"/>
+              <w:right w:val="single" w:sz="4" w:color="D7E0EA" w:space="0"/>
+              <w:insideH w:val="single" w:sz="4" w:color="D7E0EA" w:space="0"/>
+              <w:insideV w:val="single" w:sz="4" w:color="D7E0EA" w:space="0"/>
+            </w:tcBorders>
+            <w:vAlign w:val="top"/>
+          </w:tcPr>
+          <w:p>
+            <w:r>
+              <w:rPr>
+                <w:rFonts w:ascii="Liberation Sans" w:hAnsi="Liberation Sans"/>
+                <w:sz w:val="15"/>
+              </w:rPr>
+            </w:r>
+          </w:p>
+        </w:tc>
+        <w:tc>
+          <w:tcPr>
+            <w:tcW w:type="dxa" w:w="1984"/>
+            <w:shd w:fill="F8FAFC"/>
+            <w:tcBorders>
+              <w:top w:val="single" w:sz="4" w:color="D7E0EA" w:space="0"/>
+              <w:left w:val="single" w:sz="4" w:color="D7E0EA" w:space="0"/>
+              <w:bottom w:val="single" w:sz="4" w:color="D7E0EA" w:space="0"/>
+              <w:right w:val="single" w:sz="4" w:color="D7E0EA" w:space="0"/>
+              <w:insideH w:val="single" w:sz="4" w:color="D7E0EA" w:space="0"/>
+              <w:insideV w:val="single" w:sz="4" w:color="D7E0EA" w:space="0"/>
+            </w:tcBorders>
+            <w:vAlign w:val="top"/>
+          </w:tcPr>
+          <w:p>
+            <w:r>
+              <w:rPr>
+                <w:rFonts w:ascii="Liberation Sans" w:hAnsi="Liberation Sans"/>
+                <w:sz w:val="15"/>
+              </w:rPr>
+            </w:r>
+          </w:p>
+        </w:tc>
+        <w:tc>
+          <w:tcPr>
+            <w:tcW w:type="dxa" w:w="2551"/>
+            <w:shd w:fill="F8FAFC"/>
+            <w:tcBorders>
+              <w:top w:val="single" w:sz="4" w:color="D7E0EA" w:space="0"/>
+              <w:left w:val="single" w:sz="4" w:color="D7E0EA" w:space="0"/>
+              <w:bottom w:val="single" w:sz="4" w:color="D7E0EA" w:space="0"/>
+              <w:right w:val="single" w:sz="4" w:color="D7E0EA" w:space="0"/>
+              <w:insideH w:val="single" w:sz="4" w:color="D7E0EA" w:space="0"/>
+              <w:insideV w:val="single" w:sz="4" w:color="D7E0EA" w:space="0"/>
+            </w:tcBorders>
+            <w:vAlign w:val="top"/>
+          </w:tcPr>
+          <w:p>
+            <w:r>
+              <w:rPr>
+                <w:rFonts w:ascii="Liberation Sans" w:hAnsi="Liberation Sans"/>
+                <w:sz w:val="15"/>
+              </w:rPr>
+            </w:r>
+          </w:p>
+        </w:tc>
+        <w:tc>
+          <w:tcPr>
+            <w:tcW w:type="dxa" w:w="2268"/>
+            <w:shd w:fill="F8FAFC"/>
             <w:tcBorders>
               <w:top w:val="single" w:sz="4" w:color="D7E0EA" w:space="0"/>
               <w:left w:val="single" w:sz="4" w:color="D7E0EA" w:space="0"/>
@@ -17529,7 +17725,7 @@
         <w:rPr>
           <w:rFonts w:ascii="Liberation Sans" w:hAnsi="Liberation Sans"/>
         </w:rPr>
-        <w:t>I know src/data/routeMeta.js controls page-specific SEO while public/index.html contains the base organisation/social metadata.</w:t>
+        <w:t>I know src/data/routeMeta.json controls page-specific SEO and static clean routes, while public/index.html contains the base organisation/social metadata.</w:t>
       </w:r>
     </w:p>
     <w:p>

--- a/docs/Eragonova_Enterprise_Website_Owners_Handbook.docx
+++ b/docs/Eragonova_Enterprise_Website_Owners_Handbook.docx
@@ -340,7 +340,7 @@
                 <w:rFonts w:ascii="Liberation Sans" w:hAnsi="Liberation Sans"/>
                 <w:sz w:val="16"/>
               </w:rPr>
-              <w:t>Version 1.1 — 13 October 2026</w:t>
+              <w:t>Version 1.2 — 13 October 2026</w:t>
             </w:r>
           </w:p>
         </w:tc>
@@ -2188,7 +2188,7 @@
                 <w:rFonts w:ascii="Liberation Sans" w:hAnsi="Liberation Sans"/>
                 <w:sz w:val="15"/>
               </w:rPr>
-              <w:t>Elyra partnership</w:t>
+              <w:t>Elyra partnership / first-client history</w:t>
             </w:r>
           </w:p>
         </w:tc>
@@ -2212,7 +2212,7 @@
                 <w:rFonts w:ascii="Liberation Sans" w:hAnsi="Liberation Sans"/>
                 <w:sz w:val="15"/>
               </w:rPr>
-              <w:t>src/pages/PartnersPage.jsx and src/pages/HomePage.jsx</w:t>
+              <w:t>src/pages/PartnersPage.jsx, src/pages/HomePage.jsx and Supabase Client Portal</w:t>
             </w:r>
           </w:p>
         </w:tc>
@@ -2236,7 +2236,7 @@
                 <w:rFonts w:ascii="Liberation Sans" w:hAnsi="Liberation Sans"/>
                 <w:sz w:val="15"/>
               </w:rPr>
-              <w:t>Logo, link and partnership wording appear in both.</w:t>
+              <w:t>Public partnership wording remains independent; the private portal separately records Elyra Suite as Client 001 / Founding Client.</w:t>
             </w:r>
           </w:p>
         </w:tc>
@@ -2286,7 +2286,7 @@
                 <w:rFonts w:ascii="Liberation Sans" w:hAnsi="Liberation Sans"/>
                 <w:sz w:val="15"/>
               </w:rPr>
-              <w:t>src/pages/PortalPage.jsx</w:t>
+              <w:t>src/pages/PortalPage.jsx + src/components/PortalAdminConsole.jsx + PortalAdminExtras.jsx + PortalClientExtras.jsx</w:t>
             </w:r>
           </w:p>
         </w:tc>
@@ -2310,7 +2310,7 @@
                 <w:rFonts w:ascii="Liberation Sans" w:hAnsi="Liberation Sans"/>
                 <w:sz w:val="15"/>
               </w:rPr>
-              <w:t>Public portal presentation and access request experience.</w:t>
+              <w:t>Secure Supabase-backed portal, client workspace, administrator controls, staff operations and profile tools.</w:t>
             </w:r>
           </w:p>
         </w:tc>
@@ -10726,7 +10726,7 @@
         <w:rPr>
           <w:rFonts w:ascii="Liberation Sans" w:hAnsi="Liberation Sans"/>
         </w:rPr>
-        <w:t>The public Client Portal experience is in src/pages/PortalPage.jsx. Treat the current portal as a controlled access / engagement experience. Do not claim there is a full authentication, billing or database backend unless one is actually connected.</w:t>
+        <w:t>The Client Portal is now a live Supabase-backed system rather than a presentation-only page. The React interface is in src/pages/PortalPage.jsx, with administration and staff tools in src/components/PortalAdminConsole.jsx and src/components/PortalAdminExtras.jsx, and client profile/support/billing enhancements in src/components/PortalClientExtras.jsx. Supabase provides authentication, the PostgreSQL database, Row Level Security and private file storage.</w:t>
       </w:r>
     </w:p>
     <w:p>
@@ -10735,7 +10735,336 @@
         <w:keepNext/>
       </w:pPr>
       <w:r>
-        <w:t>11.1 Future portal upgrades</w:t>
+        <w:t>11.1 Access roles</w:t>
+      </w:r>
+    </w:p>
+    <w:tbl>
+      <w:tblPr>
+        <w:tblW w:type="auto" w:w="0"/>
+        <w:jc w:val="center"/>
+        <w:tblLayout w:type="fixed"/>
+        <w:tblLook w:firstColumn="1" w:firstRow="1" w:lastColumn="0" w:lastRow="0" w:noHBand="0" w:noVBand="1" w:val="04A0"/>
+      </w:tblPr>
+      <w:tblGrid>
+        <w:gridCol w:w="3326"/>
+        <w:gridCol w:w="3326"/>
+        <w:gridCol w:w="3326"/>
+      </w:tblGrid>
+      <w:tr>
+        <w:tc>
+          <w:tcPr>
+            <w:tcW w:type="dxa" w:w="1757"/>
+            <w:shd w:fill="0F172A"/>
+            <w:tcBorders>
+              <w:top w:val="single" w:sz="4" w:color="B8C4D4" w:space="0"/>
+              <w:left w:val="single" w:sz="4" w:color="B8C4D4" w:space="0"/>
+              <w:bottom w:val="single" w:sz="4" w:color="B8C4D4" w:space="0"/>
+              <w:right w:val="single" w:sz="4" w:color="B8C4D4" w:space="0"/>
+              <w:insideH w:val="single" w:sz="4" w:color="B8C4D4" w:space="0"/>
+              <w:insideV w:val="single" w:sz="4" w:color="B8C4D4" w:space="0"/>
+            </w:tcBorders>
+            <w:vAlign w:val="center"/>
+          </w:tcPr>
+          <w:p>
+            <w:r>
+              <w:rPr>
+                <w:rFonts w:ascii="Liberation Sans" w:hAnsi="Liberation Sans"/>
+                <w:b/>
+                <w:color w:val="FFFFFF"/>
+                <w:sz w:val="16"/>
+              </w:rPr>
+              <w:t>Role</w:t>
+            </w:r>
+          </w:p>
+        </w:tc>
+        <w:tc>
+          <w:tcPr>
+            <w:tcW w:type="dxa" w:w="2891"/>
+            <w:shd w:fill="0F172A"/>
+            <w:tcBorders>
+              <w:top w:val="single" w:sz="4" w:color="B8C4D4" w:space="0"/>
+              <w:left w:val="single" w:sz="4" w:color="B8C4D4" w:space="0"/>
+              <w:bottom w:val="single" w:sz="4" w:color="B8C4D4" w:space="0"/>
+              <w:right w:val="single" w:sz="4" w:color="B8C4D4" w:space="0"/>
+              <w:insideH w:val="single" w:sz="4" w:color="B8C4D4" w:space="0"/>
+              <w:insideV w:val="single" w:sz="4" w:color="B8C4D4" w:space="0"/>
+            </w:tcBorders>
+            <w:vAlign w:val="center"/>
+          </w:tcPr>
+          <w:p>
+            <w:r>
+              <w:rPr>
+                <w:rFonts w:ascii="Liberation Sans" w:hAnsi="Liberation Sans"/>
+                <w:b/>
+                <w:color w:val="FFFFFF"/>
+                <w:sz w:val="16"/>
+              </w:rPr>
+              <w:t>Purpose</w:t>
+            </w:r>
+          </w:p>
+        </w:tc>
+        <w:tc>
+          <w:tcPr>
+            <w:tcW w:type="dxa" w:w="5272"/>
+            <w:shd w:fill="0F172A"/>
+            <w:tcBorders>
+              <w:top w:val="single" w:sz="4" w:color="B8C4D4" w:space="0"/>
+              <w:left w:val="single" w:sz="4" w:color="B8C4D4" w:space="0"/>
+              <w:bottom w:val="single" w:sz="4" w:color="B8C4D4" w:space="0"/>
+              <w:right w:val="single" w:sz="4" w:color="B8C4D4" w:space="0"/>
+              <w:insideH w:val="single" w:sz="4" w:color="B8C4D4" w:space="0"/>
+              <w:insideV w:val="single" w:sz="4" w:color="B8C4D4" w:space="0"/>
+            </w:tcBorders>
+            <w:vAlign w:val="center"/>
+          </w:tcPr>
+          <w:p>
+            <w:r>
+              <w:rPr>
+                <w:rFonts w:ascii="Liberation Sans" w:hAnsi="Liberation Sans"/>
+                <w:b/>
+                <w:color w:val="FFFFFF"/>
+                <w:sz w:val="16"/>
+              </w:rPr>
+              <w:t>Typical access</w:t>
+            </w:r>
+          </w:p>
+        </w:tc>
+      </w:tr>
+      <w:tr>
+        <w:tc>
+          <w:tcPr>
+            <w:tcW w:type="dxa" w:w="1757"/>
+            <w:shd w:fill="FFFFFF"/>
+            <w:tcBorders>
+              <w:top w:val="single" w:sz="4" w:color="D7E0EA" w:space="0"/>
+              <w:left w:val="single" w:sz="4" w:color="D7E0EA" w:space="0"/>
+              <w:bottom w:val="single" w:sz="4" w:color="D7E0EA" w:space="0"/>
+              <w:right w:val="single" w:sz="4" w:color="D7E0EA" w:space="0"/>
+              <w:insideH w:val="single" w:sz="4" w:color="D7E0EA" w:space="0"/>
+              <w:insideV w:val="single" w:sz="4" w:color="D7E0EA" w:space="0"/>
+            </w:tcBorders>
+            <w:vAlign w:val="top"/>
+          </w:tcPr>
+          <w:p>
+            <w:r>
+              <w:rPr>
+                <w:rFonts w:ascii="Liberation Sans" w:hAnsi="Liberation Sans"/>
+                <w:sz w:val="15"/>
+              </w:rPr>
+              <w:t>Admin</w:t>
+            </w:r>
+          </w:p>
+        </w:tc>
+        <w:tc>
+          <w:tcPr>
+            <w:tcW w:type="dxa" w:w="2891"/>
+            <w:shd w:fill="FFFFFF"/>
+            <w:tcBorders>
+              <w:top w:val="single" w:sz="4" w:color="D7E0EA" w:space="0"/>
+              <w:left w:val="single" w:sz="4" w:color="D7E0EA" w:space="0"/>
+              <w:bottom w:val="single" w:sz="4" w:color="D7E0EA" w:space="0"/>
+              <w:right w:val="single" w:sz="4" w:color="D7E0EA" w:space="0"/>
+              <w:insideH w:val="single" w:sz="4" w:color="D7E0EA" w:space="0"/>
+              <w:insideV w:val="single" w:sz="4" w:color="D7E0EA" w:space="0"/>
+            </w:tcBorders>
+            <w:vAlign w:val="top"/>
+          </w:tcPr>
+          <w:p>
+            <w:r>
+              <w:rPr>
+                <w:rFonts w:ascii="Liberation Sans" w:hAnsi="Liberation Sans"/>
+                <w:sz w:val="15"/>
+              </w:rPr>
+              <w:t>Owner-level portal administration</w:t>
+            </w:r>
+          </w:p>
+        </w:tc>
+        <w:tc>
+          <w:tcPr>
+            <w:tcW w:type="dxa" w:w="5272"/>
+            <w:shd w:fill="FFFFFF"/>
+            <w:tcBorders>
+              <w:top w:val="single" w:sz="4" w:color="D7E0EA" w:space="0"/>
+              <w:left w:val="single" w:sz="4" w:color="D7E0EA" w:space="0"/>
+              <w:bottom w:val="single" w:sz="4" w:color="D7E0EA" w:space="0"/>
+              <w:right w:val="single" w:sz="4" w:color="D7E0EA" w:space="0"/>
+              <w:insideH w:val="single" w:sz="4" w:color="D7E0EA" w:space="0"/>
+              <w:insideV w:val="single" w:sz="4" w:color="D7E0EA" w:space="0"/>
+            </w:tcBorders>
+            <w:vAlign w:val="top"/>
+          </w:tcPr>
+          <w:p>
+            <w:r>
+              <w:rPr>
+                <w:rFonts w:ascii="Liberation Sans" w:hAnsi="Liberation Sans"/>
+                <w:sz w:val="15"/>
+              </w:rPr>
+              <w:t>Create and edit client organisations, invite users, manage roles/statuses, manage projects, documents, billing, support and notifications.</w:t>
+            </w:r>
+          </w:p>
+        </w:tc>
+      </w:tr>
+      <w:tr>
+        <w:tc>
+          <w:tcPr>
+            <w:tcW w:type="dxa" w:w="1757"/>
+            <w:shd w:fill="F8FAFC"/>
+            <w:tcBorders>
+              <w:top w:val="single" w:sz="4" w:color="D7E0EA" w:space="0"/>
+              <w:left w:val="single" w:sz="4" w:color="D7E0EA" w:space="0"/>
+              <w:bottom w:val="single" w:sz="4" w:color="D7E0EA" w:space="0"/>
+              <w:right w:val="single" w:sz="4" w:color="D7E0EA" w:space="0"/>
+              <w:insideH w:val="single" w:sz="4" w:color="D7E0EA" w:space="0"/>
+              <w:insideV w:val="single" w:sz="4" w:color="D7E0EA" w:space="0"/>
+            </w:tcBorders>
+            <w:vAlign w:val="top"/>
+          </w:tcPr>
+          <w:p>
+            <w:r>
+              <w:rPr>
+                <w:rFonts w:ascii="Liberation Sans" w:hAnsi="Liberation Sans"/>
+                <w:sz w:val="15"/>
+              </w:rPr>
+              <w:t>Staff</w:t>
+            </w:r>
+          </w:p>
+        </w:tc>
+        <w:tc>
+          <w:tcPr>
+            <w:tcW w:type="dxa" w:w="2891"/>
+            <w:shd w:fill="F8FAFC"/>
+            <w:tcBorders>
+              <w:top w:val="single" w:sz="4" w:color="D7E0EA" w:space="0"/>
+              <w:left w:val="single" w:sz="4" w:color="D7E0EA" w:space="0"/>
+              <w:bottom w:val="single" w:sz="4" w:color="D7E0EA" w:space="0"/>
+              <w:right w:val="single" w:sz="4" w:color="D7E0EA" w:space="0"/>
+              <w:insideH w:val="single" w:sz="4" w:color="D7E0EA" w:space="0"/>
+              <w:insideV w:val="single" w:sz="4" w:color="D7E0EA" w:space="0"/>
+            </w:tcBorders>
+            <w:vAlign w:val="top"/>
+          </w:tcPr>
+          <w:p>
+            <w:r>
+              <w:rPr>
+                <w:rFonts w:ascii="Liberation Sans" w:hAnsi="Liberation Sans"/>
+                <w:sz w:val="15"/>
+              </w:rPr>
+              <w:t>Operational delivery access</w:t>
+            </w:r>
+          </w:p>
+        </w:tc>
+        <w:tc>
+          <w:tcPr>
+            <w:tcW w:type="dxa" w:w="5272"/>
+            <w:shd w:fill="F8FAFC"/>
+            <w:tcBorders>
+              <w:top w:val="single" w:sz="4" w:color="D7E0EA" w:space="0"/>
+              <w:left w:val="single" w:sz="4" w:color="D7E0EA" w:space="0"/>
+              <w:bottom w:val="single" w:sz="4" w:color="D7E0EA" w:space="0"/>
+              <w:right w:val="single" w:sz="4" w:color="D7E0EA" w:space="0"/>
+              <w:insideH w:val="single" w:sz="4" w:color="D7E0EA" w:space="0"/>
+              <w:insideV w:val="single" w:sz="4" w:color="D7E0EA" w:space="0"/>
+            </w:tcBorders>
+            <w:vAlign w:val="top"/>
+          </w:tcPr>
+          <w:p>
+            <w:r>
+              <w:rPr>
+                <w:rFonts w:ascii="Liberation Sans" w:hAnsi="Liberation Sans"/>
+                <w:sz w:val="15"/>
+              </w:rPr>
+              <w:t>Manage projects, milestones, client-visible updates, documents, billing and support without permission to manage administrator/client identities or client-organisation ownership controls.</w:t>
+            </w:r>
+          </w:p>
+        </w:tc>
+      </w:tr>
+      <w:tr>
+        <w:tc>
+          <w:tcPr>
+            <w:tcW w:type="dxa" w:w="1757"/>
+            <w:shd w:fill="FFFFFF"/>
+            <w:tcBorders>
+              <w:top w:val="single" w:sz="4" w:color="D7E0EA" w:space="0"/>
+              <w:left w:val="single" w:sz="4" w:color="D7E0EA" w:space="0"/>
+              <w:bottom w:val="single" w:sz="4" w:color="D7E0EA" w:space="0"/>
+              <w:right w:val="single" w:sz="4" w:color="D7E0EA" w:space="0"/>
+              <w:insideH w:val="single" w:sz="4" w:color="D7E0EA" w:space="0"/>
+              <w:insideV w:val="single" w:sz="4" w:color="D7E0EA" w:space="0"/>
+            </w:tcBorders>
+            <w:vAlign w:val="top"/>
+          </w:tcPr>
+          <w:p>
+            <w:r>
+              <w:rPr>
+                <w:rFonts w:ascii="Liberation Sans" w:hAnsi="Liberation Sans"/>
+                <w:sz w:val="15"/>
+              </w:rPr>
+              <w:t>Client</w:t>
+            </w:r>
+          </w:p>
+        </w:tc>
+        <w:tc>
+          <w:tcPr>
+            <w:tcW w:type="dxa" w:w="2891"/>
+            <w:shd w:fill="FFFFFF"/>
+            <w:tcBorders>
+              <w:top w:val="single" w:sz="4" w:color="D7E0EA" w:space="0"/>
+              <w:left w:val="single" w:sz="4" w:color="D7E0EA" w:space="0"/>
+              <w:bottom w:val="single" w:sz="4" w:color="D7E0EA" w:space="0"/>
+              <w:right w:val="single" w:sz="4" w:color="D7E0EA" w:space="0"/>
+              <w:insideH w:val="single" w:sz="4" w:color="D7E0EA" w:space="0"/>
+              <w:insideV w:val="single" w:sz="4" w:color="D7E0EA" w:space="0"/>
+            </w:tcBorders>
+            <w:vAlign w:val="top"/>
+          </w:tcPr>
+          <w:p>
+            <w:r>
+              <w:rPr>
+                <w:rFonts w:ascii="Liberation Sans" w:hAnsi="Liberation Sans"/>
+                <w:sz w:val="15"/>
+              </w:rPr>
+              <w:t>Organisation-specific client access</w:t>
+            </w:r>
+          </w:p>
+        </w:tc>
+        <w:tc>
+          <w:tcPr>
+            <w:tcW w:type="dxa" w:w="5272"/>
+            <w:shd w:fill="FFFFFF"/>
+            <w:tcBorders>
+              <w:top w:val="single" w:sz="4" w:color="D7E0EA" w:space="0"/>
+              <w:left w:val="single" w:sz="4" w:color="D7E0EA" w:space="0"/>
+              <w:bottom w:val="single" w:sz="4" w:color="D7E0EA" w:space="0"/>
+              <w:right w:val="single" w:sz="4" w:color="D7E0EA" w:space="0"/>
+              <w:insideH w:val="single" w:sz="4" w:color="D7E0EA" w:space="0"/>
+              <w:insideV w:val="single" w:sz="4" w:color="D7E0EA" w:space="0"/>
+            </w:tcBorders>
+            <w:vAlign w:val="top"/>
+          </w:tcPr>
+          <w:p>
+            <w:r>
+              <w:rPr>
+                <w:rFonts w:ascii="Liberation Sans" w:hAnsi="Liberation Sans"/>
+                <w:sz w:val="15"/>
+              </w:rPr>
+              <w:t>View only records allowed for the client organisation: projects, milestones, updates, private documents, invoices, notifications and support conversations.</w:t>
+            </w:r>
+          </w:p>
+        </w:tc>
+      </w:tr>
+    </w:tbl>
+    <w:p>
+      <w:pPr>
+        <w:spacing w:after="0"/>
+      </w:pPr>
+    </w:p>
+    <w:p>
+      <w:pPr>
+        <w:pStyle w:val="Heading2"/>
+        <w:keepNext/>
+      </w:pPr>
+      <w:r>
+        <w:t>11.2 Main portal capabilities</w:t>
       </w:r>
     </w:p>
     <w:p>
@@ -10747,7 +11076,7 @@
         <w:rPr>
           <w:rFonts w:ascii="Liberation Sans" w:hAnsi="Liberation Sans"/>
         </w:rPr>
-        <w:t>Real user authentication and password reset</w:t>
+        <w:t>Secure email/password sign-in and password reset</w:t>
       </w:r>
     </w:p>
     <w:p>
@@ -10759,7 +11088,7 @@
         <w:rPr>
           <w:rFonts w:ascii="Liberation Sans" w:hAnsi="Liberation Sans"/>
         </w:rPr>
-        <w:t>Client-specific invoices and documents</w:t>
+        <w:t>Dashboard with project/document/support/notification summaries</w:t>
       </w:r>
     </w:p>
     <w:p>
@@ -10771,7 +11100,7 @@
         <w:rPr>
           <w:rFonts w:ascii="Liberation Sans" w:hAnsi="Liberation Sans"/>
         </w:rPr>
-        <w:t>Secure training materials</w:t>
+        <w:t>Client-specific projects, dates, progress and milestones</w:t>
       </w:r>
     </w:p>
     <w:p>
@@ -10783,7 +11112,7 @@
         <w:rPr>
           <w:rFonts w:ascii="Liberation Sans" w:hAnsi="Liberation Sans"/>
         </w:rPr>
-        <w:t>Appointment/project status</w:t>
+        <w:t>Private document download through signed URLs</w:t>
       </w:r>
     </w:p>
     <w:p>
@@ -10795,7 +11124,7 @@
         <w:rPr>
           <w:rFonts w:ascii="Liberation Sans" w:hAnsi="Liberation Sans"/>
         </w:rPr>
-        <w:t>Payment records</w:t>
+        <w:t>Client-visible billing and invoice status, including browser Print / Save as PDF</w:t>
       </w:r>
     </w:p>
     <w:p>
@@ -10807,7 +11136,75 @@
         <w:rPr>
           <w:rFonts w:ascii="Liberation Sans" w:hAnsi="Liberation Sans"/>
         </w:rPr>
-        <w:t>Role-based access and audit logging</w:t>
+        <w:t>Support tickets with client/staff conversation history and internal staff notes</w:t>
+      </w:r>
+    </w:p>
+    <w:p>
+      <w:pPr>
+        <w:pStyle w:val="ListBullet"/>
+        <w:spacing w:after="60"/>
+      </w:pPr>
+      <w:r>
+        <w:rPr>
+          <w:rFonts w:ascii="Liberation Sans" w:hAnsi="Liberation Sans"/>
+        </w:rPr>
+        <w:t>Portal notifications for project updates, invoices and support activity</w:t>
+      </w:r>
+    </w:p>
+    <w:p>
+      <w:pPr>
+        <w:pStyle w:val="ListBullet"/>
+        <w:spacing w:after="60"/>
+      </w:pPr>
+      <w:r>
+        <w:rPr>
+          <w:rFonts w:ascii="Liberation Sans" w:hAnsi="Liberation Sans"/>
+        </w:rPr>
+        <w:t>Editable user profile including full name, phone, job title, profile photo and password</w:t>
+      </w:r>
+    </w:p>
+    <w:p>
+      <w:pPr>
+        <w:pStyle w:val="ListBullet"/>
+        <w:spacing w:after="60"/>
+      </w:pPr>
+      <w:r>
+        <w:rPr>
+          <w:rFonts w:ascii="Liberation Sans" w:hAnsi="Liberation Sans"/>
+        </w:rPr>
+        <w:t>Administrator client search, editing, client numbering, special badges and access management</w:t>
+      </w:r>
+    </w:p>
+    <w:p>
+      <w:pPr>
+        <w:pStyle w:val="ListBullet"/>
+        <w:spacing w:after="60"/>
+      </w:pPr>
+      <w:r>
+        <w:rPr>
+          <w:rFonts w:ascii="Liberation Sans" w:hAnsi="Liberation Sans"/>
+        </w:rPr>
+        <w:t>Separate administrator and future staff workspaces</w:t>
+      </w:r>
+    </w:p>
+    <w:p>
+      <w:pPr>
+        <w:pStyle w:val="Heading2"/>
+        <w:keepNext/>
+      </w:pPr>
+      <w:r>
+        <w:t>11.3 Elyra Suite — founding client</w:t>
+      </w:r>
+    </w:p>
+    <w:p>
+      <w:pPr>
+        <w:spacing w:after="120" w:line="269" w:lineRule="auto"/>
+      </w:pPr>
+      <w:r>
+        <w:rPr>
+          <w:rFonts w:ascii="Liberation Sans" w:hAnsi="Liberation Sans"/>
+        </w:rPr>
+        <w:t>Elyra Suite is recorded in the portal as Client 001 and receives a permanent Founding Client distinction with a crown-style badge and its logo. Its first recorded project is Elyra Suite Website Development (ELYRA-WEB-001): brief received 11 October 2026, work started 12 October 2026, planned due date 26 October 2026, and completed ahead of schedule on 13 October 2026.</w:t>
       </w:r>
     </w:p>
     <w:tbl>
@@ -10851,7 +11248,7 @@
                 <w:rFonts w:ascii="Liberation Sans" w:hAnsi="Liberation Sans"/>
                 <w:color w:val="334155"/>
               </w:rPr>
-              <w:t>Never place client passwords, API keys, payment secrets or private documents directly inside public React source files or the public GitHub repository.</w:t>
+              <w:t>Never place client passwords, service-role keys, database passwords, payment secrets or private documents inside public React source files or the public GitHub repository. The browser may contain the Supabase publishable key because Row Level Security is the security boundary; the Supabase service-role key must remain server-side only.</w:t>
             </w:r>
           </w:p>
         </w:tc>
@@ -14042,7 +14439,18 @@
         <w:keepNext/>
       </w:pPr>
       <w:r>
-        <w:t>20. Security, Client Data and Future Backend Features</w:t>
+        <w:t>20. Security, Client Data and Backend Systems</w:t>
+      </w:r>
+    </w:p>
+    <w:p>
+      <w:pPr>
+        <w:spacing w:after="120" w:line="269" w:lineRule="auto"/>
+      </w:pPr>
+      <w:r>
+        <w:rPr>
+          <w:rFonts w:ascii="Liberation Sans" w:hAnsi="Liberation Sans"/>
+        </w:rPr>
+        <w:t>The production Client Portal uses Supabase authentication, PostgreSQL, private Storage buckets and Row Level Security (RLS). Client access is organisation-scoped: belonging to one client organisation does not grant visibility into another client organisation. Administrative operations that require elevated privileges use a JWT-protected Supabase Edge Function and database policies.</w:t>
       </w:r>
     </w:p>
     <w:p>
@@ -14054,7 +14462,7 @@
         <w:rPr>
           <w:rFonts w:ascii="Liberation Sans" w:hAnsi="Liberation Sans"/>
         </w:rPr>
-        <w:t>Never commit passwords, private API keys, payment secrets or client confidential documents to the public repository.</w:t>
+        <w:t>Never commit passwords, Supabase service-role keys, database passwords, payment secrets or client confidential documents to the public repository.</w:t>
       </w:r>
     </w:p>
     <w:p>
@@ -14066,7 +14474,7 @@
         <w:rPr>
           <w:rFonts w:ascii="Liberation Sans" w:hAnsi="Liberation Sans"/>
         </w:rPr>
-        <w:t>Do not store real portal usernames/passwords in React source code.</w:t>
+        <w:t>The Supabase publishable browser key is not a secret; security must continue to be enforced with RLS and server-side privilege checks.</w:t>
       </w:r>
     </w:p>
     <w:p>
@@ -14078,7 +14486,7 @@
         <w:rPr>
           <w:rFonts w:ascii="Liberation Sans" w:hAnsi="Liberation Sans"/>
         </w:rPr>
-        <w:t>Use a secure backend or trusted service for authentication, payments and private client files.</w:t>
+        <w:t>Keep client documents in private Storage buckets and use authenticated or short-lived signed URLs for downloads.</w:t>
       </w:r>
     </w:p>
     <w:p>
@@ -14090,7 +14498,7 @@
         <w:rPr>
           <w:rFonts w:ascii="Liberation Sans" w:hAnsi="Liberation Sans"/>
         </w:rPr>
-        <w:t>Limit Formspree access to the appropriate business owners and review spam/security settings.</w:t>
+        <w:t>Keep administrator, staff and client permissions separate. Staff operational access must not silently become administrator access.</w:t>
       </w:r>
     </w:p>
     <w:p>
@@ -14102,7 +14510,19 @@
         <w:rPr>
           <w:rFonts w:ascii="Liberation Sans" w:hAnsi="Liberation Sans"/>
         </w:rPr>
-        <w:t>Use least-privilege access when adding collaborators to GitHub.</w:t>
+        <w:t>Review Supabase Security and Performance Advisors after database/schema changes.</w:t>
+      </w:r>
+    </w:p>
+    <w:p>
+      <w:pPr>
+        <w:pStyle w:val="ListBullet"/>
+        <w:spacing w:after="60"/>
+      </w:pPr>
+      <w:r>
+        <w:rPr>
+          <w:rFonts w:ascii="Liberation Sans" w:hAnsi="Liberation Sans"/>
+        </w:rPr>
+        <w:t>Use least-privilege access for GitHub, Supabase and business systems.</w:t>
       </w:r>
     </w:p>
     <w:p>
@@ -14123,7 +14543,7 @@
         <w:keepNext/>
       </w:pPr>
       <w:r>
-        <w:t>20.1 Features that need real backend systems</w:t>
+        <w:t>20.1 Current backend controls</w:t>
       </w:r>
     </w:p>
     <w:tbl>
@@ -14160,7 +14580,7 @@
                 <w:color w:val="FFFFFF"/>
                 <w:sz w:val="18"/>
               </w:rPr>
-              <w:t>Feature</w:t>
+              <w:t>Control</w:t>
             </w:r>
           </w:p>
         </w:tc>
@@ -14186,7 +14606,7 @@
                 <w:color w:val="FFFFFF"/>
                 <w:sz w:val="18"/>
               </w:rPr>
-              <w:t>What is needed</w:t>
+              <w:t>Current implementation</w:t>
             </w:r>
           </w:p>
         </w:tc>
@@ -14212,7 +14632,7 @@
                 <w:rFonts w:ascii="Liberation Sans" w:hAnsi="Liberation Sans"/>
                 <w:sz w:val="16"/>
               </w:rPr>
-              <w:t>Authenticated Client Portal</w:t>
+              <w:t>Authentication</w:t>
             </w:r>
           </w:p>
         </w:tc>
@@ -14236,7 +14656,7 @@
                 <w:rFonts w:ascii="Liberation Sans" w:hAnsi="Liberation Sans"/>
                 <w:sz w:val="16"/>
               </w:rPr>
-              <w:t>Identity/authentication service, secure database/storage, access rules, password recovery.</w:t>
+              <w:t>Supabase Auth with approved user accounts, password reset and JWT sessions.</w:t>
             </w:r>
           </w:p>
         </w:tc>
@@ -14262,7 +14682,7 @@
                 <w:rFonts w:ascii="Liberation Sans" w:hAnsi="Liberation Sans"/>
                 <w:sz w:val="16"/>
               </w:rPr>
-              <w:t>Online payments</w:t>
+              <w:t>Data isolation</w:t>
             </w:r>
           </w:p>
         </w:tc>
@@ -14286,7 +14706,7 @@
                 <w:rFonts w:ascii="Liberation Sans" w:hAnsi="Liberation Sans"/>
                 <w:sz w:val="16"/>
               </w:rPr>
-              <w:t>Payment provider integration, server-side verification/webhooks, terms/refund process.</w:t>
+              <w:t>RLS policies restrict client rows by active organisation membership.</w:t>
             </w:r>
           </w:p>
         </w:tc>
@@ -14312,7 +14732,7 @@
                 <w:rFonts w:ascii="Liberation Sans" w:hAnsi="Liberation Sans"/>
                 <w:sz w:val="16"/>
               </w:rPr>
-              <w:t>Private documents</w:t>
+              <w:t>Admin authorization</w:t>
             </w:r>
           </w:p>
         </w:tc>
@@ -14336,7 +14756,7 @@
                 <w:rFonts w:ascii="Liberation Sans" w:hAnsi="Liberation Sans"/>
                 <w:sz w:val="16"/>
               </w:rPr>
-              <w:t>Secure storage with client-specific permissions.</w:t>
+              <w:t>Administrator-only functions verify the signed-in user has an active admin profile.</w:t>
             </w:r>
           </w:p>
         </w:tc>
@@ -14362,7 +14782,7 @@
                 <w:rFonts w:ascii="Liberation Sans" w:hAnsi="Liberation Sans"/>
                 <w:sz w:val="16"/>
               </w:rPr>
-              <w:t>Real Academy accounts</w:t>
+              <w:t>Private documents</w:t>
             </w:r>
           </w:p>
         </w:tc>
@@ -14386,7 +14806,7 @@
                 <w:rFonts w:ascii="Liberation Sans" w:hAnsi="Liberation Sans"/>
                 <w:sz w:val="16"/>
               </w:rPr>
-              <w:t>Learner database, enrolment records, protected materials and completion records.</w:t>
+              <w:t>client-documents, support-attachments and profile-avatars are private Storage buckets.</w:t>
             </w:r>
           </w:p>
         </w:tc>
@@ -14412,7 +14832,7 @@
                 <w:rFonts w:ascii="Liberation Sans" w:hAnsi="Liberation Sans"/>
                 <w:sz w:val="16"/>
               </w:rPr>
-              <w:t>Automated invoicing</w:t>
+              <w:t>Role separation</w:t>
             </w:r>
           </w:p>
         </w:tc>
@@ -14436,7 +14856,179 @@
                 <w:rFonts w:ascii="Liberation Sans" w:hAnsi="Liberation Sans"/>
                 <w:sz w:val="16"/>
               </w:rPr>
-              <w:t>Accounting/payment workflow or secure backend/API.</w:t>
+              <w:t>Admin, Staff and Client roles have different portal capabilities and database permissions.</w:t>
+            </w:r>
+          </w:p>
+        </w:tc>
+      </w:tr>
+      <w:tr>
+        <w:tc>
+          <w:tcPr>
+            <w:tcW w:type="dxa" w:w="2835"/>
+            <w:shd w:fill="F8FAFC"/>
+            <w:tcBorders>
+              <w:top w:val="single" w:sz="4" w:color="D7E0EA" w:space="0"/>
+              <w:left w:val="single" w:sz="4" w:color="D7E0EA" w:space="0"/>
+              <w:bottom w:val="single" w:sz="4" w:color="D7E0EA" w:space="0"/>
+              <w:right w:val="single" w:sz="4" w:color="D7E0EA" w:space="0"/>
+              <w:insideH w:val="single" w:sz="4" w:color="D7E0EA" w:space="0"/>
+              <w:insideV w:val="single" w:sz="4" w:color="D7E0EA" w:space="0"/>
+            </w:tcBorders>
+            <w:vAlign w:val="top"/>
+          </w:tcPr>
+          <w:p>
+            <w:r>
+              <w:rPr>
+                <w:rFonts w:ascii="Liberation Sans" w:hAnsi="Liberation Sans"/>
+                <w:sz w:val="16"/>
+              </w:rPr>
+              <w:t>Notifications</w:t>
+            </w:r>
+          </w:p>
+        </w:tc>
+        <w:tc>
+          <w:tcPr>
+            <w:tcW w:type="dxa" w:w="7087"/>
+            <w:shd w:fill="F8FAFC"/>
+            <w:tcBorders>
+              <w:top w:val="single" w:sz="4" w:color="D7E0EA" w:space="0"/>
+              <w:left w:val="single" w:sz="4" w:color="D7E0EA" w:space="0"/>
+              <w:bottom w:val="single" w:sz="4" w:color="D7E0EA" w:space="0"/>
+              <w:right w:val="single" w:sz="4" w:color="D7E0EA" w:space="0"/>
+              <w:insideH w:val="single" w:sz="4" w:color="D7E0EA" w:space="0"/>
+              <w:insideV w:val="single" w:sz="4" w:color="D7E0EA" w:space="0"/>
+            </w:tcBorders>
+            <w:vAlign w:val="top"/>
+          </w:tcPr>
+          <w:p>
+            <w:r>
+              <w:rPr>
+                <w:rFonts w:ascii="Liberation Sans" w:hAnsi="Liberation Sans"/>
+                <w:sz w:val="16"/>
+              </w:rPr>
+              <w:t>Project updates, invoice changes and support activity can create portal notifications.</w:t>
+            </w:r>
+          </w:p>
+        </w:tc>
+      </w:tr>
+      <w:tr>
+        <w:tc>
+          <w:tcPr>
+            <w:tcW w:type="dxa" w:w="2835"/>
+            <w:shd w:fill="FFFFFF"/>
+            <w:tcBorders>
+              <w:top w:val="single" w:sz="4" w:color="D7E0EA" w:space="0"/>
+              <w:left w:val="single" w:sz="4" w:color="D7E0EA" w:space="0"/>
+              <w:bottom w:val="single" w:sz="4" w:color="D7E0EA" w:space="0"/>
+              <w:right w:val="single" w:sz="4" w:color="D7E0EA" w:space="0"/>
+              <w:insideH w:val="single" w:sz="4" w:color="D7E0EA" w:space="0"/>
+              <w:insideV w:val="single" w:sz="4" w:color="D7E0EA" w:space="0"/>
+            </w:tcBorders>
+            <w:vAlign w:val="top"/>
+          </w:tcPr>
+          <w:p>
+            <w:r>
+              <w:rPr>
+                <w:rFonts w:ascii="Liberation Sans" w:hAnsi="Liberation Sans"/>
+                <w:sz w:val="16"/>
+              </w:rPr>
+              <w:t>Support</w:t>
+            </w:r>
+          </w:p>
+        </w:tc>
+        <w:tc>
+          <w:tcPr>
+            <w:tcW w:type="dxa" w:w="7087"/>
+            <w:shd w:fill="FFFFFF"/>
+            <w:tcBorders>
+              <w:top w:val="single" w:sz="4" w:color="D7E0EA" w:space="0"/>
+              <w:left w:val="single" w:sz="4" w:color="D7E0EA" w:space="0"/>
+              <w:bottom w:val="single" w:sz="4" w:color="D7E0EA" w:space="0"/>
+              <w:right w:val="single" w:sz="4" w:color="D7E0EA" w:space="0"/>
+              <w:insideH w:val="single" w:sz="4" w:color="D7E0EA" w:space="0"/>
+              <w:insideV w:val="single" w:sz="4" w:color="D7E0EA" w:space="0"/>
+            </w:tcBorders>
+            <w:vAlign w:val="top"/>
+          </w:tcPr>
+          <w:p>
+            <w:r>
+              <w:rPr>
+                <w:rFonts w:ascii="Liberation Sans" w:hAnsi="Liberation Sans"/>
+                <w:sz w:val="16"/>
+              </w:rPr>
+              <w:t>Tickets and threaded support messages are organisation-scoped; internal notes are hidden from clients.</w:t>
+            </w:r>
+          </w:p>
+        </w:tc>
+      </w:tr>
+    </w:tbl>
+    <w:p>
+      <w:pPr>
+        <w:spacing w:after="0"/>
+      </w:pPr>
+    </w:p>
+    <w:p>
+      <w:pPr>
+        <w:pStyle w:val="Heading2"/>
+        <w:keepNext/>
+      </w:pPr>
+      <w:r>
+        <w:t>20.2 Supabase Pro security upgrade</w:t>
+      </w:r>
+    </w:p>
+    <w:p>
+      <w:pPr>
+        <w:spacing w:after="120" w:line="269" w:lineRule="auto"/>
+      </w:pPr>
+      <w:r>
+        <w:rPr>
+          <w:rFonts w:ascii="Liberation Sans" w:hAnsi="Liberation Sans"/>
+        </w:rPr>
+        <w:t>The project currently uses the Supabase Free plan. Supabase Leaked Password Protection is available on the Pro plan and above. When Eragonova upgrades to Supabase Pro, enable Leaked Password Protection under Authentication password security so compromised passwords can be rejected using the Have I Been Pwned Pwned Passwords service. Also review password-strength and MFA options at that time.</w:t>
+      </w:r>
+    </w:p>
+    <w:tbl>
+      <w:tblPr>
+        <w:tblW w:type="auto" w:w="0"/>
+        <w:jc w:val="center"/>
+        <w:tblLook w:firstColumn="1" w:firstRow="1" w:lastColumn="0" w:lastRow="0" w:noHBand="0" w:noVBand="1" w:val="04A0"/>
+      </w:tblPr>
+      <w:tblGrid>
+        <w:gridCol w:w="9978"/>
+      </w:tblGrid>
+      <w:tr>
+        <w:tc>
+          <w:tcPr>
+            <w:tcW w:type="dxa" w:w="9978"/>
+            <w:shd w:fill="FFFBEB"/>
+            <w:tcBorders>
+              <w:top w:val="single" w:sz="4" w:color="CBD5E1" w:space="0"/>
+              <w:left w:val="single" w:sz="4" w:color="CBD5E1" w:space="0"/>
+              <w:bottom w:val="single" w:sz="4" w:color="CBD5E1" w:space="0"/>
+              <w:right w:val="single" w:sz="4" w:color="CBD5E1" w:space="0"/>
+              <w:insideH w:val="single" w:sz="4" w:color="CBD5E1" w:space="0"/>
+              <w:insideV w:val="single" w:sz="4" w:color="CBD5E1" w:space="0"/>
+            </w:tcBorders>
+          </w:tcPr>
+          <w:p>
+            <w:pPr>
+              <w:spacing w:after="0"/>
+            </w:pPr>
+            <w:r>
+              <w:rPr>
+                <w:rFonts w:ascii="Liberation Sans" w:hAnsi="Liberation Sans"/>
+                <w:b/>
+                <w:color w:val="0F172A"/>
+              </w:rPr>
+              <w:t>Planned security upgrade</w:t>
+              <w:br/>
+            </w:r>
+            <w:r>
+              <w:rPr>
+                <w:rFonts w:ascii="Liberation Sans" w:hAnsi="Liberation Sans"/>
+                <w:color w:val="334155"/>
+              </w:rPr>
+              <w:t>Upgrade Supabase to Pro when the portal/client volume justifies the recurring cost, then enable Leaked Password Protection. Until then, continue using strong unique passwords, RLS, private storage and role-based access.</w:t>
             </w:r>
           </w:p>
         </w:tc>
@@ -15129,7 +15721,7 @@
                 <w:rFonts w:ascii="Liberation Sans" w:hAnsi="Liberation Sans"/>
                 <w:sz w:val="15"/>
               </w:rPr>
-              <w:t>Portal authentication</w:t>
+              <w:t>Supabase Pro security upgrade</w:t>
             </w:r>
           </w:p>
         </w:tc>
@@ -15153,7 +15745,7 @@
                 <w:rFonts w:ascii="Liberation Sans" w:hAnsi="Liberation Sans"/>
                 <w:sz w:val="15"/>
               </w:rPr>
-              <w:t>Turns public portal concept into real client access.</w:t>
+              <w:t>Enables Leaked Password Protection and stronger production security options.</w:t>
             </w:r>
           </w:p>
         </w:tc>
@@ -15177,7 +15769,7 @@
                 <w:rFonts w:ascii="Liberation Sans" w:hAnsi="Liberation Sans"/>
                 <w:sz w:val="15"/>
               </w:rPr>
-              <w:t>When recurring clients justify it.</w:t>
+              <w:t>When portal/client volume justifies the Pro plan.</w:t>
             </w:r>
           </w:p>
         </w:tc>

--- a/docs/Eragonova_Enterprise_Website_Owners_Handbook.docx
+++ b/docs/Eragonova_Enterprise_Website_Owners_Handbook.docx
@@ -96,6 +96,10 @@
         <w:gridCol w:w="4989"/>
       </w:tblGrid>
       <w:tr>
+        <w:trPr>
+          <w:cantSplit/>
+          <w:tblHeader w:val="true"/>
+        </w:trPr>
         <w:tc>
           <w:tcPr>
             <w:tcW w:type="dxa" w:w="4989"/>
@@ -146,6 +150,9 @@
         </w:tc>
       </w:tr>
       <w:tr>
+        <w:trPr>
+          <w:cantSplit/>
+        </w:trPr>
         <w:tc>
           <w:tcPr>
             <w:tcW w:type="dxa" w:w="4989"/>
@@ -196,6 +203,9 @@
         </w:tc>
       </w:tr>
       <w:tr>
+        <w:trPr>
+          <w:cantSplit/>
+        </w:trPr>
         <w:tc>
           <w:tcPr>
             <w:tcW w:type="dxa" w:w="4989"/>
@@ -240,12 +250,15 @@
                 <w:rFonts w:ascii="Liberation Sans" w:hAnsi="Liberation Sans"/>
                 <w:sz w:val="16"/>
               </w:rPr>
-              <w:t>+233 50 537 4537</w:t>
+              <w:t>+233 505 374 537</w:t>
             </w:r>
           </w:p>
         </w:tc>
       </w:tr>
       <w:tr>
+        <w:trPr>
+          <w:cantSplit/>
+        </w:trPr>
         <w:tc>
           <w:tcPr>
             <w:tcW w:type="dxa" w:w="4989"/>
@@ -296,6 +309,9 @@
         </w:tc>
       </w:tr>
       <w:tr>
+        <w:trPr>
+          <w:cantSplit/>
+        </w:trPr>
         <w:tc>
           <w:tcPr>
             <w:tcW w:type="dxa" w:w="4989"/>
@@ -391,6 +407,10 @@
         <w:gridCol w:w="9978"/>
       </w:tblGrid>
       <w:tr>
+        <w:trPr>
+          <w:cantSplit/>
+          <w:tblHeader w:val="true"/>
+        </w:trPr>
         <w:tc>
           <w:tcPr>
             <w:tcW w:type="dxa" w:w="9978"/>
@@ -455,6 +475,10 @@
         <w:gridCol w:w="3326"/>
       </w:tblGrid>
       <w:tr>
+        <w:trPr>
+          <w:cantSplit/>
+          <w:tblHeader w:val="true"/>
+        </w:trPr>
         <w:tc>
           <w:tcPr>
             <w:tcW w:type="dxa" w:w="1928"/>
@@ -535,6 +559,9 @@
         </w:tc>
       </w:tr>
       <w:tr>
+        <w:trPr>
+          <w:cantSplit/>
+        </w:trPr>
         <w:tc>
           <w:tcPr>
             <w:tcW w:type="dxa" w:w="1928"/>
@@ -609,6 +636,9 @@
         </w:tc>
       </w:tr>
       <w:tr>
+        <w:trPr>
+          <w:cantSplit/>
+        </w:trPr>
         <w:tc>
           <w:tcPr>
             <w:tcW w:type="dxa" w:w="1928"/>
@@ -683,6 +713,9 @@
         </w:tc>
       </w:tr>
       <w:tr>
+        <w:trPr>
+          <w:cantSplit/>
+        </w:trPr>
         <w:tc>
           <w:tcPr>
             <w:tcW w:type="dxa" w:w="1928"/>
@@ -914,6 +947,10 @@
         <w:gridCol w:w="9978"/>
       </w:tblGrid>
       <w:tr>
+        <w:trPr>
+          <w:cantSplit/>
+          <w:tblHeader w:val="true"/>
+        </w:trPr>
         <w:tc>
           <w:tcPr>
             <w:tcW w:type="dxa" w:w="9978"/>
@@ -978,6 +1015,10 @@
         <w:gridCol w:w="3326"/>
       </w:tblGrid>
       <w:tr>
+        <w:trPr>
+          <w:cantSplit/>
+          <w:tblHeader w:val="true"/>
+        </w:trPr>
         <w:tc>
           <w:tcPr>
             <w:tcW w:type="dxa" w:w="2551"/>
@@ -1058,6 +1099,9 @@
         </w:tc>
       </w:tr>
       <w:tr>
+        <w:trPr>
+          <w:cantSplit/>
+        </w:trPr>
         <w:tc>
           <w:tcPr>
             <w:tcW w:type="dxa" w:w="2551"/>
@@ -1132,6 +1176,9 @@
         </w:tc>
       </w:tr>
       <w:tr>
+        <w:trPr>
+          <w:cantSplit/>
+        </w:trPr>
         <w:tc>
           <w:tcPr>
             <w:tcW w:type="dxa" w:w="2551"/>
@@ -1206,6 +1253,9 @@
         </w:tc>
       </w:tr>
       <w:tr>
+        <w:trPr>
+          <w:cantSplit/>
+        </w:trPr>
         <w:tc>
           <w:tcPr>
             <w:tcW w:type="dxa" w:w="2551"/>
@@ -1280,6 +1330,9 @@
         </w:tc>
       </w:tr>
       <w:tr>
+        <w:trPr>
+          <w:cantSplit/>
+        </w:trPr>
         <w:tc>
           <w:tcPr>
             <w:tcW w:type="dxa" w:w="2551"/>
@@ -1354,6 +1407,9 @@
         </w:tc>
       </w:tr>
       <w:tr>
+        <w:trPr>
+          <w:cantSplit/>
+        </w:trPr>
         <w:tc>
           <w:tcPr>
             <w:tcW w:type="dxa" w:w="2551"/>
@@ -1428,6 +1484,9 @@
         </w:tc>
       </w:tr>
       <w:tr>
+        <w:trPr>
+          <w:cantSplit/>
+        </w:trPr>
         <w:tc>
           <w:tcPr>
             <w:tcW w:type="dxa" w:w="2551"/>
@@ -1496,12 +1555,15 @@
                 <w:rFonts w:ascii="Liberation Sans" w:hAnsi="Liberation Sans"/>
                 <w:sz w:val="15"/>
               </w:rPr>
-              <w:t>Controls most homepage sections and Elyra partnership panel.</w:t>
+              <w:t>Controls homepage sections and partner panel.</w:t>
             </w:r>
           </w:p>
         </w:tc>
       </w:tr>
       <w:tr>
+        <w:trPr>
+          <w:cantSplit/>
+        </w:trPr>
         <w:tc>
           <w:tcPr>
             <w:tcW w:type="dxa" w:w="2551"/>
@@ -1576,6 +1638,9 @@
         </w:tc>
       </w:tr>
       <w:tr>
+        <w:trPr>
+          <w:cantSplit/>
+        </w:trPr>
         <w:tc>
           <w:tcPr>
             <w:tcW w:type="dxa" w:w="2551"/>
@@ -1650,6 +1715,9 @@
         </w:tc>
       </w:tr>
       <w:tr>
+        <w:trPr>
+          <w:cantSplit/>
+        </w:trPr>
         <w:tc>
           <w:tcPr>
             <w:tcW w:type="dxa" w:w="2551"/>
@@ -1724,6 +1792,9 @@
         </w:tc>
       </w:tr>
       <w:tr>
+        <w:trPr>
+          <w:cantSplit/>
+        </w:trPr>
         <w:tc>
           <w:tcPr>
             <w:tcW w:type="dxa" w:w="2551"/>
@@ -1798,6 +1869,9 @@
         </w:tc>
       </w:tr>
       <w:tr>
+        <w:trPr>
+          <w:cantSplit/>
+        </w:trPr>
         <w:tc>
           <w:tcPr>
             <w:tcW w:type="dxa" w:w="2551"/>
@@ -1872,6 +1946,9 @@
         </w:tc>
       </w:tr>
       <w:tr>
+        <w:trPr>
+          <w:cantSplit/>
+        </w:trPr>
         <w:tc>
           <w:tcPr>
             <w:tcW w:type="dxa" w:w="2551"/>
@@ -1946,6 +2023,9 @@
         </w:tc>
       </w:tr>
       <w:tr>
+        <w:trPr>
+          <w:cantSplit/>
+        </w:trPr>
         <w:tc>
           <w:tcPr>
             <w:tcW w:type="dxa" w:w="2551"/>
@@ -2020,6 +2100,9 @@
         </w:tc>
       </w:tr>
       <w:tr>
+        <w:trPr>
+          <w:cantSplit/>
+        </w:trPr>
         <w:tc>
           <w:tcPr>
             <w:tcW w:type="dxa" w:w="2551"/>
@@ -2094,6 +2177,9 @@
         </w:tc>
       </w:tr>
       <w:tr>
+        <w:trPr>
+          <w:cantSplit/>
+        </w:trPr>
         <w:tc>
           <w:tcPr>
             <w:tcW w:type="dxa" w:w="2551"/>
@@ -2168,6 +2254,9 @@
         </w:tc>
       </w:tr>
       <w:tr>
+        <w:trPr>
+          <w:cantSplit/>
+        </w:trPr>
         <w:tc>
           <w:tcPr>
             <w:tcW w:type="dxa" w:w="2551"/>
@@ -2212,7 +2301,7 @@
                 <w:rFonts w:ascii="Liberation Sans" w:hAnsi="Liberation Sans"/>
                 <w:sz w:val="15"/>
               </w:rPr>
-              <w:t>src/pages/PartnersPage.jsx, src/pages/HomePage.jsx and Supabase Client Portal</w:t>
+              <w:t>src/pages/PartnersPage.jsx, src/pages/HomePage.jsx and secure portal</w:t>
             </w:r>
           </w:p>
         </w:tc>
@@ -2236,12 +2325,15 @@
                 <w:rFonts w:ascii="Liberation Sans" w:hAnsi="Liberation Sans"/>
                 <w:sz w:val="15"/>
               </w:rPr>
-              <w:t>Public partnership wording remains independent; the private portal separately records Elyra Suite as Client 001 / Founding Client.</w:t>
+              <w:t>Public partnership is independent; portal records Elyra as Client 001.</w:t>
             </w:r>
           </w:p>
         </w:tc>
       </w:tr>
       <w:tr>
+        <w:trPr>
+          <w:cantSplit/>
+        </w:trPr>
         <w:tc>
           <w:tcPr>
             <w:tcW w:type="dxa" w:w="2551"/>
@@ -2286,7 +2378,7 @@
                 <w:rFonts w:ascii="Liberation Sans" w:hAnsi="Liberation Sans"/>
                 <w:sz w:val="15"/>
               </w:rPr>
-              <w:t>src/pages/PortalPage.jsx + src/components/PortalAdminConsole.jsx + PortalAdminExtras.jsx + PortalClientExtras.jsx</w:t>
+              <w:t>src/pages/PortalPage.jsx + portal components</w:t>
             </w:r>
           </w:p>
         </w:tc>
@@ -2310,12 +2402,15 @@
                 <w:rFonts w:ascii="Liberation Sans" w:hAnsi="Liberation Sans"/>
                 <w:sz w:val="15"/>
               </w:rPr>
-              <w:t>Secure Supabase-backed portal, client workspace, administrator controls, staff operations and profile tools.</w:t>
+              <w:t>Secure Supabase portal for clients, administrators and staff.</w:t>
             </w:r>
           </w:p>
         </w:tc>
       </w:tr>
       <w:tr>
+        <w:trPr>
+          <w:cantSplit/>
+        </w:trPr>
         <w:tc>
           <w:tcPr>
             <w:tcW w:type="dxa" w:w="2551"/>
@@ -2390,6 +2485,9 @@
         </w:tc>
       </w:tr>
       <w:tr>
+        <w:trPr>
+          <w:cantSplit/>
+        </w:trPr>
         <w:tc>
           <w:tcPr>
             <w:tcW w:type="dxa" w:w="2551"/>
@@ -2464,6 +2562,9 @@
         </w:tc>
       </w:tr>
       <w:tr>
+        <w:trPr>
+          <w:cantSplit/>
+        </w:trPr>
         <w:tc>
           <w:tcPr>
             <w:tcW w:type="dxa" w:w="2551"/>
@@ -2538,6 +2639,9 @@
         </w:tc>
       </w:tr>
       <w:tr>
+        <w:trPr>
+          <w:cantSplit/>
+        </w:trPr>
         <w:tc>
           <w:tcPr>
             <w:tcW w:type="dxa" w:w="2551"/>
@@ -2612,6 +2716,9 @@
         </w:tc>
       </w:tr>
       <w:tr>
+        <w:trPr>
+          <w:cantSplit/>
+        </w:trPr>
         <w:tc>
           <w:tcPr>
             <w:tcW w:type="dxa" w:w="2551"/>
@@ -2686,6 +2793,9 @@
         </w:tc>
       </w:tr>
       <w:tr>
+        <w:trPr>
+          <w:cantSplit/>
+        </w:trPr>
         <w:tc>
           <w:tcPr>
             <w:tcW w:type="dxa" w:w="2551"/>
@@ -2760,6 +2870,9 @@
         </w:tc>
       </w:tr>
       <w:tr>
+        <w:trPr>
+          <w:cantSplit/>
+        </w:trPr>
         <w:tc>
           <w:tcPr>
             <w:tcW w:type="dxa" w:w="2551"/>
@@ -2834,6 +2947,9 @@
         </w:tc>
       </w:tr>
       <w:tr>
+        <w:trPr>
+          <w:cantSplit/>
+        </w:trPr>
         <w:tc>
           <w:tcPr>
             <w:tcW w:type="dxa" w:w="2551"/>
@@ -2908,6 +3024,9 @@
         </w:tc>
       </w:tr>
       <w:tr>
+        <w:trPr>
+          <w:cantSplit/>
+        </w:trPr>
         <w:tc>
           <w:tcPr>
             <w:tcW w:type="dxa" w:w="2551"/>
@@ -2982,6 +3101,9 @@
         </w:tc>
       </w:tr>
       <w:tr>
+        <w:trPr>
+          <w:cantSplit/>
+        </w:trPr>
         <w:tc>
           <w:tcPr>
             <w:tcW w:type="dxa" w:w="2551"/>
@@ -3056,6 +3178,9 @@
         </w:tc>
       </w:tr>
       <w:tr>
+        <w:trPr>
+          <w:cantSplit/>
+        </w:trPr>
         <w:tc>
           <w:tcPr>
             <w:tcW w:type="dxa" w:w="2551"/>
@@ -3130,6 +3255,9 @@
         </w:tc>
       </w:tr>
       <w:tr>
+        <w:trPr>
+          <w:cantSplit/>
+        </w:trPr>
         <w:tc>
           <w:tcPr>
             <w:tcW w:type="dxa" w:w="2551"/>
@@ -3174,7 +3302,7 @@
                 <w:rFonts w:ascii="Liberation Sans" w:hAnsi="Liberation Sans"/>
                 <w:sz w:val="15"/>
               </w:rPr>
-              <w:t xml:space="preserve"> .github/workflows/deploy-pages.yml</w:t>
+              <w:t>.github/workflows/deploy-pages.yml</w:t>
             </w:r>
           </w:p>
         </w:tc>
@@ -3198,7 +3326,7 @@
                 <w:rFonts w:ascii="Liberation Sans" w:hAnsi="Liberation Sans"/>
                 <w:sz w:val="15"/>
               </w:rPr>
-              <w:t>Builds the React site and publishes build/ to gh-pages.</w:t>
+              <w:t>Builds and publishes to GitHub Pages.</w:t>
             </w:r>
           </w:p>
         </w:tc>
@@ -3251,6 +3379,10 @@
         <w:gridCol w:w="3326"/>
       </w:tblGrid>
       <w:tr>
+        <w:trPr>
+          <w:cantSplit/>
+          <w:tblHeader w:val="true"/>
+        </w:trPr>
         <w:tc>
           <w:tcPr>
             <w:tcW w:type="dxa" w:w="1757"/>
@@ -3331,6 +3463,9 @@
         </w:tc>
       </w:tr>
       <w:tr>
+        <w:trPr>
+          <w:cantSplit/>
+        </w:trPr>
         <w:tc>
           <w:tcPr>
             <w:tcW w:type="dxa" w:w="1757"/>
@@ -3405,6 +3540,9 @@
         </w:tc>
       </w:tr>
       <w:tr>
+        <w:trPr>
+          <w:cantSplit/>
+        </w:trPr>
         <w:tc>
           <w:tcPr>
             <w:tcW w:type="dxa" w:w="1757"/>
@@ -3479,6 +3617,9 @@
         </w:tc>
       </w:tr>
       <w:tr>
+        <w:trPr>
+          <w:cantSplit/>
+        </w:trPr>
         <w:tc>
           <w:tcPr>
             <w:tcW w:type="dxa" w:w="1757"/>
@@ -3553,6 +3694,9 @@
         </w:tc>
       </w:tr>
       <w:tr>
+        <w:trPr>
+          <w:cantSplit/>
+        </w:trPr>
         <w:tc>
           <w:tcPr>
             <w:tcW w:type="dxa" w:w="1757"/>
@@ -3627,6 +3771,9 @@
         </w:tc>
       </w:tr>
       <w:tr>
+        <w:trPr>
+          <w:cantSplit/>
+        </w:trPr>
         <w:tc>
           <w:tcPr>
             <w:tcW w:type="dxa" w:w="1757"/>
@@ -3728,6 +3875,10 @@
         <w:gridCol w:w="3326"/>
       </w:tblGrid>
       <w:tr>
+        <w:trPr>
+          <w:cantSplit/>
+          <w:tblHeader w:val="true"/>
+        </w:trPr>
         <w:tc>
           <w:tcPr>
             <w:tcW w:type="dxa" w:w="2098"/>
@@ -3808,6 +3959,9 @@
         </w:tc>
       </w:tr>
       <w:tr>
+        <w:trPr>
+          <w:cantSplit/>
+        </w:trPr>
         <w:tc>
           <w:tcPr>
             <w:tcW w:type="dxa" w:w="2098"/>
@@ -3882,6 +4036,9 @@
         </w:tc>
       </w:tr>
       <w:tr>
+        <w:trPr>
+          <w:cantSplit/>
+        </w:trPr>
         <w:tc>
           <w:tcPr>
             <w:tcW w:type="dxa" w:w="2098"/>
@@ -3956,6 +4113,9 @@
         </w:tc>
       </w:tr>
       <w:tr>
+        <w:trPr>
+          <w:cantSplit/>
+        </w:trPr>
         <w:tc>
           <w:tcPr>
             <w:tcW w:type="dxa" w:w="2098"/>
@@ -4030,6 +4190,9 @@
         </w:tc>
       </w:tr>
       <w:tr>
+        <w:trPr>
+          <w:cantSplit/>
+        </w:trPr>
         <w:tc>
           <w:tcPr>
             <w:tcW w:type="dxa" w:w="2098"/>
@@ -4104,6 +4267,9 @@
         </w:tc>
       </w:tr>
       <w:tr>
+        <w:trPr>
+          <w:cantSplit/>
+        </w:trPr>
         <w:tc>
           <w:tcPr>
             <w:tcW w:type="dxa" w:w="2098"/>
@@ -4178,6 +4344,9 @@
         </w:tc>
       </w:tr>
       <w:tr>
+        <w:trPr>
+          <w:cantSplit/>
+        </w:trPr>
         <w:tc>
           <w:tcPr>
             <w:tcW w:type="dxa" w:w="2098"/>
@@ -4252,6 +4421,9 @@
         </w:tc>
       </w:tr>
       <w:tr>
+        <w:trPr>
+          <w:cantSplit/>
+        </w:trPr>
         <w:tc>
           <w:tcPr>
             <w:tcW w:type="dxa" w:w="2098"/>
@@ -4326,6 +4498,9 @@
         </w:tc>
       </w:tr>
       <w:tr>
+        <w:trPr>
+          <w:cantSplit/>
+        </w:trPr>
         <w:tc>
           <w:tcPr>
             <w:tcW w:type="dxa" w:w="2098"/>
@@ -4400,6 +4575,9 @@
         </w:tc>
       </w:tr>
       <w:tr>
+        <w:trPr>
+          <w:cantSplit/>
+        </w:trPr>
         <w:tc>
           <w:tcPr>
             <w:tcW w:type="dxa" w:w="2098"/>
@@ -4474,6 +4652,9 @@
         </w:tc>
       </w:tr>
       <w:tr>
+        <w:trPr>
+          <w:cantSplit/>
+        </w:trPr>
         <w:tc>
           <w:tcPr>
             <w:tcW w:type="dxa" w:w="2098"/>
@@ -4548,6 +4729,9 @@
         </w:tc>
       </w:tr>
       <w:tr>
+        <w:trPr>
+          <w:cantSplit/>
+        </w:trPr>
         <w:tc>
           <w:tcPr>
             <w:tcW w:type="dxa" w:w="2098"/>
@@ -4622,6 +4806,9 @@
         </w:tc>
       </w:tr>
       <w:tr>
+        <w:trPr>
+          <w:cantSplit/>
+        </w:trPr>
         <w:tc>
           <w:tcPr>
             <w:tcW w:type="dxa" w:w="2098"/>
@@ -4696,6 +4883,9 @@
         </w:tc>
       </w:tr>
       <w:tr>
+        <w:trPr>
+          <w:cantSplit/>
+        </w:trPr>
         <w:tc>
           <w:tcPr>
             <w:tcW w:type="dxa" w:w="2098"/>
@@ -4770,6 +4960,9 @@
         </w:tc>
       </w:tr>
       <w:tr>
+        <w:trPr>
+          <w:cantSplit/>
+        </w:trPr>
         <w:tc>
           <w:tcPr>
             <w:tcW w:type="dxa" w:w="2098"/>
@@ -4859,6 +5052,10 @@
         <w:gridCol w:w="9978"/>
       </w:tblGrid>
       <w:tr>
+        <w:trPr>
+          <w:cantSplit/>
+          <w:tblHeader w:val="true"/>
+        </w:trPr>
         <w:tc>
           <w:tcPr>
             <w:tcW w:type="dxa" w:w="9978"/>
@@ -4934,6 +5131,10 @@
         <w:gridCol w:w="3326"/>
       </w:tblGrid>
       <w:tr>
+        <w:trPr>
+          <w:cantSplit/>
+          <w:tblHeader w:val="true"/>
+        </w:trPr>
         <w:tc>
           <w:tcPr>
             <w:tcW w:type="dxa" w:w="2098"/>
@@ -5014,6 +5215,9 @@
         </w:tc>
       </w:tr>
       <w:tr>
+        <w:trPr>
+          <w:cantSplit/>
+        </w:trPr>
         <w:tc>
           <w:tcPr>
             <w:tcW w:type="dxa" w:w="2098"/>
@@ -5088,6 +5292,9 @@
         </w:tc>
       </w:tr>
       <w:tr>
+        <w:trPr>
+          <w:cantSplit/>
+        </w:trPr>
         <w:tc>
           <w:tcPr>
             <w:tcW w:type="dxa" w:w="2098"/>
@@ -5162,6 +5369,9 @@
         </w:tc>
       </w:tr>
       <w:tr>
+        <w:trPr>
+          <w:cantSplit/>
+        </w:trPr>
         <w:tc>
           <w:tcPr>
             <w:tcW w:type="dxa" w:w="2098"/>
@@ -5236,6 +5446,9 @@
         </w:tc>
       </w:tr>
       <w:tr>
+        <w:trPr>
+          <w:cantSplit/>
+        </w:trPr>
         <w:tc>
           <w:tcPr>
             <w:tcW w:type="dxa" w:w="2098"/>
@@ -5280,7 +5493,7 @@
                 <w:rFonts w:ascii="Liberation Sans" w:hAnsi="Liberation Sans"/>
                 <w:sz w:val="16"/>
               </w:rPr>
-              <w:t>+233 50 537 4537</w:t>
+              <w:t>+233 505 374 537</w:t>
             </w:r>
           </w:p>
         </w:tc>
@@ -5310,6 +5523,9 @@
         </w:tc>
       </w:tr>
       <w:tr>
+        <w:trPr>
+          <w:cantSplit/>
+        </w:trPr>
         <w:tc>
           <w:tcPr>
             <w:tcW w:type="dxa" w:w="2098"/>
@@ -5384,6 +5600,9 @@
         </w:tc>
       </w:tr>
       <w:tr>
+        <w:trPr>
+          <w:cantSplit/>
+        </w:trPr>
         <w:tc>
           <w:tcPr>
             <w:tcW w:type="dxa" w:w="2098"/>
@@ -5458,6 +5677,9 @@
         </w:tc>
       </w:tr>
       <w:tr>
+        <w:trPr>
+          <w:cantSplit/>
+        </w:trPr>
         <w:tc>
           <w:tcPr>
             <w:tcW w:type="dxa" w:w="2098"/>
@@ -5532,6 +5754,9 @@
         </w:tc>
       </w:tr>
       <w:tr>
+        <w:trPr>
+          <w:cantSplit/>
+        </w:trPr>
         <w:tc>
           <w:tcPr>
             <w:tcW w:type="dxa" w:w="2098"/>
@@ -5737,6 +5962,10 @@
         <w:gridCol w:w="3326"/>
       </w:tblGrid>
       <w:tr>
+        <w:trPr>
+          <w:cantSplit/>
+          <w:tblHeader w:val="true"/>
+        </w:trPr>
         <w:tc>
           <w:tcPr>
             <w:tcW w:type="dxa" w:w="3515"/>
@@ -5817,6 +6046,9 @@
         </w:tc>
       </w:tr>
       <w:tr>
+        <w:trPr>
+          <w:cantSplit/>
+        </w:trPr>
         <w:tc>
           <w:tcPr>
             <w:tcW w:type="dxa" w:w="3515"/>
@@ -5891,6 +6123,9 @@
         </w:tc>
       </w:tr>
       <w:tr>
+        <w:trPr>
+          <w:cantSplit/>
+        </w:trPr>
         <w:tc>
           <w:tcPr>
             <w:tcW w:type="dxa" w:w="3515"/>
@@ -5965,6 +6200,9 @@
         </w:tc>
       </w:tr>
       <w:tr>
+        <w:trPr>
+          <w:cantSplit/>
+        </w:trPr>
         <w:tc>
           <w:tcPr>
             <w:tcW w:type="dxa" w:w="3515"/>
@@ -6039,6 +6277,9 @@
         </w:tc>
       </w:tr>
       <w:tr>
+        <w:trPr>
+          <w:cantSplit/>
+        </w:trPr>
         <w:tc>
           <w:tcPr>
             <w:tcW w:type="dxa" w:w="3515"/>
@@ -6113,6 +6354,9 @@
         </w:tc>
       </w:tr>
       <w:tr>
+        <w:trPr>
+          <w:cantSplit/>
+        </w:trPr>
         <w:tc>
           <w:tcPr>
             <w:tcW w:type="dxa" w:w="3515"/>
@@ -6187,6 +6431,9 @@
         </w:tc>
       </w:tr>
       <w:tr>
+        <w:trPr>
+          <w:cantSplit/>
+        </w:trPr>
         <w:tc>
           <w:tcPr>
             <w:tcW w:type="dxa" w:w="3515"/>
@@ -6261,6 +6508,9 @@
         </w:tc>
       </w:tr>
       <w:tr>
+        <w:trPr>
+          <w:cantSplit/>
+        </w:trPr>
         <w:tc>
           <w:tcPr>
             <w:tcW w:type="dxa" w:w="3515"/>
@@ -6335,6 +6585,9 @@
         </w:tc>
       </w:tr>
       <w:tr>
+        <w:trPr>
+          <w:cantSplit/>
+        </w:trPr>
         <w:tc>
           <w:tcPr>
             <w:tcW w:type="dxa" w:w="3515"/>
@@ -6409,6 +6662,9 @@
         </w:tc>
       </w:tr>
       <w:tr>
+        <w:trPr>
+          <w:cantSplit/>
+        </w:trPr>
         <w:tc>
           <w:tcPr>
             <w:tcW w:type="dxa" w:w="3515"/>
@@ -6483,6 +6739,9 @@
         </w:tc>
       </w:tr>
       <w:tr>
+        <w:trPr>
+          <w:cantSplit/>
+        </w:trPr>
         <w:tc>
           <w:tcPr>
             <w:tcW w:type="dxa" w:w="3515"/>
@@ -6557,6 +6816,9 @@
         </w:tc>
       </w:tr>
       <w:tr>
+        <w:trPr>
+          <w:cantSplit/>
+        </w:trPr>
         <w:tc>
           <w:tcPr>
             <w:tcW w:type="dxa" w:w="3515"/>
@@ -6631,6 +6893,9 @@
         </w:tc>
       </w:tr>
       <w:tr>
+        <w:trPr>
+          <w:cantSplit/>
+        </w:trPr>
         <w:tc>
           <w:tcPr>
             <w:tcW w:type="dxa" w:w="3515"/>
@@ -6705,6 +6970,9 @@
         </w:tc>
       </w:tr>
       <w:tr>
+        <w:trPr>
+          <w:cantSplit/>
+        </w:trPr>
         <w:tc>
           <w:tcPr>
             <w:tcW w:type="dxa" w:w="3515"/>
@@ -6779,6 +7047,9 @@
         </w:tc>
       </w:tr>
       <w:tr>
+        <w:trPr>
+          <w:cantSplit/>
+        </w:trPr>
         <w:tc>
           <w:tcPr>
             <w:tcW w:type="dxa" w:w="3515"/>
@@ -6853,6 +7124,9 @@
         </w:tc>
       </w:tr>
       <w:tr>
+        <w:trPr>
+          <w:cantSplit/>
+        </w:trPr>
         <w:tc>
           <w:tcPr>
             <w:tcW w:type="dxa" w:w="3515"/>
@@ -6927,6 +7201,9 @@
         </w:tc>
       </w:tr>
       <w:tr>
+        <w:trPr>
+          <w:cantSplit/>
+        </w:trPr>
         <w:tc>
           <w:tcPr>
             <w:tcW w:type="dxa" w:w="3515"/>
@@ -7001,6 +7278,9 @@
         </w:tc>
       </w:tr>
       <w:tr>
+        <w:trPr>
+          <w:cantSplit/>
+        </w:trPr>
         <w:tc>
           <w:tcPr>
             <w:tcW w:type="dxa" w:w="3515"/>
@@ -7075,6 +7355,9 @@
         </w:tc>
       </w:tr>
       <w:tr>
+        <w:trPr>
+          <w:cantSplit/>
+        </w:trPr>
         <w:tc>
           <w:tcPr>
             <w:tcW w:type="dxa" w:w="3515"/>
@@ -7149,6 +7432,9 @@
         </w:tc>
       </w:tr>
       <w:tr>
+        <w:trPr>
+          <w:cantSplit/>
+        </w:trPr>
         <w:tc>
           <w:tcPr>
             <w:tcW w:type="dxa" w:w="3515"/>
@@ -7223,6 +7509,9 @@
         </w:tc>
       </w:tr>
       <w:tr>
+        <w:trPr>
+          <w:cantSplit/>
+        </w:trPr>
         <w:tc>
           <w:tcPr>
             <w:tcW w:type="dxa" w:w="3515"/>
@@ -7297,6 +7586,9 @@
         </w:tc>
       </w:tr>
       <w:tr>
+        <w:trPr>
+          <w:cantSplit/>
+        </w:trPr>
         <w:tc>
           <w:tcPr>
             <w:tcW w:type="dxa" w:w="3515"/>
@@ -7371,6 +7663,9 @@
         </w:tc>
       </w:tr>
       <w:tr>
+        <w:trPr>
+          <w:cantSplit/>
+        </w:trPr>
         <w:tc>
           <w:tcPr>
             <w:tcW w:type="dxa" w:w="3515"/>
@@ -7445,6 +7740,9 @@
         </w:tc>
       </w:tr>
       <w:tr>
+        <w:trPr>
+          <w:cantSplit/>
+        </w:trPr>
         <w:tc>
           <w:tcPr>
             <w:tcW w:type="dxa" w:w="3515"/>
@@ -7519,6 +7817,9 @@
         </w:tc>
       </w:tr>
       <w:tr>
+        <w:trPr>
+          <w:cantSplit/>
+        </w:trPr>
         <w:tc>
           <w:tcPr>
             <w:tcW w:type="dxa" w:w="3515"/>
@@ -7593,6 +7894,9 @@
         </w:tc>
       </w:tr>
       <w:tr>
+        <w:trPr>
+          <w:cantSplit/>
+        </w:trPr>
         <w:tc>
           <w:tcPr>
             <w:tcW w:type="dxa" w:w="3515"/>
@@ -7667,6 +7971,9 @@
         </w:tc>
       </w:tr>
       <w:tr>
+        <w:trPr>
+          <w:cantSplit/>
+        </w:trPr>
         <w:tc>
           <w:tcPr>
             <w:tcW w:type="dxa" w:w="3515"/>
@@ -7741,6 +8048,9 @@
         </w:tc>
       </w:tr>
       <w:tr>
+        <w:trPr>
+          <w:cantSplit/>
+        </w:trPr>
         <w:tc>
           <w:tcPr>
             <w:tcW w:type="dxa" w:w="3515"/>
@@ -7815,6 +8125,9 @@
         </w:tc>
       </w:tr>
       <w:tr>
+        <w:trPr>
+          <w:cantSplit/>
+        </w:trPr>
         <w:tc>
           <w:tcPr>
             <w:tcW w:type="dxa" w:w="3515"/>
@@ -7889,6 +8202,9 @@
         </w:tc>
       </w:tr>
       <w:tr>
+        <w:trPr>
+          <w:cantSplit/>
+        </w:trPr>
         <w:tc>
           <w:tcPr>
             <w:tcW w:type="dxa" w:w="3515"/>
@@ -8087,6 +8403,10 @@
         <w:gridCol w:w="9978"/>
       </w:tblGrid>
       <w:tr>
+        <w:trPr>
+          <w:cantSplit/>
+          <w:tblHeader w:val="true"/>
+        </w:trPr>
         <w:tc>
           <w:tcPr>
             <w:tcW w:type="dxa" w:w="9978"/>
@@ -8171,6 +8491,10 @@
         <w:gridCol w:w="3326"/>
       </w:tblGrid>
       <w:tr>
+        <w:trPr>
+          <w:cantSplit/>
+          <w:tblHeader w:val="true"/>
+        </w:trPr>
         <w:tc>
           <w:tcPr>
             <w:tcW w:type="dxa" w:w="850"/>
@@ -8251,6 +8575,9 @@
         </w:tc>
       </w:tr>
       <w:tr>
+        <w:trPr>
+          <w:cantSplit/>
+        </w:trPr>
         <w:tc>
           <w:tcPr>
             <w:tcW w:type="dxa" w:w="850"/>
@@ -8325,6 +8652,9 @@
         </w:tc>
       </w:tr>
       <w:tr>
+        <w:trPr>
+          <w:cantSplit/>
+        </w:trPr>
         <w:tc>
           <w:tcPr>
             <w:tcW w:type="dxa" w:w="850"/>
@@ -8399,6 +8729,9 @@
         </w:tc>
       </w:tr>
       <w:tr>
+        <w:trPr>
+          <w:cantSplit/>
+        </w:trPr>
         <w:tc>
           <w:tcPr>
             <w:tcW w:type="dxa" w:w="850"/>
@@ -8473,6 +8806,9 @@
         </w:tc>
       </w:tr>
       <w:tr>
+        <w:trPr>
+          <w:cantSplit/>
+        </w:trPr>
         <w:tc>
           <w:tcPr>
             <w:tcW w:type="dxa" w:w="850"/>
@@ -8547,6 +8883,9 @@
         </w:tc>
       </w:tr>
       <w:tr>
+        <w:trPr>
+          <w:cantSplit/>
+        </w:trPr>
         <w:tc>
           <w:tcPr>
             <w:tcW w:type="dxa" w:w="850"/>
@@ -8621,6 +8960,9 @@
         </w:tc>
       </w:tr>
       <w:tr>
+        <w:trPr>
+          <w:cantSplit/>
+        </w:trPr>
         <w:tc>
           <w:tcPr>
             <w:tcW w:type="dxa" w:w="850"/>
@@ -8695,6 +9037,9 @@
         </w:tc>
       </w:tr>
       <w:tr>
+        <w:trPr>
+          <w:cantSplit/>
+        </w:trPr>
         <w:tc>
           <w:tcPr>
             <w:tcW w:type="dxa" w:w="850"/>
@@ -8769,6 +9114,9 @@
         </w:tc>
       </w:tr>
       <w:tr>
+        <w:trPr>
+          <w:cantSplit/>
+        </w:trPr>
         <w:tc>
           <w:tcPr>
             <w:tcW w:type="dxa" w:w="850"/>
@@ -8843,6 +9191,9 @@
         </w:tc>
       </w:tr>
       <w:tr>
+        <w:trPr>
+          <w:cantSplit/>
+        </w:trPr>
         <w:tc>
           <w:tcPr>
             <w:tcW w:type="dxa" w:w="850"/>
@@ -8917,6 +9268,9 @@
         </w:tc>
       </w:tr>
       <w:tr>
+        <w:trPr>
+          <w:cantSplit/>
+        </w:trPr>
         <w:tc>
           <w:tcPr>
             <w:tcW w:type="dxa" w:w="850"/>
@@ -8991,6 +9345,9 @@
         </w:tc>
       </w:tr>
       <w:tr>
+        <w:trPr>
+          <w:cantSplit/>
+        </w:trPr>
         <w:tc>
           <w:tcPr>
             <w:tcW w:type="dxa" w:w="850"/>
@@ -9065,6 +9422,9 @@
         </w:tc>
       </w:tr>
       <w:tr>
+        <w:trPr>
+          <w:cantSplit/>
+        </w:trPr>
         <w:tc>
           <w:tcPr>
             <w:tcW w:type="dxa" w:w="850"/>
@@ -9139,6 +9499,9 @@
         </w:tc>
       </w:tr>
       <w:tr>
+        <w:trPr>
+          <w:cantSplit/>
+        </w:trPr>
         <w:tc>
           <w:tcPr>
             <w:tcW w:type="dxa" w:w="850"/>
@@ -9213,6 +9576,9 @@
         </w:tc>
       </w:tr>
       <w:tr>
+        <w:trPr>
+          <w:cantSplit/>
+        </w:trPr>
         <w:tc>
           <w:tcPr>
             <w:tcW w:type="dxa" w:w="850"/>
@@ -9287,6 +9653,9 @@
         </w:tc>
       </w:tr>
       <w:tr>
+        <w:trPr>
+          <w:cantSplit/>
+        </w:trPr>
         <w:tc>
           <w:tcPr>
             <w:tcW w:type="dxa" w:w="850"/>
@@ -9361,6 +9730,9 @@
         </w:tc>
       </w:tr>
       <w:tr>
+        <w:trPr>
+          <w:cantSplit/>
+        </w:trPr>
         <w:tc>
           <w:tcPr>
             <w:tcW w:type="dxa" w:w="850"/>
@@ -9597,6 +9969,10 @@
         <w:gridCol w:w="3326"/>
       </w:tblGrid>
       <w:tr>
+        <w:trPr>
+          <w:cantSplit/>
+          <w:tblHeader w:val="true"/>
+        </w:trPr>
         <w:tc>
           <w:tcPr>
             <w:tcW w:type="dxa" w:w="1814"/>
@@ -9677,6 +10053,9 @@
         </w:tc>
       </w:tr>
       <w:tr>
+        <w:trPr>
+          <w:cantSplit/>
+        </w:trPr>
         <w:tc>
           <w:tcPr>
             <w:tcW w:type="dxa" w:w="1814"/>
@@ -9751,6 +10130,9 @@
         </w:tc>
       </w:tr>
       <w:tr>
+        <w:trPr>
+          <w:cantSplit/>
+        </w:trPr>
         <w:tc>
           <w:tcPr>
             <w:tcW w:type="dxa" w:w="1814"/>
@@ -9825,6 +10207,9 @@
         </w:tc>
       </w:tr>
       <w:tr>
+        <w:trPr>
+          <w:cantSplit/>
+        </w:trPr>
         <w:tc>
           <w:tcPr>
             <w:tcW w:type="dxa" w:w="1814"/>
@@ -9899,6 +10284,9 @@
         </w:tc>
       </w:tr>
       <w:tr>
+        <w:trPr>
+          <w:cantSplit/>
+        </w:trPr>
         <w:tc>
           <w:tcPr>
             <w:tcW w:type="dxa" w:w="1814"/>
@@ -10030,6 +10418,10 @@
         <w:gridCol w:w="4989"/>
       </w:tblGrid>
       <w:tr>
+        <w:trPr>
+          <w:cantSplit/>
+          <w:tblHeader w:val="true"/>
+        </w:trPr>
         <w:tc>
           <w:tcPr>
             <w:tcW w:type="dxa" w:w="2948"/>
@@ -10084,6 +10476,9 @@
         </w:tc>
       </w:tr>
       <w:tr>
+        <w:trPr>
+          <w:cantSplit/>
+        </w:trPr>
         <w:tc>
           <w:tcPr>
             <w:tcW w:type="dxa" w:w="2948"/>
@@ -10134,6 +10529,9 @@
         </w:tc>
       </w:tr>
       <w:tr>
+        <w:trPr>
+          <w:cantSplit/>
+        </w:trPr>
         <w:tc>
           <w:tcPr>
             <w:tcW w:type="dxa" w:w="2948"/>
@@ -10184,6 +10582,9 @@
         </w:tc>
       </w:tr>
       <w:tr>
+        <w:trPr>
+          <w:cantSplit/>
+        </w:trPr>
         <w:tc>
           <w:tcPr>
             <w:tcW w:type="dxa" w:w="2948"/>
@@ -10234,6 +10635,9 @@
         </w:tc>
       </w:tr>
       <w:tr>
+        <w:trPr>
+          <w:cantSplit/>
+        </w:trPr>
         <w:tc>
           <w:tcPr>
             <w:tcW w:type="dxa" w:w="2948"/>
@@ -10284,6 +10688,9 @@
         </w:tc>
       </w:tr>
       <w:tr>
+        <w:trPr>
+          <w:cantSplit/>
+        </w:trPr>
         <w:tc>
           <w:tcPr>
             <w:tcW w:type="dxa" w:w="2948"/>
@@ -10349,6 +10756,10 @@
         <w:gridCol w:w="9978"/>
       </w:tblGrid>
       <w:tr>
+        <w:trPr>
+          <w:cantSplit/>
+          <w:tblHeader w:val="true"/>
+        </w:trPr>
         <w:tc>
           <w:tcPr>
             <w:tcW w:type="dxa" w:w="9978"/>
@@ -10424,6 +10835,10 @@
         <w:gridCol w:w="3326"/>
       </w:tblGrid>
       <w:tr>
+        <w:trPr>
+          <w:cantSplit/>
+          <w:tblHeader w:val="true"/>
+        </w:trPr>
         <w:tc>
           <w:tcPr>
             <w:tcW w:type="dxa" w:w="2551"/>
@@ -10504,6 +10919,9 @@
         </w:tc>
       </w:tr>
       <w:tr>
+        <w:trPr>
+          <w:cantSplit/>
+        </w:trPr>
         <w:tc>
           <w:tcPr>
             <w:tcW w:type="dxa" w:w="2551"/>
@@ -10578,6 +10996,9 @@
         </w:tc>
       </w:tr>
       <w:tr>
+        <w:trPr>
+          <w:cantSplit/>
+        </w:trPr>
         <w:tc>
           <w:tcPr>
             <w:tcW w:type="dxa" w:w="2551"/>
@@ -10667,6 +11088,10 @@
         <w:gridCol w:w="9978"/>
       </w:tblGrid>
       <w:tr>
+        <w:trPr>
+          <w:cantSplit/>
+          <w:tblHeader w:val="true"/>
+        </w:trPr>
         <w:tc>
           <w:tcPr>
             <w:tcW w:type="dxa" w:w="9978"/>
@@ -10751,6 +11176,10 @@
         <w:gridCol w:w="3326"/>
       </w:tblGrid>
       <w:tr>
+        <w:trPr>
+          <w:cantSplit/>
+          <w:tblHeader w:val="true"/>
+        </w:trPr>
         <w:tc>
           <w:tcPr>
             <w:tcW w:type="dxa" w:w="1757"/>
@@ -10831,6 +11260,9 @@
         </w:tc>
       </w:tr>
       <w:tr>
+        <w:trPr>
+          <w:cantSplit/>
+        </w:trPr>
         <w:tc>
           <w:tcPr>
             <w:tcW w:type="dxa" w:w="1757"/>
@@ -10905,6 +11337,9 @@
         </w:tc>
       </w:tr>
       <w:tr>
+        <w:trPr>
+          <w:cantSplit/>
+        </w:trPr>
         <w:tc>
           <w:tcPr>
             <w:tcW w:type="dxa" w:w="1757"/>
@@ -10979,6 +11414,9 @@
         </w:tc>
       </w:tr>
       <w:tr>
+        <w:trPr>
+          <w:cantSplit/>
+        </w:trPr>
         <w:tc>
           <w:tcPr>
             <w:tcW w:type="dxa" w:w="1757"/>
@@ -11217,6 +11655,10 @@
         <w:gridCol w:w="9978"/>
       </w:tblGrid>
       <w:tr>
+        <w:trPr>
+          <w:cantSplit/>
+          <w:tblHeader w:val="true"/>
+        </w:trPr>
         <w:tc>
           <w:tcPr>
             <w:tcW w:type="dxa" w:w="9978"/>
@@ -11451,6 +11893,10 @@
         <w:gridCol w:w="9978"/>
       </w:tblGrid>
       <w:tr>
+        <w:trPr>
+          <w:cantSplit/>
+          <w:tblHeader w:val="true"/>
+        </w:trPr>
         <w:tc>
           <w:tcPr>
             <w:tcW w:type="dxa" w:w="9978"/>
@@ -11515,6 +11961,10 @@
         <w:gridCol w:w="3326"/>
       </w:tblGrid>
       <w:tr>
+        <w:trPr>
+          <w:cantSplit/>
+          <w:tblHeader w:val="true"/>
+        </w:trPr>
         <w:tc>
           <w:tcPr>
             <w:tcW w:type="dxa" w:w="1814"/>
@@ -11595,6 +12045,9 @@
         </w:tc>
       </w:tr>
       <w:tr>
+        <w:trPr>
+          <w:cantSplit/>
+        </w:trPr>
         <w:tc>
           <w:tcPr>
             <w:tcW w:type="dxa" w:w="1814"/>
@@ -11669,6 +12122,9 @@
         </w:tc>
       </w:tr>
       <w:tr>
+        <w:trPr>
+          <w:cantSplit/>
+        </w:trPr>
         <w:tc>
           <w:tcPr>
             <w:tcW w:type="dxa" w:w="1814"/>
@@ -11743,6 +12199,9 @@
         </w:tc>
       </w:tr>
       <w:tr>
+        <w:trPr>
+          <w:cantSplit/>
+        </w:trPr>
         <w:tc>
           <w:tcPr>
             <w:tcW w:type="dxa" w:w="1814"/>
@@ -12019,6 +12478,10 @@
         <w:gridCol w:w="3326"/>
       </w:tblGrid>
       <w:tr>
+        <w:trPr>
+          <w:cantSplit/>
+          <w:tblHeader w:val="true"/>
+        </w:trPr>
         <w:tc>
           <w:tcPr>
             <w:tcW w:type="dxa" w:w="2268"/>
@@ -12099,6 +12562,9 @@
         </w:tc>
       </w:tr>
       <w:tr>
+        <w:trPr>
+          <w:cantSplit/>
+        </w:trPr>
         <w:tc>
           <w:tcPr>
             <w:tcW w:type="dxa" w:w="2268"/>
@@ -12173,6 +12639,9 @@
         </w:tc>
       </w:tr>
       <w:tr>
+        <w:trPr>
+          <w:cantSplit/>
+        </w:trPr>
         <w:tc>
           <w:tcPr>
             <w:tcW w:type="dxa" w:w="2268"/>
@@ -12247,6 +12716,9 @@
         </w:tc>
       </w:tr>
       <w:tr>
+        <w:trPr>
+          <w:cantSplit/>
+        </w:trPr>
         <w:tc>
           <w:tcPr>
             <w:tcW w:type="dxa" w:w="2268"/>
@@ -12321,6 +12793,9 @@
         </w:tc>
       </w:tr>
       <w:tr>
+        <w:trPr>
+          <w:cantSplit/>
+        </w:trPr>
         <w:tc>
           <w:tcPr>
             <w:tcW w:type="dxa" w:w="2268"/>
@@ -12395,6 +12870,9 @@
         </w:tc>
       </w:tr>
       <w:tr>
+        <w:trPr>
+          <w:cantSplit/>
+        </w:trPr>
         <w:tc>
           <w:tcPr>
             <w:tcW w:type="dxa" w:w="2268"/>
@@ -12608,6 +13086,10 @@
         <w:gridCol w:w="9978"/>
       </w:tblGrid>
       <w:tr>
+        <w:trPr>
+          <w:cantSplit/>
+          <w:tblHeader w:val="true"/>
+        </w:trPr>
         <w:tc>
           <w:tcPr>
             <w:tcW w:type="dxa" w:w="9978"/>
@@ -12752,6 +13234,10 @@
         <w:gridCol w:w="3326"/>
       </w:tblGrid>
       <w:tr>
+        <w:trPr>
+          <w:cantSplit/>
+          <w:tblHeader w:val="true"/>
+        </w:trPr>
         <w:tc>
           <w:tcPr>
             <w:tcW w:type="dxa" w:w="2381"/>
@@ -12832,6 +13318,9 @@
         </w:tc>
       </w:tr>
       <w:tr>
+        <w:trPr>
+          <w:cantSplit/>
+        </w:trPr>
         <w:tc>
           <w:tcPr>
             <w:tcW w:type="dxa" w:w="2381"/>
@@ -12906,6 +13395,9 @@
         </w:tc>
       </w:tr>
       <w:tr>
+        <w:trPr>
+          <w:cantSplit/>
+        </w:trPr>
         <w:tc>
           <w:tcPr>
             <w:tcW w:type="dxa" w:w="2381"/>
@@ -12980,6 +13472,9 @@
         </w:tc>
       </w:tr>
       <w:tr>
+        <w:trPr>
+          <w:cantSplit/>
+        </w:trPr>
         <w:tc>
           <w:tcPr>
             <w:tcW w:type="dxa" w:w="2381"/>
@@ -13054,6 +13549,9 @@
         </w:tc>
       </w:tr>
       <w:tr>
+        <w:trPr>
+          <w:cantSplit/>
+        </w:trPr>
         <w:tc>
           <w:tcPr>
             <w:tcW w:type="dxa" w:w="2381"/>
@@ -13128,6 +13626,9 @@
         </w:tc>
       </w:tr>
       <w:tr>
+        <w:trPr>
+          <w:cantSplit/>
+        </w:trPr>
         <w:tc>
           <w:tcPr>
             <w:tcW w:type="dxa" w:w="2381"/>
@@ -13202,6 +13703,9 @@
         </w:tc>
       </w:tr>
       <w:tr>
+        <w:trPr>
+          <w:cantSplit/>
+        </w:trPr>
         <w:tc>
           <w:tcPr>
             <w:tcW w:type="dxa" w:w="2381"/>
@@ -13276,6 +13780,9 @@
         </w:tc>
       </w:tr>
       <w:tr>
+        <w:trPr>
+          <w:cantSplit/>
+        </w:trPr>
         <w:tc>
           <w:tcPr>
             <w:tcW w:type="dxa" w:w="2381"/>
@@ -13574,6 +14081,10 @@
         <w:gridCol w:w="9978"/>
       </w:tblGrid>
       <w:tr>
+        <w:trPr>
+          <w:cantSplit/>
+          <w:tblHeader w:val="true"/>
+        </w:trPr>
         <w:tc>
           <w:tcPr>
             <w:tcW w:type="dxa" w:w="9978"/>
@@ -13618,6 +14129,10 @@
         <w:gridCol w:w="9978"/>
       </w:tblGrid>
       <w:tr>
+        <w:trPr>
+          <w:cantSplit/>
+          <w:tblHeader w:val="true"/>
+        </w:trPr>
         <w:tc>
           <w:tcPr>
             <w:tcW w:type="dxa" w:w="9978"/>
@@ -13682,6 +14197,10 @@
         <w:gridCol w:w="3326"/>
       </w:tblGrid>
       <w:tr>
+        <w:trPr>
+          <w:cantSplit/>
+          <w:tblHeader w:val="true"/>
+        </w:trPr>
         <w:tc>
           <w:tcPr>
             <w:tcW w:type="dxa" w:w="2381"/>
@@ -13762,6 +14281,9 @@
         </w:tc>
       </w:tr>
       <w:tr>
+        <w:trPr>
+          <w:cantSplit/>
+        </w:trPr>
         <w:tc>
           <w:tcPr>
             <w:tcW w:type="dxa" w:w="2381"/>
@@ -13836,6 +14358,9 @@
         </w:tc>
       </w:tr>
       <w:tr>
+        <w:trPr>
+          <w:cantSplit/>
+        </w:trPr>
         <w:tc>
           <w:tcPr>
             <w:tcW w:type="dxa" w:w="2381"/>
@@ -13910,6 +14435,9 @@
         </w:tc>
       </w:tr>
       <w:tr>
+        <w:trPr>
+          <w:cantSplit/>
+        </w:trPr>
         <w:tc>
           <w:tcPr>
             <w:tcW w:type="dxa" w:w="2381"/>
@@ -13984,6 +14512,9 @@
         </w:tc>
       </w:tr>
       <w:tr>
+        <w:trPr>
+          <w:cantSplit/>
+        </w:trPr>
         <w:tc>
           <w:tcPr>
             <w:tcW w:type="dxa" w:w="2381"/>
@@ -14058,6 +14589,9 @@
         </w:tc>
       </w:tr>
       <w:tr>
+        <w:trPr>
+          <w:cantSplit/>
+        </w:trPr>
         <w:tc>
           <w:tcPr>
             <w:tcW w:type="dxa" w:w="2381"/>
@@ -14132,6 +14666,9 @@
         </w:tc>
       </w:tr>
       <w:tr>
+        <w:trPr>
+          <w:cantSplit/>
+        </w:trPr>
         <w:tc>
           <w:tcPr>
             <w:tcW w:type="dxa" w:w="2381"/>
@@ -14206,6 +14743,9 @@
         </w:tc>
       </w:tr>
       <w:tr>
+        <w:trPr>
+          <w:cantSplit/>
+        </w:trPr>
         <w:tc>
           <w:tcPr>
             <w:tcW w:type="dxa" w:w="2381"/>
@@ -14280,6 +14820,9 @@
         </w:tc>
       </w:tr>
       <w:tr>
+        <w:trPr>
+          <w:cantSplit/>
+        </w:trPr>
         <w:tc>
           <w:tcPr>
             <w:tcW w:type="dxa" w:w="2381"/>
@@ -14354,6 +14897,9 @@
         </w:tc>
       </w:tr>
       <w:tr>
+        <w:trPr>
+          <w:cantSplit/>
+        </w:trPr>
         <w:tc>
           <w:tcPr>
             <w:tcW w:type="dxa" w:w="2381"/>
@@ -14558,6 +15104,10 @@
         <w:gridCol w:w="4989"/>
       </w:tblGrid>
       <w:tr>
+        <w:trPr>
+          <w:cantSplit/>
+          <w:tblHeader w:val="true"/>
+        </w:trPr>
         <w:tc>
           <w:tcPr>
             <w:tcW w:type="dxa" w:w="2835"/>
@@ -14612,6 +15162,9 @@
         </w:tc>
       </w:tr>
       <w:tr>
+        <w:trPr>
+          <w:cantSplit/>
+        </w:trPr>
         <w:tc>
           <w:tcPr>
             <w:tcW w:type="dxa" w:w="2835"/>
@@ -14662,6 +15215,9 @@
         </w:tc>
       </w:tr>
       <w:tr>
+        <w:trPr>
+          <w:cantSplit/>
+        </w:trPr>
         <w:tc>
           <w:tcPr>
             <w:tcW w:type="dxa" w:w="2835"/>
@@ -14712,6 +15268,9 @@
         </w:tc>
       </w:tr>
       <w:tr>
+        <w:trPr>
+          <w:cantSplit/>
+        </w:trPr>
         <w:tc>
           <w:tcPr>
             <w:tcW w:type="dxa" w:w="2835"/>
@@ -14762,6 +15321,9 @@
         </w:tc>
       </w:tr>
       <w:tr>
+        <w:trPr>
+          <w:cantSplit/>
+        </w:trPr>
         <w:tc>
           <w:tcPr>
             <w:tcW w:type="dxa" w:w="2835"/>
@@ -14812,6 +15374,9 @@
         </w:tc>
       </w:tr>
       <w:tr>
+        <w:trPr>
+          <w:cantSplit/>
+        </w:trPr>
         <w:tc>
           <w:tcPr>
             <w:tcW w:type="dxa" w:w="2835"/>
@@ -14862,6 +15427,9 @@
         </w:tc>
       </w:tr>
       <w:tr>
+        <w:trPr>
+          <w:cantSplit/>
+        </w:trPr>
         <w:tc>
           <w:tcPr>
             <w:tcW w:type="dxa" w:w="2835"/>
@@ -14912,6 +15480,9 @@
         </w:tc>
       </w:tr>
       <w:tr>
+        <w:trPr>
+          <w:cantSplit/>
+        </w:trPr>
         <w:tc>
           <w:tcPr>
             <w:tcW w:type="dxa" w:w="2835"/>
@@ -14997,6 +15568,10 @@
         <w:gridCol w:w="9978"/>
       </w:tblGrid>
       <w:tr>
+        <w:trPr>
+          <w:cantSplit/>
+          <w:tblHeader w:val="true"/>
+        </w:trPr>
         <w:tc>
           <w:tcPr>
             <w:tcW w:type="dxa" w:w="9978"/>
@@ -15325,6 +15900,10 @@
         <w:gridCol w:w="3326"/>
       </w:tblGrid>
       <w:tr>
+        <w:trPr>
+          <w:cantSplit/>
+          <w:tblHeader w:val="true"/>
+        </w:trPr>
         <w:tc>
           <w:tcPr>
             <w:tcW w:type="dxa" w:w="2494"/>
@@ -15405,6 +15984,9 @@
         </w:tc>
       </w:tr>
       <w:tr>
+        <w:trPr>
+          <w:cantSplit/>
+        </w:trPr>
         <w:tc>
           <w:tcPr>
             <w:tcW w:type="dxa" w:w="2494"/>
@@ -15479,6 +16061,9 @@
         </w:tc>
       </w:tr>
       <w:tr>
+        <w:trPr>
+          <w:cantSplit/>
+        </w:trPr>
         <w:tc>
           <w:tcPr>
             <w:tcW w:type="dxa" w:w="2494"/>
@@ -15553,6 +16138,9 @@
         </w:tc>
       </w:tr>
       <w:tr>
+        <w:trPr>
+          <w:cantSplit/>
+        </w:trPr>
         <w:tc>
           <w:tcPr>
             <w:tcW w:type="dxa" w:w="2494"/>
@@ -15627,6 +16215,9 @@
         </w:tc>
       </w:tr>
       <w:tr>
+        <w:trPr>
+          <w:cantSplit/>
+        </w:trPr>
         <w:tc>
           <w:tcPr>
             <w:tcW w:type="dxa" w:w="2494"/>
@@ -15701,6 +16292,9 @@
         </w:tc>
       </w:tr>
       <w:tr>
+        <w:trPr>
+          <w:cantSplit/>
+        </w:trPr>
         <w:tc>
           <w:tcPr>
             <w:tcW w:type="dxa" w:w="2494"/>
@@ -15775,6 +16369,9 @@
         </w:tc>
       </w:tr>
       <w:tr>
+        <w:trPr>
+          <w:cantSplit/>
+        </w:trPr>
         <w:tc>
           <w:tcPr>
             <w:tcW w:type="dxa" w:w="2494"/>
@@ -15849,6 +16446,9 @@
         </w:tc>
       </w:tr>
       <w:tr>
+        <w:trPr>
+          <w:cantSplit/>
+        </w:trPr>
         <w:tc>
           <w:tcPr>
             <w:tcW w:type="dxa" w:w="2494"/>
@@ -15923,6 +16523,9 @@
         </w:tc>
       </w:tr>
       <w:tr>
+        <w:trPr>
+          <w:cantSplit/>
+        </w:trPr>
         <w:tc>
           <w:tcPr>
             <w:tcW w:type="dxa" w:w="2494"/>
@@ -16353,6 +16956,10 @@
         <w:gridCol w:w="3326"/>
       </w:tblGrid>
       <w:tr>
+        <w:trPr>
+          <w:cantSplit/>
+          <w:tblHeader w:val="true"/>
+        </w:trPr>
         <w:tc>
           <w:tcPr>
             <w:tcW w:type="dxa" w:w="3005"/>
@@ -16433,6 +17040,9 @@
         </w:tc>
       </w:tr>
       <w:tr>
+        <w:trPr>
+          <w:cantSplit/>
+        </w:trPr>
         <w:tc>
           <w:tcPr>
             <w:tcW w:type="dxa" w:w="3005"/>
@@ -16507,6 +17117,9 @@
         </w:tc>
       </w:tr>
       <w:tr>
+        <w:trPr>
+          <w:cantSplit/>
+        </w:trPr>
         <w:tc>
           <w:tcPr>
             <w:tcW w:type="dxa" w:w="3005"/>
@@ -16581,6 +17194,9 @@
         </w:tc>
       </w:tr>
       <w:tr>
+        <w:trPr>
+          <w:cantSplit/>
+        </w:trPr>
         <w:tc>
           <w:tcPr>
             <w:tcW w:type="dxa" w:w="3005"/>
@@ -16655,6 +17271,9 @@
         </w:tc>
       </w:tr>
       <w:tr>
+        <w:trPr>
+          <w:cantSplit/>
+        </w:trPr>
         <w:tc>
           <w:tcPr>
             <w:tcW w:type="dxa" w:w="3005"/>
@@ -16729,6 +17348,9 @@
         </w:tc>
       </w:tr>
       <w:tr>
+        <w:trPr>
+          <w:cantSplit/>
+        </w:trPr>
         <w:tc>
           <w:tcPr>
             <w:tcW w:type="dxa" w:w="3005"/>
@@ -16803,6 +17425,9 @@
         </w:tc>
       </w:tr>
       <w:tr>
+        <w:trPr>
+          <w:cantSplit/>
+        </w:trPr>
         <w:tc>
           <w:tcPr>
             <w:tcW w:type="dxa" w:w="3005"/>
@@ -16877,6 +17502,9 @@
         </w:tc>
       </w:tr>
       <w:tr>
+        <w:trPr>
+          <w:cantSplit/>
+        </w:trPr>
         <w:tc>
           <w:tcPr>
             <w:tcW w:type="dxa" w:w="3005"/>
@@ -16951,6 +17579,9 @@
         </w:tc>
       </w:tr>
       <w:tr>
+        <w:trPr>
+          <w:cantSplit/>
+        </w:trPr>
         <w:tc>
           <w:tcPr>
             <w:tcW w:type="dxa" w:w="3005"/>
@@ -17025,6 +17656,9 @@
         </w:tc>
       </w:tr>
       <w:tr>
+        <w:trPr>
+          <w:cantSplit/>
+        </w:trPr>
         <w:tc>
           <w:tcPr>
             <w:tcW w:type="dxa" w:w="3005"/>
@@ -17139,6 +17773,10 @@
         <w:gridCol w:w="1996"/>
       </w:tblGrid>
       <w:tr>
+        <w:trPr>
+          <w:cantSplit/>
+          <w:tblHeader w:val="true"/>
+        </w:trPr>
         <w:tc>
           <w:tcPr>
             <w:tcW w:type="dxa" w:w="1417"/>
@@ -17271,6 +17909,9 @@
         </w:tc>
       </w:tr>
       <w:tr>
+        <w:trPr>
+          <w:cantSplit/>
+        </w:trPr>
         <w:tc>
           <w:tcPr>
             <w:tcW w:type="dxa" w:w="1417"/>
@@ -17393,6 +18034,9 @@
         </w:tc>
       </w:tr>
       <w:tr>
+        <w:trPr>
+          <w:cantSplit/>
+        </w:trPr>
         <w:tc>
           <w:tcPr>
             <w:tcW w:type="dxa" w:w="1417"/>
@@ -17515,6 +18159,9 @@
         </w:tc>
       </w:tr>
       <w:tr>
+        <w:trPr>
+          <w:cantSplit/>
+        </w:trPr>
         <w:tc>
           <w:tcPr>
             <w:tcW w:type="dxa" w:w="1417"/>
@@ -17637,6 +18284,9 @@
         </w:tc>
       </w:tr>
       <w:tr>
+        <w:trPr>
+          <w:cantSplit/>
+        </w:trPr>
         <w:tc>
           <w:tcPr>
             <w:tcW w:type="dxa" w:w="1417"/>
@@ -17754,6 +18404,9 @@
         </w:tc>
       </w:tr>
       <w:tr>
+        <w:trPr>
+          <w:cantSplit/>
+        </w:trPr>
         <w:tc>
           <w:tcPr>
             <w:tcW w:type="dxa" w:w="1417"/>
@@ -17871,6 +18524,9 @@
         </w:tc>
       </w:tr>
       <w:tr>
+        <w:trPr>
+          <w:cantSplit/>
+        </w:trPr>
         <w:tc>
           <w:tcPr>
             <w:tcW w:type="dxa" w:w="1417"/>
@@ -17988,6 +18644,9 @@
         </w:tc>
       </w:tr>
       <w:tr>
+        <w:trPr>
+          <w:cantSplit/>
+        </w:trPr>
         <w:tc>
           <w:tcPr>
             <w:tcW w:type="dxa" w:w="1417"/>
@@ -18105,6 +18764,9 @@
         </w:tc>
       </w:tr>
       <w:tr>
+        <w:trPr>
+          <w:cantSplit/>
+        </w:trPr>
         <w:tc>
           <w:tcPr>
             <w:tcW w:type="dxa" w:w="1417"/>
@@ -18366,6 +19028,10 @@
         <w:gridCol w:w="9978"/>
       </w:tblGrid>
       <w:tr>
+        <w:trPr>
+          <w:cantSplit/>
+          <w:tblHeader w:val="true"/>
+        </w:trPr>
         <w:tc>
           <w:tcPr>
             <w:tcW w:type="dxa" w:w="9978"/>
@@ -18407,6 +19073,678 @@
       <w:pPr>
         <w:spacing w:after="0"/>
       </w:pPr>
+    </w:p>
+    <w:p>
+      <w:pPr>
+        <w:pStyle w:val="Heading1"/>
+        <w:keepNext/>
+      </w:pPr>
+      <w:r>
+        <w:t>21. Public Client Feedback and Approval</w:t>
+      </w:r>
+    </w:p>
+    <w:p>
+      <w:pPr>
+        <w:spacing w:after="120" w:line="269" w:lineRule="auto"/>
+      </w:pPr>
+      <w:r>
+        <w:rPr>
+          <w:rFonts w:ascii="Liberation Sans" w:hAnsi="Liberation Sans"/>
+        </w:rPr>
+        <w:t>The Projects area now lets a real client submit feedback for Eragonova. A submission is not published immediately. Only feedback approved by an administrator and submitted with publication consent can appear publicly.</w:t>
+      </w:r>
+    </w:p>
+    <w:tbl>
+      <w:tblPr>
+        <w:tblW w:type="auto" w:w="0"/>
+        <w:jc w:val="center"/>
+        <w:tblLayout w:type="fixed"/>
+        <w:tblLook w:firstColumn="1" w:firstRow="1" w:lastColumn="0" w:lastRow="0" w:noHBand="0" w:noVBand="1" w:val="04A0"/>
+      </w:tblPr>
+      <w:tblGrid>
+        <w:gridCol w:w="3326"/>
+        <w:gridCol w:w="3326"/>
+        <w:gridCol w:w="3326"/>
+      </w:tblGrid>
+      <w:tr>
+        <w:trPr>
+          <w:cantSplit/>
+          <w:tblHeader w:val="true"/>
+        </w:trPr>
+        <w:tc>
+          <w:tcPr>
+            <w:tcW w:type="dxa" w:w="2041"/>
+            <w:shd w:fill="0F172A"/>
+            <w:tcBorders>
+              <w:top w:val="single" w:sz="4" w:color="B8C4D4" w:space="0"/>
+              <w:left w:val="single" w:sz="4" w:color="B8C4D4" w:space="0"/>
+              <w:bottom w:val="single" w:sz="4" w:color="B8C4D4" w:space="0"/>
+              <w:right w:val="single" w:sz="4" w:color="B8C4D4" w:space="0"/>
+              <w:insideH w:val="single" w:sz="4" w:color="B8C4D4" w:space="0"/>
+              <w:insideV w:val="single" w:sz="4" w:color="B8C4D4" w:space="0"/>
+            </w:tcBorders>
+            <w:vAlign w:val="center"/>
+          </w:tcPr>
+          <w:p>
+            <w:r>
+              <w:rPr>
+                <w:rFonts w:ascii="Liberation Sans" w:hAnsi="Liberation Sans"/>
+                <w:b/>
+                <w:color w:val="FFFFFF"/>
+                <w:sz w:val="16"/>
+              </w:rPr>
+              <w:t>Area</w:t>
+            </w:r>
+          </w:p>
+        </w:tc>
+        <w:tc>
+          <w:tcPr>
+            <w:tcW w:type="dxa" w:w="3458"/>
+            <w:shd w:fill="0F172A"/>
+            <w:tcBorders>
+              <w:top w:val="single" w:sz="4" w:color="B8C4D4" w:space="0"/>
+              <w:left w:val="single" w:sz="4" w:color="B8C4D4" w:space="0"/>
+              <w:bottom w:val="single" w:sz="4" w:color="B8C4D4" w:space="0"/>
+              <w:right w:val="single" w:sz="4" w:color="B8C4D4" w:space="0"/>
+              <w:insideH w:val="single" w:sz="4" w:color="B8C4D4" w:space="0"/>
+              <w:insideV w:val="single" w:sz="4" w:color="B8C4D4" w:space="0"/>
+            </w:tcBorders>
+            <w:vAlign w:val="center"/>
+          </w:tcPr>
+          <w:p>
+            <w:r>
+              <w:rPr>
+                <w:rFonts w:ascii="Liberation Sans" w:hAnsi="Liberation Sans"/>
+                <w:b/>
+                <w:color w:val="FFFFFF"/>
+                <w:sz w:val="16"/>
+              </w:rPr>
+              <w:t>Current location</w:t>
+            </w:r>
+          </w:p>
+        </w:tc>
+        <w:tc>
+          <w:tcPr>
+            <w:tcW w:type="dxa" w:w="4422"/>
+            <w:shd w:fill="0F172A"/>
+            <w:tcBorders>
+              <w:top w:val="single" w:sz="4" w:color="B8C4D4" w:space="0"/>
+              <w:left w:val="single" w:sz="4" w:color="B8C4D4" w:space="0"/>
+              <w:bottom w:val="single" w:sz="4" w:color="B8C4D4" w:space="0"/>
+              <w:right w:val="single" w:sz="4" w:color="B8C4D4" w:space="0"/>
+              <w:insideH w:val="single" w:sz="4" w:color="B8C4D4" w:space="0"/>
+              <w:insideV w:val="single" w:sz="4" w:color="B8C4D4" w:space="0"/>
+            </w:tcBorders>
+            <w:vAlign w:val="center"/>
+          </w:tcPr>
+          <w:p>
+            <w:r>
+              <w:rPr>
+                <w:rFonts w:ascii="Liberation Sans" w:hAnsi="Liberation Sans"/>
+                <w:b/>
+                <w:color w:val="FFFFFF"/>
+                <w:sz w:val="16"/>
+              </w:rPr>
+              <w:t>What it does</w:t>
+            </w:r>
+          </w:p>
+        </w:tc>
+      </w:tr>
+      <w:tr>
+        <w:trPr>
+          <w:cantSplit/>
+        </w:trPr>
+        <w:tc>
+          <w:tcPr>
+            <w:tcW w:type="dxa" w:w="2041"/>
+            <w:shd w:fill="FFFFFF"/>
+            <w:tcBorders>
+              <w:top w:val="single" w:sz="4" w:color="D7E0EA" w:space="0"/>
+              <w:left w:val="single" w:sz="4" w:color="D7E0EA" w:space="0"/>
+              <w:bottom w:val="single" w:sz="4" w:color="D7E0EA" w:space="0"/>
+              <w:right w:val="single" w:sz="4" w:color="D7E0EA" w:space="0"/>
+              <w:insideH w:val="single" w:sz="4" w:color="D7E0EA" w:space="0"/>
+              <w:insideV w:val="single" w:sz="4" w:color="D7E0EA" w:space="0"/>
+            </w:tcBorders>
+            <w:vAlign w:val="top"/>
+          </w:tcPr>
+          <w:p>
+            <w:r>
+              <w:rPr>
+                <w:rFonts w:ascii="Liberation Sans" w:hAnsi="Liberation Sans"/>
+                <w:sz w:val="15"/>
+              </w:rPr>
+              <w:t>Public feedback section</w:t>
+            </w:r>
+          </w:p>
+        </w:tc>
+        <w:tc>
+          <w:tcPr>
+            <w:tcW w:type="dxa" w:w="3458"/>
+            <w:shd w:fill="FFFFFF"/>
+            <w:tcBorders>
+              <w:top w:val="single" w:sz="4" w:color="D7E0EA" w:space="0"/>
+              <w:left w:val="single" w:sz="4" w:color="D7E0EA" w:space="0"/>
+              <w:bottom w:val="single" w:sz="4" w:color="D7E0EA" w:space="0"/>
+              <w:right w:val="single" w:sz="4" w:color="D7E0EA" w:space="0"/>
+              <w:insideH w:val="single" w:sz="4" w:color="D7E0EA" w:space="0"/>
+              <w:insideV w:val="single" w:sz="4" w:color="D7E0EA" w:space="0"/>
+            </w:tcBorders>
+            <w:vAlign w:val="top"/>
+          </w:tcPr>
+          <w:p>
+            <w:r>
+              <w:rPr>
+                <w:rFonts w:ascii="Liberation Sans" w:hAnsi="Liberation Sans"/>
+                <w:sz w:val="15"/>
+              </w:rPr>
+              <w:t>src/components/TestimonialsSection.jsx</w:t>
+            </w:r>
+          </w:p>
+        </w:tc>
+        <w:tc>
+          <w:tcPr>
+            <w:tcW w:type="dxa" w:w="4422"/>
+            <w:shd w:fill="FFFFFF"/>
+            <w:tcBorders>
+              <w:top w:val="single" w:sz="4" w:color="D7E0EA" w:space="0"/>
+              <w:left w:val="single" w:sz="4" w:color="D7E0EA" w:space="0"/>
+              <w:bottom w:val="single" w:sz="4" w:color="D7E0EA" w:space="0"/>
+              <w:right w:val="single" w:sz="4" w:color="D7E0EA" w:space="0"/>
+              <w:insideH w:val="single" w:sz="4" w:color="D7E0EA" w:space="0"/>
+              <w:insideV w:val="single" w:sz="4" w:color="D7E0EA" w:space="0"/>
+            </w:tcBorders>
+            <w:vAlign w:val="top"/>
+          </w:tcPr>
+          <w:p>
+            <w:r>
+              <w:rPr>
+                <w:rFonts w:ascii="Liberation Sans" w:hAnsi="Liberation Sans"/>
+                <w:sz w:val="15"/>
+              </w:rPr>
+              <w:t>Loads only approved feedback with display consent; accepts a submission including client name, organisation, project, quote and consent.</w:t>
+            </w:r>
+          </w:p>
+        </w:tc>
+      </w:tr>
+      <w:tr>
+        <w:trPr>
+          <w:cantSplit/>
+        </w:trPr>
+        <w:tc>
+          <w:tcPr>
+            <w:tcW w:type="dxa" w:w="2041"/>
+            <w:shd w:fill="F8FAFC"/>
+            <w:tcBorders>
+              <w:top w:val="single" w:sz="4" w:color="D7E0EA" w:space="0"/>
+              <w:left w:val="single" w:sz="4" w:color="D7E0EA" w:space="0"/>
+              <w:bottom w:val="single" w:sz="4" w:color="D7E0EA" w:space="0"/>
+              <w:right w:val="single" w:sz="4" w:color="D7E0EA" w:space="0"/>
+              <w:insideH w:val="single" w:sz="4" w:color="D7E0EA" w:space="0"/>
+              <w:insideV w:val="single" w:sz="4" w:color="D7E0EA" w:space="0"/>
+            </w:tcBorders>
+            <w:vAlign w:val="top"/>
+          </w:tcPr>
+          <w:p>
+            <w:r>
+              <w:rPr>
+                <w:rFonts w:ascii="Liberation Sans" w:hAnsi="Liberation Sans"/>
+                <w:sz w:val="15"/>
+              </w:rPr>
+              <w:t>Project presentation</w:t>
+            </w:r>
+          </w:p>
+        </w:tc>
+        <w:tc>
+          <w:tcPr>
+            <w:tcW w:type="dxa" w:w="3458"/>
+            <w:shd w:fill="F8FAFC"/>
+            <w:tcBorders>
+              <w:top w:val="single" w:sz="4" w:color="D7E0EA" w:space="0"/>
+              <w:left w:val="single" w:sz="4" w:color="D7E0EA" w:space="0"/>
+              <w:bottom w:val="single" w:sz="4" w:color="D7E0EA" w:space="0"/>
+              <w:right w:val="single" w:sz="4" w:color="D7E0EA" w:space="0"/>
+              <w:insideH w:val="single" w:sz="4" w:color="D7E0EA" w:space="0"/>
+              <w:insideV w:val="single" w:sz="4" w:color="D7E0EA" w:space="0"/>
+            </w:tcBorders>
+            <w:vAlign w:val="top"/>
+          </w:tcPr>
+          <w:p>
+            <w:r>
+              <w:rPr>
+                <w:rFonts w:ascii="Liberation Sans" w:hAnsi="Liberation Sans"/>
+                <w:sz w:val="15"/>
+              </w:rPr>
+              <w:t>src/pages/ClientFacingPages.jsx and src/components/ProjectsSection.new.jsx</w:t>
+            </w:r>
+          </w:p>
+        </w:tc>
+        <w:tc>
+          <w:tcPr>
+            <w:tcW w:type="dxa" w:w="4422"/>
+            <w:shd w:fill="F8FAFC"/>
+            <w:tcBorders>
+              <w:top w:val="single" w:sz="4" w:color="D7E0EA" w:space="0"/>
+              <w:left w:val="single" w:sz="4" w:color="D7E0EA" w:space="0"/>
+              <w:bottom w:val="single" w:sz="4" w:color="D7E0EA" w:space="0"/>
+              <w:right w:val="single" w:sz="4" w:color="D7E0EA" w:space="0"/>
+              <w:insideH w:val="single" w:sz="4" w:color="D7E0EA" w:space="0"/>
+              <w:insideV w:val="single" w:sz="4" w:color="D7E0EA" w:space="0"/>
+            </w:tcBorders>
+            <w:vAlign w:val="top"/>
+          </w:tcPr>
+          <w:p>
+            <w:r>
+              <w:rPr>
+                <w:rFonts w:ascii="Liberation Sans" w:hAnsi="Liberation Sans"/>
+                <w:sz w:val="15"/>
+              </w:rPr>
+              <w:t>Renders project content and the review section on the public Projects page. Confirm current imports before editing.</w:t>
+            </w:r>
+          </w:p>
+        </w:tc>
+      </w:tr>
+      <w:tr>
+        <w:trPr>
+          <w:cantSplit/>
+        </w:trPr>
+        <w:tc>
+          <w:tcPr>
+            <w:tcW w:type="dxa" w:w="2041"/>
+            <w:shd w:fill="FFFFFF"/>
+            <w:tcBorders>
+              <w:top w:val="single" w:sz="4" w:color="D7E0EA" w:space="0"/>
+              <w:left w:val="single" w:sz="4" w:color="D7E0EA" w:space="0"/>
+              <w:bottom w:val="single" w:sz="4" w:color="D7E0EA" w:space="0"/>
+              <w:right w:val="single" w:sz="4" w:color="D7E0EA" w:space="0"/>
+              <w:insideH w:val="single" w:sz="4" w:color="D7E0EA" w:space="0"/>
+              <w:insideV w:val="single" w:sz="4" w:color="D7E0EA" w:space="0"/>
+            </w:tcBorders>
+            <w:vAlign w:val="top"/>
+          </w:tcPr>
+          <w:p>
+            <w:r>
+              <w:rPr>
+                <w:rFonts w:ascii="Liberation Sans" w:hAnsi="Liberation Sans"/>
+                <w:sz w:val="15"/>
+              </w:rPr>
+              <w:t>Admin review</w:t>
+            </w:r>
+          </w:p>
+        </w:tc>
+        <w:tc>
+          <w:tcPr>
+            <w:tcW w:type="dxa" w:w="3458"/>
+            <w:shd w:fill="FFFFFF"/>
+            <w:tcBorders>
+              <w:top w:val="single" w:sz="4" w:color="D7E0EA" w:space="0"/>
+              <w:left w:val="single" w:sz="4" w:color="D7E0EA" w:space="0"/>
+              <w:bottom w:val="single" w:sz="4" w:color="D7E0EA" w:space="0"/>
+              <w:right w:val="single" w:sz="4" w:color="D7E0EA" w:space="0"/>
+              <w:insideH w:val="single" w:sz="4" w:color="D7E0EA" w:space="0"/>
+              <w:insideV w:val="single" w:sz="4" w:color="D7E0EA" w:space="0"/>
+            </w:tcBorders>
+            <w:vAlign w:val="top"/>
+          </w:tcPr>
+          <w:p>
+            <w:r>
+              <w:rPr>
+                <w:rFonts w:ascii="Liberation Sans" w:hAnsi="Liberation Sans"/>
+                <w:sz w:val="15"/>
+              </w:rPr>
+              <w:t>src/pages/PortalPage.jsx</w:t>
+            </w:r>
+          </w:p>
+        </w:tc>
+        <w:tc>
+          <w:tcPr>
+            <w:tcW w:type="dxa" w:w="4422"/>
+            <w:shd w:fill="FFFFFF"/>
+            <w:tcBorders>
+              <w:top w:val="single" w:sz="4" w:color="D7E0EA" w:space="0"/>
+              <w:left w:val="single" w:sz="4" w:color="D7E0EA" w:space="0"/>
+              <w:bottom w:val="single" w:sz="4" w:color="D7E0EA" w:space="0"/>
+              <w:right w:val="single" w:sz="4" w:color="D7E0EA" w:space="0"/>
+              <w:insideH w:val="single" w:sz="4" w:color="D7E0EA" w:space="0"/>
+              <w:insideV w:val="single" w:sz="4" w:color="D7E0EA" w:space="0"/>
+            </w:tcBorders>
+            <w:vAlign w:val="top"/>
+          </w:tcPr>
+          <w:p>
+            <w:r>
+              <w:rPr>
+                <w:rFonts w:ascii="Liberation Sans" w:hAnsi="Liberation Sans"/>
+                <w:sz w:val="15"/>
+              </w:rPr>
+              <w:t>An administrator can review submissions, approve/publish, reject, return to review or unpublish approved feedback.</w:t>
+            </w:r>
+          </w:p>
+        </w:tc>
+      </w:tr>
+      <w:tr>
+        <w:trPr>
+          <w:cantSplit/>
+        </w:trPr>
+        <w:tc>
+          <w:tcPr>
+            <w:tcW w:type="dxa" w:w="2041"/>
+            <w:shd w:fill="F8FAFC"/>
+            <w:tcBorders>
+              <w:top w:val="single" w:sz="4" w:color="D7E0EA" w:space="0"/>
+              <w:left w:val="single" w:sz="4" w:color="D7E0EA" w:space="0"/>
+              <w:bottom w:val="single" w:sz="4" w:color="D7E0EA" w:space="0"/>
+              <w:right w:val="single" w:sz="4" w:color="D7E0EA" w:space="0"/>
+              <w:insideH w:val="single" w:sz="4" w:color="D7E0EA" w:space="0"/>
+              <w:insideV w:val="single" w:sz="4" w:color="D7E0EA" w:space="0"/>
+            </w:tcBorders>
+            <w:vAlign w:val="top"/>
+          </w:tcPr>
+          <w:p>
+            <w:r>
+              <w:rPr>
+                <w:rFonts w:ascii="Liberation Sans" w:hAnsi="Liberation Sans"/>
+                <w:sz w:val="15"/>
+              </w:rPr>
+              <w:t>Database rules</w:t>
+            </w:r>
+          </w:p>
+        </w:tc>
+        <w:tc>
+          <w:tcPr>
+            <w:tcW w:type="dxa" w:w="3458"/>
+            <w:shd w:fill="F8FAFC"/>
+            <w:tcBorders>
+              <w:top w:val="single" w:sz="4" w:color="D7E0EA" w:space="0"/>
+              <w:left w:val="single" w:sz="4" w:color="D7E0EA" w:space="0"/>
+              <w:bottom w:val="single" w:sz="4" w:color="D7E0EA" w:space="0"/>
+              <w:right w:val="single" w:sz="4" w:color="D7E0EA" w:space="0"/>
+              <w:insideH w:val="single" w:sz="4" w:color="D7E0EA" w:space="0"/>
+              <w:insideV w:val="single" w:sz="4" w:color="D7E0EA" w:space="0"/>
+            </w:tcBorders>
+            <w:vAlign w:val="top"/>
+          </w:tcPr>
+          <w:p>
+            <w:r>
+              <w:rPr>
+                <w:rFonts w:ascii="Liberation Sans" w:hAnsi="Liberation Sans"/>
+                <w:sz w:val="15"/>
+              </w:rPr>
+              <w:t>supabase/migrations/20261020164433_create_testimonial_moderation.sql</w:t>
+            </w:r>
+          </w:p>
+        </w:tc>
+        <w:tc>
+          <w:tcPr>
+            <w:tcW w:type="dxa" w:w="4422"/>
+            <w:shd w:fill="F8FAFC"/>
+            <w:tcBorders>
+              <w:top w:val="single" w:sz="4" w:color="D7E0EA" w:space="0"/>
+              <w:left w:val="single" w:sz="4" w:color="D7E0EA" w:space="0"/>
+              <w:bottom w:val="single" w:sz="4" w:color="D7E0EA" w:space="0"/>
+              <w:right w:val="single" w:sz="4" w:color="D7E0EA" w:space="0"/>
+              <w:insideH w:val="single" w:sz="4" w:color="D7E0EA" w:space="0"/>
+              <w:insideV w:val="single" w:sz="4" w:color="D7E0EA" w:space="0"/>
+            </w:tcBorders>
+            <w:vAlign w:val="top"/>
+          </w:tcPr>
+          <w:p>
+            <w:r>
+              <w:rPr>
+                <w:rFonts w:ascii="Liberation Sans" w:hAnsi="Liberation Sans"/>
+                <w:sz w:val="15"/>
+              </w:rPr>
+              <w:t>The Eragonova database applies its own testimonials table and Row Level Security rules. Never copy another company’s database credentials or migration blindly.</w:t>
+            </w:r>
+          </w:p>
+        </w:tc>
+      </w:tr>
+    </w:tbl>
+    <w:p>
+      <w:pPr>
+        <w:spacing w:after="0"/>
+      </w:pPr>
+    </w:p>
+    <w:tbl>
+      <w:tblPr>
+        <w:tblW w:type="auto" w:w="0"/>
+        <w:jc w:val="center"/>
+        <w:tblLook w:firstColumn="1" w:firstRow="1" w:lastColumn="0" w:lastRow="0" w:noHBand="0" w:noVBand="1" w:val="04A0"/>
+      </w:tblPr>
+      <w:tblGrid>
+        <w:gridCol w:w="9978"/>
+      </w:tblGrid>
+      <w:tr>
+        <w:trPr>
+          <w:cantSplit/>
+          <w:tblHeader w:val="true"/>
+        </w:trPr>
+        <w:tc>
+          <w:tcPr>
+            <w:tcW w:type="dxa" w:w="9978"/>
+            <w:shd w:fill="ECFDF5"/>
+            <w:tcBorders>
+              <w:top w:val="single" w:sz="4" w:color="CBD5E1" w:space="0"/>
+              <w:left w:val="single" w:sz="4" w:color="CBD5E1" w:space="0"/>
+              <w:bottom w:val="single" w:sz="4" w:color="CBD5E1" w:space="0"/>
+              <w:right w:val="single" w:sz="4" w:color="CBD5E1" w:space="0"/>
+              <w:insideH w:val="single" w:sz="4" w:color="CBD5E1" w:space="0"/>
+              <w:insideV w:val="single" w:sz="4" w:color="CBD5E1" w:space="0"/>
+            </w:tcBorders>
+          </w:tcPr>
+          <w:p>
+            <w:pPr>
+              <w:spacing w:after="0"/>
+            </w:pPr>
+            <w:r>
+              <w:rPr>
+                <w:rFonts w:ascii="Liberation Sans" w:hAnsi="Liberation Sans"/>
+                <w:b/>
+                <w:color w:val="0F172A"/>
+              </w:rPr>
+              <w:t>Publishing rule</w:t>
+              <w:br/>
+            </w:r>
+            <w:r>
+              <w:rPr>
+                <w:rFonts w:ascii="Liberation Sans" w:hAnsi="Liberation Sans"/>
+                <w:color w:val="334155"/>
+              </w:rPr>
+              <w:t>Use real client feedback only. Ask permission to publish the quotation and the client’s name or organisation. Do not create, edit into a false claim, or publish testimonial screenshots without consent. A submission stays unpublished until an administrator approves it.</w:t>
+            </w:r>
+          </w:p>
+        </w:tc>
+      </w:tr>
+    </w:tbl>
+    <w:p>
+      <w:pPr>
+        <w:spacing w:after="0"/>
+      </w:pPr>
+    </w:p>
+    <w:p>
+      <w:pPr>
+        <w:spacing w:after="80"/>
+        <w:ind w:left="312" w:hanging="312"/>
+      </w:pPr>
+      <w:r>
+        <w:rPr>
+          <w:rFonts w:ascii="Liberation Sans" w:hAnsi="Liberation Sans"/>
+          <w:b/>
+        </w:rPr>
+        <w:t xml:space="preserve">1. </w:t>
+      </w:r>
+      <w:r>
+        <w:rPr>
+          <w:rFonts w:ascii="Liberation Sans" w:hAnsi="Liberation Sans"/>
+        </w:rPr>
+        <w:t>Sign in to the Eragonova portal with an authorized administrator account.</w:t>
+      </w:r>
+    </w:p>
+    <w:p>
+      <w:pPr>
+        <w:spacing w:after="80"/>
+        <w:ind w:left="312" w:hanging="312"/>
+      </w:pPr>
+      <w:r>
+        <w:rPr>
+          <w:rFonts w:ascii="Liberation Sans" w:hAnsi="Liberation Sans"/>
+          <w:b/>
+        </w:rPr>
+        <w:t xml:space="preserve">2. </w:t>
+      </w:r>
+      <w:r>
+        <w:rPr>
+          <w:rFonts w:ascii="Liberation Sans" w:hAnsi="Liberation Sans"/>
+        </w:rPr>
+        <w:t>Open the Testimonials or Client Feedback area.</w:t>
+      </w:r>
+    </w:p>
+    <w:p>
+      <w:pPr>
+        <w:spacing w:after="80"/>
+        <w:ind w:left="312" w:hanging="312"/>
+      </w:pPr>
+      <w:r>
+        <w:rPr>
+          <w:rFonts w:ascii="Liberation Sans" w:hAnsi="Liberation Sans"/>
+          <w:b/>
+        </w:rPr>
+        <w:t xml:space="preserve">3. </w:t>
+      </w:r>
+      <w:r>
+        <w:rPr>
+          <w:rFonts w:ascii="Liberation Sans" w:hAnsi="Liberation Sans"/>
+        </w:rPr>
+        <w:t>Read each pending submission and check that publication consent is recorded.</w:t>
+      </w:r>
+    </w:p>
+    <w:p>
+      <w:pPr>
+        <w:spacing w:after="80"/>
+        <w:ind w:left="312" w:hanging="312"/>
+      </w:pPr>
+      <w:r>
+        <w:rPr>
+          <w:rFonts w:ascii="Liberation Sans" w:hAnsi="Liberation Sans"/>
+          <w:b/>
+        </w:rPr>
+        <w:t xml:space="preserve">4. </w:t>
+      </w:r>
+      <w:r>
+        <w:rPr>
+          <w:rFonts w:ascii="Liberation Sans" w:hAnsi="Liberation Sans"/>
+        </w:rPr>
+        <w:t>Approve only genuine feedback that Eragonova has permission to publish. Reject unsuitable submissions; unpublish a previously approved item if permission is withdrawn.</w:t>
+      </w:r>
+    </w:p>
+    <w:p>
+      <w:pPr>
+        <w:spacing w:after="80"/>
+        <w:ind w:left="312" w:hanging="312"/>
+      </w:pPr>
+      <w:r>
+        <w:rPr>
+          <w:rFonts w:ascii="Liberation Sans" w:hAnsi="Liberation Sans"/>
+          <w:b/>
+        </w:rPr>
+        <w:t xml:space="preserve">5. </w:t>
+      </w:r>
+      <w:r>
+        <w:rPr>
+          <w:rFonts w:ascii="Liberation Sans" w:hAnsi="Liberation Sans"/>
+        </w:rPr>
+        <w:t>Confirm the public Projects page displays only the approved item.</w:t>
+      </w:r>
+    </w:p>
+    <w:p>
+      <w:pPr>
+        <w:spacing w:after="120" w:line="269" w:lineRule="auto"/>
+      </w:pPr>
+      <w:r>
+        <w:rPr>
+          <w:rFonts w:ascii="Liberation Sans" w:hAnsi="Liberation Sans"/>
+        </w:rPr>
+        <w:t>Backend project reference: Eragonova Supabase project ref mlhtzglvoyhdpqoqugam. The site uses the public browser key from its environment/configuration; never expose a service-role key. Keep this database separate from Elyra Suite.</w:t>
+      </w:r>
+    </w:p>
+    <w:p>
+      <w:pPr>
+        <w:pStyle w:val="Heading1"/>
+        <w:keepNext/>
+      </w:pPr>
+      <w:r>
+        <w:t>22. Updated Release Checks</w:t>
+      </w:r>
+    </w:p>
+    <w:p>
+      <w:pPr>
+        <w:spacing w:after="120" w:line="269" w:lineRule="auto"/>
+      </w:pPr>
+      <w:r>
+        <w:rPr>
+          <w:rFonts w:ascii="Liberation Sans" w:hAnsi="Liberation Sans"/>
+        </w:rPr>
+        <w:t>Eragonova deploys from main to GitHub Pages. The custom domain eragonova.com is configured by public/CNAME. A successful repository commit does not by itself prove that the public build succeeded.</w:t>
+      </w:r>
+    </w:p>
+    <w:p>
+      <w:pPr>
+        <w:pStyle w:val="ListBullet"/>
+        <w:spacing w:after="60"/>
+      </w:pPr>
+      <w:r>
+        <w:rPr>
+          <w:rFonts w:ascii="Liberation Sans" w:hAnsi="Liberation Sans"/>
+        </w:rPr>
+        <w:t>After a content change, verify the latest Actions deployment finishes successfully.</w:t>
+      </w:r>
+    </w:p>
+    <w:p>
+      <w:pPr>
+        <w:pStyle w:val="ListBullet"/>
+        <w:spacing w:after="60"/>
+      </w:pPr>
+      <w:r>
+        <w:rPr>
+          <w:rFonts w:ascii="Liberation Sans" w:hAnsi="Liberation Sans"/>
+        </w:rPr>
+        <w:t>Check the intended clean URL directly, including /projects/ and /portal/.</w:t>
+      </w:r>
+    </w:p>
+    <w:p>
+      <w:pPr>
+        <w:pStyle w:val="ListBullet"/>
+        <w:spacing w:after="60"/>
+      </w:pPr>
+      <w:r>
+        <w:rPr>
+          <w:rFonts w:ascii="Liberation Sans" w:hAnsi="Liberation Sans"/>
+        </w:rPr>
+        <w:t>Test feedback submission without entering invented client evidence; verify the public list is still limited to approved submissions.</w:t>
+      </w:r>
+    </w:p>
+    <w:p>
+      <w:pPr>
+        <w:pStyle w:val="ListBullet"/>
+        <w:spacing w:after="60"/>
+      </w:pPr>
+      <w:r>
+        <w:rPr>
+          <w:rFonts w:ascii="Liberation Sans" w:hAnsi="Liberation Sans"/>
+        </w:rPr>
+        <w:t>For portal or Supabase changes, verify an authorized administrator can sign in and the role restrictions remain in place.</w:t>
+      </w:r>
+    </w:p>
+    <w:p>
+      <w:pPr>
+        <w:pStyle w:val="ListBullet"/>
+        <w:spacing w:after="60"/>
+      </w:pPr>
+      <w:r>
+        <w:rPr>
+          <w:rFonts w:ascii="Liberation Sans" w:hAnsi="Liberation Sans"/>
+        </w:rPr>
+        <w:t>Keep the handbook and docs/generate_handbook.py aligned when routes, forms, portal capabilities or database behavior change.</w:t>
+      </w:r>
     </w:p>
     <w:sectPr>
       <w:footerReference w:type="default" r:id="rId9"/>
